--- a/Daily Reports/23_09_2026-CBOT Reports.docx
+++ b/Daily Reports/23_09_2026-CBOT Reports.docx
@@ -104,7 +104,7 @@
           <w:color w:val="5C768D"/>
           <w:sz w:val="19"/>
         </w:rPr>
-        <w:t>Cập nhật tự động qua `macro_tracker.py` vào lúc 06:33 ICT ngày 23/09/2026</w:t>
+        <w:t>Cập nhật tự động qua `macro_tracker.py` vào lúc 06:52 ICT ngày 23/09/2026</w:t>
       </w:r>
     </w:p>
     <w:tbl>
@@ -442,7 +442,7 @@
               <w:rPr>
                 <w:b/>
               </w:rPr>
-              <w:t>100.54</w:t>
+              <w:t>100.56</w:t>
             </w:r>
           </w:p>
         </w:tc>
@@ -473,7 +473,7 @@
               <w:rPr>
                 <w:b/>
               </w:rPr>
-              <w:t>+0.11%</w:t>
+              <w:t>+0.13%</w:t>
             </w:r>
           </w:p>
         </w:tc>
@@ -1227,7 +1227,7 @@
         <w:rPr>
           <w:b/>
         </w:rPr>
-        <w:t>`100.54` (+0.11%)</w:t>
+        <w:t>`100.56` (+0.13%)</w:t>
       </w:r>
       <w:r>
         <w:t xml:space="preserve"> | Lúa mì CBOT: </w:t>
@@ -1350,7 +1350,7 @@
           <w:color w:val="5C768D"/>
           <w:sz w:val="19"/>
         </w:rPr>
-        <w:t>Cập nhật tự động lúc 06:33 ICT ngày 23/09/2026 — Nguồn: NOAA, USDA, BOM Australia</w:t>
+        <w:t>Cập nhật tự động lúc 06:52 ICT ngày 23/09/2026 — Nguồn: NOAA, USDA, BOM Australia</w:t>
       </w:r>
     </w:p>
     <w:p>
@@ -3649,7 +3649,7 @@
               <w:rPr>
                 <w:b/>
               </w:rPr>
-              <w:t>537.58 (+1.33)</w:t>
+              <w:t>537.57 (+1.32)</w:t>
             </w:r>
           </w:p>
         </w:tc>
@@ -3897,7 +3897,7 @@
               <w:rPr>
                 <w:b/>
               </w:rPr>
-              <w:t>717.41 (+1.16)</w:t>
+              <w:t>717.40 (+1.15)</w:t>
             </w:r>
           </w:p>
         </w:tc>
@@ -11668,10 +11668,10 @@
         <w:rPr>
           <w:b/>
         </w:rPr>
-        <w:t>`537.58 cents`</w:t>
+        <w:t>`537.57 cents`</w:t>
       </w:r>
       <w:r>
-        <w:t xml:space="preserve"> (+1.33).</w:t>
+        <w:t xml:space="preserve"> (+1.32).</w:t>
       </w:r>
     </w:p>
     <w:p>
@@ -12157,7 +12157,7 @@
               <w:rPr>
                 <w:b/>
               </w:rPr>
-              <w:t>100.54</w:t>
+              <w:t>100.56</w:t>
             </w:r>
           </w:p>
         </w:tc>
@@ -12188,7 +12188,7 @@
               <w:rPr>
                 <w:b/>
               </w:rPr>
-              <w:t>+0.11%</w:t>
+              <w:t>+0.13%</w:t>
             </w:r>
           </w:p>
         </w:tc>
@@ -21849,10 +21849,10 @@
         <w:rPr>
           <w:b/>
         </w:rPr>
-        <w:t>`717.41 cents`</w:t>
+        <w:t>`717.40 cents`</w:t>
       </w:r>
       <w:r>
-        <w:t xml:space="preserve"> (+1.16).</w:t>
+        <w:t xml:space="preserve"> (+1.15).</w:t>
       </w:r>
     </w:p>
     <w:p>
@@ -22339,7 +22339,7 @@
               <w:rPr>
                 <w:b/>
               </w:rPr>
-              <w:t>100.54</w:t>
+              <w:t>100.56</w:t>
             </w:r>
           </w:p>
         </w:tc>
@@ -22370,7 +22370,7 @@
               <w:rPr>
                 <w:b/>
               </w:rPr>
-              <w:t>+0.11%</w:t>
+              <w:t>+0.13%</w:t>
             </w:r>
           </w:p>
         </w:tc>

--- a/Daily Reports/23_09_2026-CBOT Reports.docx
+++ b/Daily Reports/23_09_2026-CBOT Reports.docx
@@ -104,7 +104,7 @@
           <w:color w:val="5C768D"/>
           <w:sz w:val="19"/>
         </w:rPr>
-        <w:t>Cập nhật tự động qua `macro_tracker.py` vào lúc 06:52 ICT ngày 23/09/2026</w:t>
+        <w:t>Cập nhật tự động qua `macro_tracker.py` vào lúc 07:00 ICT ngày 23/09/2026</w:t>
       </w:r>
     </w:p>
     <w:tbl>
@@ -313,7 +313,7 @@
               <w:rPr>
                 <w:b/>
               </w:rPr>
-              <w:t>98.52 / thùng</w:t>
+              <w:t>98.49 / thùng</w:t>
             </w:r>
           </w:p>
         </w:tc>
@@ -344,7 +344,7 @@
               <w:rPr>
                 <w:b/>
               </w:rPr>
-              <w:t>-1.81%</w:t>
+              <w:t>-1.84%</w:t>
             </w:r>
           </w:p>
         </w:tc>
@@ -442,7 +442,7 @@
               <w:rPr>
                 <w:b/>
               </w:rPr>
-              <w:t>100.56</w:t>
+              <w:t>100.55</w:t>
             </w:r>
           </w:p>
         </w:tc>
@@ -473,7 +473,7 @@
               <w:rPr>
                 <w:b/>
               </w:rPr>
-              <w:t>+0.13%</w:t>
+              <w:t>+0.12%</w:t>
             </w:r>
           </w:p>
         </w:tc>
@@ -1218,7 +1218,7 @@
         <w:rPr>
           <w:b/>
         </w:rPr>
-        <w:t>`98.52` (-1.81%)</w:t>
+        <w:t>`98.49` (-1.84%)</w:t>
       </w:r>
       <w:r>
         <w:t xml:space="preserve"> | DXY: </w:t>
@@ -1227,7 +1227,7 @@
         <w:rPr>
           <w:b/>
         </w:rPr>
-        <w:t>`100.56` (+0.13%)</w:t>
+        <w:t>`100.55` (+0.12%)</w:t>
       </w:r>
       <w:r>
         <w:t xml:space="preserve"> | Lúa mì CBOT: </w:t>
@@ -1350,7 +1350,7 @@
           <w:color w:val="5C768D"/>
           <w:sz w:val="19"/>
         </w:rPr>
-        <w:t>Cập nhật tự động lúc 06:52 ICT ngày 23/09/2026 — Nguồn: NOAA, USDA, BOM Australia</w:t>
+        <w:t>Cập nhật tự động lúc 07:00 ICT ngày 23/09/2026 — Nguồn: NOAA, USDA, BOM Australia</w:t>
       </w:r>
     </w:p>
     <w:p>
@@ -3897,7 +3897,7 @@
               <w:rPr>
                 <w:b/>
               </w:rPr>
-              <w:t>717.40 (+1.15)</w:t>
+              <w:t>717.41 (+1.16)</w:t>
             </w:r>
           </w:p>
         </w:tc>
@@ -12034,7 +12034,7 @@
               <w:rPr>
                 <w:b/>
               </w:rPr>
-              <w:t>98.52</w:t>
+              <w:t>98.49</w:t>
             </w:r>
           </w:p>
         </w:tc>
@@ -12065,7 +12065,7 @@
               <w:rPr>
                 <w:b/>
               </w:rPr>
-              <w:t>-1.81%</w:t>
+              <w:t>-1.84%</w:t>
             </w:r>
           </w:p>
         </w:tc>
@@ -12157,7 +12157,7 @@
               <w:rPr>
                 <w:b/>
               </w:rPr>
-              <w:t>100.56</w:t>
+              <w:t>100.55</w:t>
             </w:r>
           </w:p>
         </w:tc>
@@ -12188,7 +12188,7 @@
               <w:rPr>
                 <w:b/>
               </w:rPr>
-              <w:t>+0.13%</w:t>
+              <w:t>+0.12%</w:t>
             </w:r>
           </w:p>
         </w:tc>
@@ -21849,10 +21849,10 @@
         <w:rPr>
           <w:b/>
         </w:rPr>
-        <w:t>`717.40 cents`</w:t>
+        <w:t>`717.41 cents`</w:t>
       </w:r>
       <w:r>
-        <w:t xml:space="preserve"> (+1.15).</w:t>
+        <w:t xml:space="preserve"> (+1.16).</w:t>
       </w:r>
     </w:p>
     <w:p>
@@ -22216,7 +22216,7 @@
               <w:rPr>
                 <w:b/>
               </w:rPr>
-              <w:t>98.52</w:t>
+              <w:t>98.49</w:t>
             </w:r>
           </w:p>
         </w:tc>
@@ -22247,7 +22247,7 @@
               <w:rPr>
                 <w:b/>
               </w:rPr>
-              <w:t>-1.81%</w:t>
+              <w:t>-1.84%</w:t>
             </w:r>
           </w:p>
         </w:tc>
@@ -22339,7 +22339,7 @@
               <w:rPr>
                 <w:b/>
               </w:rPr>
-              <w:t>100.56</w:t>
+              <w:t>100.55</w:t>
             </w:r>
           </w:p>
         </w:tc>
@@ -22370,7 +22370,7 @@
               <w:rPr>
                 <w:b/>
               </w:rPr>
-              <w:t>+0.13%</w:t>
+              <w:t>+0.12%</w:t>
             </w:r>
           </w:p>
         </w:tc>

--- a/Daily Reports/23_09_2026-CBOT Reports.docx
+++ b/Daily Reports/23_09_2026-CBOT Reports.docx
@@ -104,7 +104,7 @@
           <w:color w:val="5C768D"/>
           <w:sz w:val="19"/>
         </w:rPr>
-        <w:t>Cập nhật tự động qua `macro_tracker.py` vào lúc 10:01 ICT ngày 23/09/2026</w:t>
+        <w:t>Cập nhật tự động qua `macro_tracker.py` vào lúc 11:01 ICT ngày 23/09/2026</w:t>
       </w:r>
     </w:p>
     <w:tbl>
@@ -313,7 +313,7 @@
               <w:rPr>
                 <w:b/>
               </w:rPr>
-              <w:t>98.76 / thùng</w:t>
+              <w:t>99.25 / thùng</w:t>
             </w:r>
           </w:p>
         </w:tc>
@@ -344,7 +344,7 @@
               <w:rPr>
                 <w:b/>
               </w:rPr>
-              <w:t>-1.57%</w:t>
+              <w:t>+0.00%</w:t>
             </w:r>
           </w:p>
         </w:tc>
@@ -442,7 +442,7 @@
               <w:rPr>
                 <w:b/>
               </w:rPr>
-              <w:t>100.67</w:t>
+              <w:t>100.70</w:t>
             </w:r>
           </w:p>
         </w:tc>
@@ -473,7 +473,7 @@
               <w:rPr>
                 <w:b/>
               </w:rPr>
-              <w:t>+0.24%</w:t>
+              <w:t>+0.00%</w:t>
             </w:r>
           </w:p>
         </w:tc>
@@ -1197,7 +1197,7 @@
           <w:color w:val="5C768D"/>
           <w:sz w:val="24"/>
         </w:rPr>
-        <w:t>️ CẢNH BÁO LỆCH PHA CƠ HỘI MUA (BULLISH DIVERGENCE DETECTED)</w:t>
+        <w:t>TƯƠNG QUAN VĨ MÔ ỔN ĐỊNH (NORMAL CORRELATION)</w:t>
       </w:r>
     </w:p>
     <w:p>
@@ -1218,7 +1218,7 @@
         <w:rPr>
           <w:b/>
         </w:rPr>
-        <w:t>`98.76` (-1.57%)</w:t>
+        <w:t>`99.25` (+0.00%)</w:t>
       </w:r>
       <w:r>
         <w:t xml:space="preserve"> | DXY: </w:t>
@@ -1227,7 +1227,7 @@
         <w:rPr>
           <w:b/>
         </w:rPr>
-        <w:t>`100.67` (+0.24%)</w:t>
+        <w:t>`100.70` (+0.00%)</w:t>
       </w:r>
       <w:r>
         <w:t xml:space="preserve"> | Lúa mì CBOT: </w:t>
@@ -1236,7 +1236,7 @@
         <w:rPr>
           <w:b/>
         </w:rPr>
-        <w:t>`708.75` (-2.48%)</w:t>
+        <w:t>`717.25` (+0.00%)</w:t>
       </w:r>
       <w:r>
         <w:t>.</w:t>
@@ -1254,41 +1254,7 @@
         <w:t>Biện chứng liên thị trường:</w:t>
       </w:r>
       <w:r>
-        <w:t xml:space="preserve"> Việc dầu thô Brent giảm mạnh (do tin tức giảm căng thẳng Trung Đông) đã kéo theo áp lực bán tháo liên thị trường (cross-commodity </w:t>
-      </w:r>
-      <w:r>
-        <w:rPr>
-          <w:b/>
-          <w:color w:val="B91C1C"/>
-        </w:rPr>
-        <w:t>sell</w:t>
-      </w:r>
-      <w:r>
-        <w:t xml:space="preserve">ing) tự động từ các quỹ đầu cơ. Điều này ép giá Lúa mì giảm theo về vùng hỗ trợ S1 </w:t>
-      </w:r>
-      <w:r>
-        <w:rPr>
-          <w:b/>
-        </w:rPr>
-        <w:t>`706.00 cents`</w:t>
-      </w:r>
-      <w:r>
-        <w:t xml:space="preserve"> (HĐ ZWZ26).</w:t>
-      </w:r>
-    </w:p>
-    <w:p>
-      <w:pPr>
-        <w:pStyle w:val="ListBullet"/>
-        <w:spacing w:before="0" w:after="60"/>
-      </w:pPr>
-      <w:r>
-        <w:rPr>
-          <w:b/>
-        </w:rPr>
-        <w:t>Thực tế cấu trúc nông học:</w:t>
-      </w:r>
-      <w:r>
-        <w:t xml:space="preserve"> Sự sụt giảm địa chính trị này hoàn toàn không thay đổi được thực tế là cung lúa mì toàn cầu đang cực kỳ thắt chặt (Úc sụt giảm 41%, lúa mì Mỹ chất lượng kém đạt 44% Poor/Very Poor).</w:t>
+        <w:t xml:space="preserve"> Liên thị trường giao dịch ổn định, giá lúa mì bám sát các chỉ tiêu cung cầu cơ bản và không có hiện tượng bán tháo chéo quá mức từ nhóm năng lượng.</w:t>
       </w:r>
     </w:p>
     <w:p>
@@ -1303,17 +1269,7 @@
         <w:t>Khuyến nghị chiến lược:</w:t>
       </w:r>
       <w:r>
-        <w:t xml:space="preserve"> Đây là một đợt sụt giảm "lệch pha cơ hội" tuyệt vời do tâm lý ngắn hạn che mờ cung cầu vĩ mô (Asymmetrical Opportunity). Khuyến nghị </w:t>
-      </w:r>
-      <w:r>
-        <w:rPr>
-          <w:b/>
-          <w:color w:val="15803D"/>
-        </w:rPr>
-        <w:t>Canh Mua gom DCA dài hạn quyết liệt quanh vùng biên độ hỗ trợ `677.00 - 706.00 cents` (HĐ ZWZ26)</w:t>
-      </w:r>
-      <w:r>
-        <w:t>, tuyệt đối tránh hoảng loạn bán tháo cắt lỗ.</w:t>
+        <w:t xml:space="preserve"> Tiếp tục duy trì kế hoạch giao dịch trong ngày (Intraday) và đánh biên (Swing) theo cản kỹ thuật đã hoạch định.</w:t>
       </w:r>
     </w:p>
     <w:p>
@@ -1350,7 +1306,7 @@
           <w:color w:val="5C768D"/>
           <w:sz w:val="19"/>
         </w:rPr>
-        <w:t>Cập nhật tự động lúc 10:01 ICT ngày 23/09/2026 — Nguồn: NOAA, USDA, BOM Australia</w:t>
+        <w:t>Cập nhật tự động lúc 11:01 ICT ngày 23/09/2026 — Nguồn: NOAA, USDA, BOM Australia</w:t>
       </w:r>
     </w:p>
     <w:p>
@@ -3649,7 +3605,7 @@
               <w:rPr>
                 <w:b/>
               </w:rPr>
-              <w:t>534.07 (+1.57)</w:t>
+              <w:t>534.57 (+2.07)</w:t>
             </w:r>
           </w:p>
         </w:tc>
@@ -3677,7 +3633,7 @@
             </w:pPr>
             <w:r/>
             <w:r>
-              <w:t>Bullish (537.59 &gt; 536.74)</w:t>
+              <w:t>Bullish (537.89 &gt; 535.10)</w:t>
             </w:r>
           </w:p>
         </w:tc>
@@ -3705,7 +3661,7 @@
             </w:pPr>
             <w:r/>
             <w:r>
-              <w:t>1.00 cents</w:t>
+              <w:t>0.00 cents</w:t>
             </w:r>
           </w:p>
         </w:tc>
@@ -3866,7 +3822,7 @@
               <w:rPr>
                 <w:b/>
               </w:rPr>
-              <w:t>708.75</w:t>
+              <w:t>708.50</w:t>
             </w:r>
           </w:p>
         </w:tc>
@@ -3897,7 +3853,7 @@
               <w:rPr>
                 <w:b/>
               </w:rPr>
-              <w:t>712.25 (+3.50)</w:t>
+              <w:t>713.89 (+5.39)</w:t>
             </w:r>
           </w:p>
         </w:tc>
@@ -3925,7 +3881,7 @@
             </w:pPr>
             <w:r/>
             <w:r>
-              <w:t>Bearish (718.31 &lt; 721.16)</w:t>
+              <w:t>Bearish (723.23 &lt; 723.82)</w:t>
             </w:r>
           </w:p>
         </w:tc>
@@ -3953,7 +3909,7 @@
             </w:pPr>
             <w:r/>
             <w:r>
-              <w:t>2.00 cents</w:t>
+              <w:t>0.00 cents</w:t>
             </w:r>
           </w:p>
         </w:tc>
@@ -4391,7 +4347,7 @@
                 <w:b/>
                 <w:color w:val="15803D"/>
               </w:rPr>
-              <w:t>530.75 - 537.59 cents (Canh mua vùng hỗ trợ)</w:t>
+              <w:t>530.75 - 537.89 cents (Canh mua vùng hỗ trợ)</w:t>
             </w:r>
           </w:p>
         </w:tc>
@@ -4422,7 +4378,7 @@
               <w:rPr>
                 <w:b/>
               </w:rPr>
-              <w:t>482.82 cents (Dưới cản S2 + 1.5x ATR)</w:t>
+              <w:t>484.02 cents (Dưới cản S2 + 1.5x ATR)</w:t>
             </w:r>
           </w:p>
         </w:tc>
@@ -4458,7 +4414,7 @@
                 <w:color w:val="D97706"/>
                 <w:sz w:val="19"/>
               </w:rPr>
-              <w:t xml:space="preserve"> 533.75 cents </w:t>
+              <w:t xml:space="preserve"> 534.50 cents </w:t>
             </w:r>
             <w:r>
               <w:t xml:space="preserve"> / TP2: </w:t>
@@ -4634,7 +4590,7 @@
               <w:rPr>
                 <w:b/>
               </w:rPr>
-              <w:t>483.96 cents (Chống quét SL tuyệt đối)</w:t>
+              <w:t>485.60 cents (Chống quét SL tuyệt đối)</w:t>
             </w:r>
           </w:p>
         </w:tc>
@@ -4796,7 +4752,7 @@
               <w:rPr>
                 <w:b/>
               </w:rPr>
-              <w:t>533.75 - 535.25 cents</w:t>
+              <w:t>534.50 - 536.00 cents</w:t>
             </w:r>
           </w:p>
         </w:tc>
@@ -4827,7 +4783,7 @@
               <w:rPr>
                 <w:b/>
               </w:rPr>
-              <w:t>536.04 cents</w:t>
+              <w:t>537.65 cents</w:t>
             </w:r>
           </w:p>
         </w:tc>
@@ -4858,7 +4814,7 @@
               <w:rPr>
                 <w:b/>
               </w:rPr>
-              <w:t>487.25 cents</w:t>
+              <w:t>489.75 cents</w:t>
             </w:r>
           </w:p>
         </w:tc>
@@ -4989,7 +4945,7 @@
               <w:rPr>
                 <w:b/>
               </w:rPr>
-              <w:t>477.09 - 486.25 cents</w:t>
+              <w:t>476.14 - 488.75 cents</w:t>
             </w:r>
           </w:p>
         </w:tc>
@@ -5170,7 +5126,7 @@
                 <w:b/>
                 <w:color w:val="B91C1C"/>
               </w:rPr>
-              <w:t>718.31 - 721.16 cents (Canh bán hồi kỹ thuật H1)</w:t>
+              <w:t>723.23 - 723.82 cents (Canh bán hồi kỹ thuật H1)</w:t>
             </w:r>
           </w:p>
         </w:tc>
@@ -5201,7 +5157,7 @@
               <w:rPr>
                 <w:b/>
               </w:rPr>
-              <w:t>800.77 cents (Trên kháng cự R2 + 1.5x ATR)</w:t>
+              <w:t>803.53 cents (Trên kháng cự R2 + 1.5x ATR)</w:t>
             </w:r>
           </w:p>
         </w:tc>
@@ -5237,7 +5193,7 @@
                 <w:color w:val="D97706"/>
                 <w:sz w:val="19"/>
               </w:rPr>
-              <w:t xml:space="preserve"> 706.00 cents </w:t>
+              <w:t xml:space="preserve"> 698.50 cents </w:t>
             </w:r>
             <w:r>
               <w:t xml:space="preserve"> / TP2: </w:t>
@@ -5248,7 +5204,7 @@
                 <w:color w:val="D97706"/>
                 <w:sz w:val="19"/>
               </w:rPr>
-              <w:t xml:space="preserve"> 677.00 cents </w:t>
+              <w:t xml:space="preserve"> 680.25 cents </w:t>
             </w:r>
           </w:p>
         </w:tc>
@@ -5379,7 +5335,7 @@
               <w:rPr>
                 <w:b/>
               </w:rPr>
-              <w:t>704.00 - 706.00 cents</w:t>
+              <w:t>696.50 - 698.50 cents</w:t>
             </w:r>
           </w:p>
         </w:tc>
@@ -5410,7 +5366,7 @@
               <w:rPr>
                 <w:b/>
               </w:rPr>
-              <w:t>673.16 cents</w:t>
+              <w:t>674.56 cents</w:t>
             </w:r>
           </w:p>
         </w:tc>
@@ -5603,7 +5559,7 @@
               <w:rPr>
                 <w:b/>
               </w:rPr>
-              <w:t>717.09 cents</w:t>
+              <w:t>718.94 cents</w:t>
             </w:r>
           </w:p>
         </w:tc>
@@ -5634,7 +5590,7 @@
               <w:rPr>
                 <w:b/>
               </w:rPr>
-              <w:t>677.00 cents (Thuận xu hướng giảm ngắn hạn)</w:t>
+              <w:t>680.25 cents (Thuận xu hướng giảm ngắn hạn)</w:t>
             </w:r>
           </w:p>
         </w:tc>
@@ -5765,7 +5721,7 @@
               <w:rPr>
                 <w:b/>
               </w:rPr>
-              <w:t>661.63 - 677.00 cents</w:t>
+              <w:t>657.51 - 680.25 cents</w:t>
             </w:r>
           </w:p>
         </w:tc>
@@ -11668,10 +11624,10 @@
         <w:rPr>
           <w:b/>
         </w:rPr>
-        <w:t>`534.07 cents`</w:t>
+        <w:t>`534.57 cents`</w:t>
       </w:r>
       <w:r>
-        <w:t xml:space="preserve"> (+1.57).</w:t>
+        <w:t xml:space="preserve"> (+2.07).</w:t>
       </w:r>
     </w:p>
     <w:p>
@@ -11692,7 +11648,7 @@
         <w:rPr>
           <w:b/>
         </w:rPr>
-        <w:t>`18,588`</w:t>
+        <w:t>`247,541`</w:t>
       </w:r>
       <w:r>
         <w:t xml:space="preserve"> (Chênh lệch: </w:t>
@@ -11701,7 +11657,7 @@
         <w:rPr>
           <w:b/>
         </w:rPr>
-        <w:t>`-228,953`</w:t>
+        <w:t>`+0`</w:t>
       </w:r>
       <w:r>
         <w:t xml:space="preserve">) | OI: </w:t>
@@ -12035,7 +11991,7 @@
               <w:rPr>
                 <w:b/>
               </w:rPr>
-              <w:t>98.76</w:t>
+              <w:t>99.25</w:t>
             </w:r>
           </w:p>
         </w:tc>
@@ -12066,7 +12022,7 @@
               <w:rPr>
                 <w:b/>
               </w:rPr>
-              <w:t>-1.57%</w:t>
+              <w:t>+0.00%</w:t>
             </w:r>
           </w:p>
         </w:tc>
@@ -12094,7 +12050,7 @@
             </w:pPr>
             <w:r/>
             <w:r>
-              <w:t>Giá dầu Giảm làm giảm biên lợi nhuận pha chế Ethanol, tạo sức ép lên nhu cầu ngô.</w:t>
+              <w:t>Giá dầu Tăng hỗ trợ biên lợi nhuận pha chế Ethanol, kéo theo nhu cầu ngô tích cực.</w:t>
             </w:r>
           </w:p>
         </w:tc>
@@ -12158,7 +12114,7 @@
               <w:rPr>
                 <w:b/>
               </w:rPr>
-              <w:t>100.67</w:t>
+              <w:t>100.70</w:t>
             </w:r>
           </w:p>
         </w:tc>
@@ -12189,7 +12145,7 @@
               <w:rPr>
                 <w:b/>
               </w:rPr>
-              <w:t>+0.24%</w:t>
+              <w:t>+0.00%</w:t>
             </w:r>
           </w:p>
         </w:tc>
@@ -12793,7 +12749,7 @@
         <w:t xml:space="preserve"> EMA_21 </w:t>
       </w:r>
       <w:r>
-        <w:t xml:space="preserve"> (537.59) &gt; </w:t>
+        <w:t xml:space="preserve"> (537.89) &gt; </w:t>
       </w:r>
       <w:r>
         <w:rPr>
@@ -12804,7 +12760,7 @@
         <w:t xml:space="preserve"> EMA_50 </w:t>
       </w:r>
       <w:r>
-        <w:t xml:space="preserve"> (536.74).</w:t>
+        <w:t xml:space="preserve"> (535.10).</w:t>
       </w:r>
     </w:p>
     <w:p>
@@ -12825,7 +12781,7 @@
         <w:rPr>
           <w:b/>
         </w:rPr>
-        <w:t>`32.55`</w:t>
+        <w:t>`39.10`</w:t>
       </w:r>
       <w:r>
         <w:t xml:space="preserve"> | ATR (14) = </w:t>
@@ -12834,7 +12790,7 @@
         <w:rPr>
           <w:b/>
         </w:rPr>
-        <w:t>`2.29`</w:t>
+        <w:t>`3.15`</w:t>
       </w:r>
       <w:r>
         <w:t xml:space="preserve"> cents | Volatility = </w:t>
@@ -12843,7 +12799,7 @@
         <w:rPr>
           <w:b/>
         </w:rPr>
-        <w:t>`1.00 cents`</w:t>
+        <w:t>`0.00 cents`</w:t>
       </w:r>
       <w:r>
         <w:t>.</w:t>
@@ -12876,7 +12832,7 @@
         <w:rPr>
           <w:b/>
         </w:rPr>
-        <w:t>`486.25`</w:t>
+        <w:t>`488.75`</w:t>
       </w:r>
       <w:r>
         <w:t xml:space="preserve"> || Kháng cự R1: </w:t>
@@ -12885,7 +12841,7 @@
         <w:rPr>
           <w:b/>
         </w:rPr>
-        <w:t>`533.75`</w:t>
+        <w:t>`534.50`</w:t>
       </w:r>
       <w:r>
         <w:t xml:space="preserve"> | R2: </w:t>
@@ -13628,7 +13584,7 @@
           <w:b/>
           <w:color w:val="15803D"/>
         </w:rPr>
-        <w:t>`530.75 - 537.59 cents (Canh mua vùng hỗ trợ)`</w:t>
+        <w:t>`530.75 - 537.89 cents (Canh mua vùng hỗ trợ)`</w:t>
       </w:r>
       <w:r>
         <w:t xml:space="preserve"> | SL: </w:t>
@@ -13637,7 +13593,7 @@
         <w:rPr>
           <w:b/>
         </w:rPr>
-        <w:t>`482.82 cents (Dưới cản S2 + 1.5x ATR)`</w:t>
+        <w:t>`484.02 cents (Dưới cản S2 + 1.5x ATR)`</w:t>
       </w:r>
       <w:r>
         <w:t xml:space="preserve"> | TP: </w:t>
@@ -13648,7 +13604,7 @@
           <w:color w:val="D97706"/>
           <w:sz w:val="19"/>
         </w:rPr>
-        <w:t xml:space="preserve"> 533.75 cents </w:t>
+        <w:t xml:space="preserve"> 534.50 cents </w:t>
       </w:r>
       <w:r>
         <w:t xml:space="preserve"> / </w:t>
@@ -13708,7 +13664,7 @@
         <w:rPr>
           <w:b/>
         </w:rPr>
-        <w:t>`483.96 cents (Chống quét SL tuyệt đối)`</w:t>
+        <w:t>`485.60 cents (Chống quét SL tuyệt đối)`</w:t>
       </w:r>
       <w:r>
         <w:t xml:space="preserve"> | TP: </w:t>
@@ -13745,7 +13701,7 @@
         <w:rPr>
           <w:b/>
         </w:rPr>
-        <w:t>`533.75 - 535.25 cents`</w:t>
+        <w:t>`534.50 - 536.00 cents`</w:t>
       </w:r>
       <w:r>
         <w:t xml:space="preserve"> | SL: </w:t>
@@ -13754,7 +13710,7 @@
         <w:rPr>
           <w:b/>
         </w:rPr>
-        <w:t>`536.04 cents`</w:t>
+        <w:t>`537.65 cents`</w:t>
       </w:r>
       <w:r>
         <w:t xml:space="preserve"> | TP: </w:t>
@@ -13763,7 +13719,7 @@
         <w:rPr>
           <w:b/>
         </w:rPr>
-        <w:t>`487.25 cents`</w:t>
+        <w:t>`489.75 cents`</w:t>
       </w:r>
       <w:r>
         <w:t>.</w:t>
@@ -13803,7 +13759,7 @@
         <w:rPr>
           <w:b/>
         </w:rPr>
-        <w:t>`477.09 - 486.25 cents`</w:t>
+        <w:t>`476.14 - 488.75 cents`</w:t>
       </w:r>
     </w:p>
     <w:p>
@@ -21835,7 +21791,7 @@
         <w:t>Giá Chốt Phiên (Close):</w:t>
       </w:r>
       <w:r>
-        <w:t xml:space="preserve"> 708.75 cents | </w:t>
+        <w:t xml:space="preserve"> 708.50 cents | </w:t>
       </w:r>
       <w:r>
         <w:rPr>
@@ -21850,10 +21806,10 @@
         <w:rPr>
           <w:b/>
         </w:rPr>
-        <w:t>`712.25 cents`</w:t>
+        <w:t>`713.89 cents`</w:t>
       </w:r>
       <w:r>
-        <w:t xml:space="preserve"> (+3.50).</w:t>
+        <w:t xml:space="preserve"> (+5.39).</w:t>
       </w:r>
     </w:p>
     <w:p>
@@ -21874,7 +21830,7 @@
         <w:rPr>
           <w:b/>
         </w:rPr>
-        <w:t>`4,969`</w:t>
+        <w:t>`60,641`</w:t>
       </w:r>
       <w:r>
         <w:t xml:space="preserve"> (Chênh lệch: </w:t>
@@ -21883,7 +21839,7 @@
         <w:rPr>
           <w:b/>
         </w:rPr>
-        <w:t>`-55,672`</w:t>
+        <w:t>`+0`</w:t>
       </w:r>
       <w:r>
         <w:t xml:space="preserve">) | OI: </w:t>
@@ -21925,7 +21881,7 @@
         <w:rPr>
           <w:b/>
         </w:rPr>
-        <w:t>`Không phát hiện mô hình nến đặc biệt`</w:t>
+        <w:t>`Doji (Nến lưỡng lự thế trận)`</w:t>
       </w:r>
     </w:p>
     <w:p>
@@ -22216,7 +22172,7 @@
               <w:rPr>
                 <w:b/>
               </w:rPr>
-              <w:t>98.76</w:t>
+              <w:t>99.25</w:t>
             </w:r>
           </w:p>
         </w:tc>
@@ -22247,7 +22203,7 @@
               <w:rPr>
                 <w:b/>
               </w:rPr>
-              <w:t>-1.57%</w:t>
+              <w:t>+0.00%</w:t>
             </w:r>
           </w:p>
         </w:tc>
@@ -22275,7 +22231,7 @@
             </w:pPr>
             <w:r/>
             <w:r>
-              <w:t>Giá dầu Giảm giảm bớt premium rủi ro địa chính trị, tạo áp lực chốt lời lúa mì.</w:t>
+              <w:t>Giá dầu Tăng tăng premium rủi ro địa chính trị và logistics Biển Đen, hỗ trợ giá lúa mì.</w:t>
             </w:r>
           </w:p>
         </w:tc>
@@ -22339,7 +22295,7 @@
               <w:rPr>
                 <w:b/>
               </w:rPr>
-              <w:t>100.67</w:t>
+              <w:t>100.70</w:t>
             </w:r>
           </w:p>
         </w:tc>
@@ -22370,7 +22326,7 @@
               <w:rPr>
                 <w:b/>
               </w:rPr>
-              <w:t>+0.24%</w:t>
+              <w:t>+0.00%</w:t>
             </w:r>
           </w:p>
         </w:tc>
@@ -22974,7 +22930,7 @@
         <w:t xml:space="preserve"> EMA_21 </w:t>
       </w:r>
       <w:r>
-        <w:t xml:space="preserve"> (718.31) &lt; </w:t>
+        <w:t xml:space="preserve"> (723.23) &lt; </w:t>
       </w:r>
       <w:r>
         <w:rPr>
@@ -22985,7 +22941,7 @@
         <w:t xml:space="preserve"> EMA_50 </w:t>
       </w:r>
       <w:r>
-        <w:t xml:space="preserve"> (721.16).</w:t>
+        <w:t xml:space="preserve"> (723.82).</w:t>
       </w:r>
     </w:p>
     <w:p>
@@ -23006,7 +22962,7 @@
         <w:rPr>
           <w:b/>
         </w:rPr>
-        <w:t>`28.06`</w:t>
+        <w:t>`29.30`</w:t>
       </w:r>
       <w:r>
         <w:t xml:space="preserve"> | ATR (14) = </w:t>
@@ -23015,7 +22971,7 @@
         <w:rPr>
           <w:b/>
         </w:rPr>
-        <w:t>`3.84`</w:t>
+        <w:t>`5.69`</w:t>
       </w:r>
       <w:r>
         <w:t xml:space="preserve"> cents | Volatility = </w:t>
@@ -23024,7 +22980,7 @@
         <w:rPr>
           <w:b/>
         </w:rPr>
-        <w:t>`2.00 cents`</w:t>
+        <w:t>`0.00 cents`</w:t>
       </w:r>
       <w:r>
         <w:t>.</w:t>
@@ -23048,7 +23004,7 @@
         <w:rPr>
           <w:b/>
         </w:rPr>
-        <w:t>`706.00`</w:t>
+        <w:t>`698.50`</w:t>
       </w:r>
       <w:r>
         <w:t xml:space="preserve"> | S2: </w:t>
@@ -23057,7 +23013,7 @@
         <w:rPr>
           <w:b/>
         </w:rPr>
-        <w:t>`677.00`</w:t>
+        <w:t>`680.25`</w:t>
       </w:r>
       <w:r>
         <w:t xml:space="preserve"> || Kháng cự R1: </w:t>
@@ -23799,7 +23755,7 @@
           <w:b/>
           <w:color w:val="B91C1C"/>
         </w:rPr>
-        <w:t>`718.31 - 721.16 cents (Canh bán hồi kỹ thuật H1)`</w:t>
+        <w:t>`723.23 - 723.82 cents (Canh bán hồi kỹ thuật H1)`</w:t>
       </w:r>
       <w:r>
         <w:t xml:space="preserve"> | SL: </w:t>
@@ -23808,7 +23764,7 @@
         <w:rPr>
           <w:b/>
         </w:rPr>
-        <w:t>`800.77 cents (Trên kháng cự R2 + 1.5x ATR)`</w:t>
+        <w:t>`803.53 cents (Trên kháng cự R2 + 1.5x ATR)`</w:t>
       </w:r>
       <w:r>
         <w:t xml:space="preserve"> | TP: </w:t>
@@ -23819,7 +23775,7 @@
           <w:color w:val="D97706"/>
           <w:sz w:val="19"/>
         </w:rPr>
-        <w:t xml:space="preserve"> 706.00 cents </w:t>
+        <w:t xml:space="preserve"> 698.50 cents </w:t>
       </w:r>
       <w:r>
         <w:t xml:space="preserve"> / </w:t>
@@ -23830,7 +23786,7 @@
           <w:color w:val="D97706"/>
           <w:sz w:val="19"/>
         </w:rPr>
-        <w:t xml:space="preserve"> 677.00 cents </w:t>
+        <w:t xml:space="preserve"> 680.25 cents </w:t>
       </w:r>
       <w:r>
         <w:t>.</w:t>
@@ -23870,7 +23826,7 @@
         <w:rPr>
           <w:b/>
         </w:rPr>
-        <w:t>`704.00 - 706.00 cents`</w:t>
+        <w:t>`696.50 - 698.50 cents`</w:t>
       </w:r>
       <w:r>
         <w:t xml:space="preserve"> | SL: </w:t>
@@ -23879,7 +23835,7 @@
         <w:rPr>
           <w:b/>
         </w:rPr>
-        <w:t>`673.16 cents`</w:t>
+        <w:t>`674.56 cents`</w:t>
       </w:r>
       <w:r>
         <w:t xml:space="preserve"> | TP: </w:t>
@@ -23925,7 +23881,7 @@
         <w:rPr>
           <w:b/>
         </w:rPr>
-        <w:t>`717.09 cents`</w:t>
+        <w:t>`718.94 cents`</w:t>
       </w:r>
       <w:r>
         <w:t xml:space="preserve"> | TP: </w:t>
@@ -23934,7 +23890,7 @@
         <w:rPr>
           <w:b/>
         </w:rPr>
-        <w:t>`677.00 cents (Thuận xu hướng giảm ngắn hạn)`</w:t>
+        <w:t>`680.25 cents (Thuận xu hướng giảm ngắn hạn)`</w:t>
       </w:r>
       <w:r>
         <w:t>.</w:t>
@@ -23974,7 +23930,7 @@
         <w:rPr>
           <w:b/>
         </w:rPr>
-        <w:t>`661.63 - 677.00 cents`</w:t>
+        <w:t>`657.51 - 680.25 cents`</w:t>
       </w:r>
     </w:p>
     <w:p>
@@ -24381,7 +24337,7 @@
             </w:pPr>
             <w:r/>
             <w:r>
-              <w:t>708.75</w:t>
+              <w:t>708.50</w:t>
             </w:r>
           </w:p>
         </w:tc>
@@ -24409,7 +24365,7 @@
             </w:pPr>
             <w:r/>
             <w:r>
-              <w:t>720.00</w:t>
+              <w:t>719.75</w:t>
             </w:r>
           </w:p>
         </w:tc>
@@ -24437,7 +24393,7 @@
             </w:pPr>
             <w:r/>
             <w:r>
-              <w:t>703.25</w:t>
+              <w:t>703.00</w:t>
             </w:r>
           </w:p>
         </w:tc>
@@ -24468,7 +24424,7 @@
               <w:rPr>
                 <w:b/>
               </w:rPr>
-              <w:t>708.00</w:t>
+              <w:t>707.75</w:t>
             </w:r>
           </w:p>
         </w:tc>
@@ -24616,7 +24572,7 @@
             </w:pPr>
             <w:r/>
             <w:r>
-              <w:t>708.00</w:t>
+              <w:t>707.75</w:t>
             </w:r>
           </w:p>
         </w:tc>
@@ -24644,7 +24600,7 @@
             </w:pPr>
             <w:r/>
             <w:r>
-              <w:t>715.50</w:t>
+              <w:t>715.25</w:t>
             </w:r>
           </w:p>
         </w:tc>
@@ -24672,7 +24628,7 @@
             </w:pPr>
             <w:r/>
             <w:r>
-              <w:t>702.00</w:t>
+              <w:t>701.75</w:t>
             </w:r>
           </w:p>
         </w:tc>
@@ -24703,7 +24659,7 @@
               <w:rPr>
                 <w:b/>
               </w:rPr>
-              <w:t>707.50</w:t>
+              <w:t>707.25</w:t>
             </w:r>
           </w:p>
         </w:tc>
@@ -24851,7 +24807,7 @@
             </w:pPr>
             <w:r/>
             <w:r>
-              <w:t>707.50</w:t>
+              <w:t>707.25</w:t>
             </w:r>
           </w:p>
         </w:tc>
@@ -24879,7 +24835,7 @@
             </w:pPr>
             <w:r/>
             <w:r>
-              <w:t>721.25</w:t>
+              <w:t>721.00</w:t>
             </w:r>
           </w:p>
         </w:tc>
@@ -24907,7 +24863,7 @@
             </w:pPr>
             <w:r/>
             <w:r>
-              <w:t>692.75</w:t>
+              <w:t>692.50</w:t>
             </w:r>
           </w:p>
         </w:tc>
@@ -24938,7 +24894,7 @@
               <w:rPr>
                 <w:b/>
               </w:rPr>
-              <w:t>709.50</w:t>
+              <w:t>709.25</w:t>
             </w:r>
           </w:p>
         </w:tc>
@@ -25086,7 +25042,7 @@
             </w:pPr>
             <w:r/>
             <w:r>
-              <w:t>709.50</w:t>
+              <w:t>709.25</w:t>
             </w:r>
           </w:p>
         </w:tc>
@@ -25114,7 +25070,7 @@
             </w:pPr>
             <w:r/>
             <w:r>
-              <w:t>722.75</w:t>
+              <w:t>722.50</w:t>
             </w:r>
           </w:p>
         </w:tc>
@@ -25142,7 +25098,7 @@
             </w:pPr>
             <w:r/>
             <w:r>
-              <w:t>701.25</w:t>
+              <w:t>701.00</w:t>
             </w:r>
           </w:p>
         </w:tc>
@@ -25173,7 +25129,7 @@
               <w:rPr>
                 <w:b/>
               </w:rPr>
-              <w:t>710.75</w:t>
+              <w:t>710.50</w:t>
             </w:r>
           </w:p>
         </w:tc>
@@ -25321,7 +25277,7 @@
             </w:pPr>
             <w:r/>
             <w:r>
-              <w:t>710.75</w:t>
+              <w:t>710.50</w:t>
             </w:r>
           </w:p>
         </w:tc>
@@ -25349,7 +25305,7 @@
             </w:pPr>
             <w:r/>
             <w:r>
-              <w:t>727.25</w:t>
+              <w:t>727.00</w:t>
             </w:r>
           </w:p>
         </w:tc>
@@ -25377,7 +25333,7 @@
             </w:pPr>
             <w:r/>
             <w:r>
-              <w:t>700.25</w:t>
+              <w:t>700.00</w:t>
             </w:r>
           </w:p>
         </w:tc>
@@ -25408,7 +25364,7 @@
               <w:rPr>
                 <w:b/>
               </w:rPr>
-              <w:t>715.25</w:t>
+              <w:t>715.00</w:t>
             </w:r>
           </w:p>
         </w:tc>
@@ -25556,7 +25512,7 @@
             </w:pPr>
             <w:r/>
             <w:r>
-              <w:t>715.25</w:t>
+              <w:t>715.00</w:t>
             </w:r>
           </w:p>
         </w:tc>
@@ -25584,7 +25540,7 @@
             </w:pPr>
             <w:r/>
             <w:r>
-              <w:t>723.00</w:t>
+              <w:t>722.75</w:t>
             </w:r>
           </w:p>
         </w:tc>
@@ -25612,7 +25568,7 @@
             </w:pPr>
             <w:r/>
             <w:r>
-              <w:t>704.25</w:t>
+              <w:t>704.00</w:t>
             </w:r>
           </w:p>
         </w:tc>
@@ -25643,7 +25599,7 @@
               <w:rPr>
                 <w:b/>
               </w:rPr>
-              <w:t>716.50</w:t>
+              <w:t>716.25</w:t>
             </w:r>
           </w:p>
         </w:tc>
@@ -25791,7 +25747,7 @@
             </w:pPr>
             <w:r/>
             <w:r>
-              <w:t>716.50</w:t>
+              <w:t>716.25</w:t>
             </w:r>
           </w:p>
         </w:tc>
@@ -25819,7 +25775,7 @@
             </w:pPr>
             <w:r/>
             <w:r>
-              <w:t>724.75</w:t>
+              <w:t>724.50</w:t>
             </w:r>
           </w:p>
         </w:tc>
@@ -25847,7 +25803,7 @@
             </w:pPr>
             <w:r/>
             <w:r>
-              <w:t>706.00</w:t>
+              <w:t>705.75</w:t>
             </w:r>
           </w:p>
         </w:tc>
@@ -25878,7 +25834,7 @@
               <w:rPr>
                 <w:b/>
               </w:rPr>
-              <w:t>718.25</w:t>
+              <w:t>718.00</w:t>
             </w:r>
           </w:p>
         </w:tc>
@@ -26026,7 +25982,7 @@
             </w:pPr>
             <w:r/>
             <w:r>
-              <w:t>718.25</w:t>
+              <w:t>718.00</w:t>
             </w:r>
           </w:p>
         </w:tc>
@@ -26054,7 +26010,7 @@
             </w:pPr>
             <w:r/>
             <w:r>
-              <w:t>730.50</w:t>
+              <w:t>730.25</w:t>
             </w:r>
           </w:p>
         </w:tc>
@@ -26082,7 +26038,7 @@
             </w:pPr>
             <w:r/>
             <w:r>
-              <w:t>708.50</w:t>
+              <w:t>708.25</w:t>
             </w:r>
           </w:p>
         </w:tc>
@@ -26113,7 +26069,7 @@
               <w:rPr>
                 <w:b/>
               </w:rPr>
-              <w:t>717.25</w:t>
+              <w:t>717.00</w:t>
             </w:r>
           </w:p>
         </w:tc>
@@ -26261,7 +26217,7 @@
             </w:pPr>
             <w:r/>
             <w:r>
-              <w:t>717.25</w:t>
+              <w:t>717.00</w:t>
             </w:r>
           </w:p>
         </w:tc>
@@ -26289,7 +26245,7 @@
             </w:pPr>
             <w:r/>
             <w:r>
-              <w:t>727.75</w:t>
+              <w:t>727.50</w:t>
             </w:r>
           </w:p>
         </w:tc>
@@ -26317,7 +26273,7 @@
             </w:pPr>
             <w:r/>
             <w:r>
-              <w:t>702.50</w:t>
+              <w:t>702.25</w:t>
             </w:r>
           </w:p>
         </w:tc>
@@ -26348,7 +26304,7 @@
               <w:rPr>
                 <w:b/>
               </w:rPr>
-              <w:t>719.50</w:t>
+              <w:t>719.25</w:t>
             </w:r>
           </w:p>
         </w:tc>
@@ -26496,7 +26452,7 @@
             </w:pPr>
             <w:r/>
             <w:r>
-              <w:t>719.50</w:t>
+              <w:t>719.25</w:t>
             </w:r>
           </w:p>
         </w:tc>
@@ -26524,7 +26480,7 @@
             </w:pPr>
             <w:r/>
             <w:r>
-              <w:t>730.00</w:t>
+              <w:t>729.75</w:t>
             </w:r>
           </w:p>
         </w:tc>
@@ -26552,7 +26508,7 @@
             </w:pPr>
             <w:r/>
             <w:r>
-              <w:t>713.25</w:t>
+              <w:t>713.00</w:t>
             </w:r>
           </w:p>
         </w:tc>
@@ -26583,7 +26539,7 @@
               <w:rPr>
                 <w:b/>
               </w:rPr>
-              <w:t>720.25</w:t>
+              <w:t>720.00</w:t>
             </w:r>
           </w:p>
         </w:tc>
@@ -26731,7 +26687,7 @@
             </w:pPr>
             <w:r/>
             <w:r>
-              <w:t>720.25</w:t>
+              <w:t>720.00</w:t>
             </w:r>
           </w:p>
         </w:tc>
@@ -26759,7 +26715,7 @@
             </w:pPr>
             <w:r/>
             <w:r>
-              <w:t>734.50</w:t>
+              <w:t>734.25</w:t>
             </w:r>
           </w:p>
         </w:tc>
@@ -26787,7 +26743,7 @@
             </w:pPr>
             <w:r/>
             <w:r>
-              <w:t>705.50</w:t>
+              <w:t>705.25</w:t>
             </w:r>
           </w:p>
         </w:tc>
@@ -26795,6 +26751,241 @@
           <w:tcPr>
             <w:tcW w:type="dxa" w:w="1728"/>
             <w:shd w:fill="F8FAFC"/>
+            <w:tcMar>
+              <w:top w:w="100" w:type="dxa"/>
+              <w:bottom w:w="100" w:type="dxa"/>
+              <w:left w:w="120" w:type="dxa"/>
+              <w:right w:w="120" w:type="dxa"/>
+            </w:tcMar>
+            <w:tcBorders>
+              <w:top w:val="single" w:sz="4" w:space="0" w:color="CCCCCC"/>
+              <w:bottom w:val="single" w:sz="4" w:space="0" w:color="CCCCCC"/>
+              <w:left w:val="single" w:sz="4" w:space="0" w:color="CCCCCC"/>
+              <w:right w:val="single" w:sz="4" w:space="0" w:color="CCCCCC"/>
+            </w:tcBorders>
+          </w:tcPr>
+          <w:p>
+            <w:pPr>
+              <w:spacing w:before="60" w:after="60" w:line="252" w:lineRule="auto"/>
+              <w:jc w:val="left"/>
+            </w:pPr>
+            <w:r/>
+            <w:r>
+              <w:rPr>
+                <w:b/>
+              </w:rPr>
+              <w:t>722.00</w:t>
+            </w:r>
+          </w:p>
+        </w:tc>
+        <w:tc>
+          <w:tcPr>
+            <w:tcW w:type="dxa" w:w="3456"/>
+            <w:shd w:fill="F8FAFC"/>
+            <w:tcMar>
+              <w:top w:w="100" w:type="dxa"/>
+              <w:bottom w:w="100" w:type="dxa"/>
+              <w:left w:w="120" w:type="dxa"/>
+              <w:right w:w="120" w:type="dxa"/>
+            </w:tcMar>
+            <w:tcBorders>
+              <w:top w:val="single" w:sz="4" w:space="0" w:color="CCCCCC"/>
+              <w:bottom w:val="single" w:sz="4" w:space="0" w:color="CCCCCC"/>
+              <w:left w:val="single" w:sz="4" w:space="0" w:color="CCCCCC"/>
+              <w:right w:val="single" w:sz="4" w:space="0" w:color="CCCCCC"/>
+            </w:tcBorders>
+          </w:tcPr>
+          <w:p>
+            <w:pPr>
+              <w:spacing w:before="60" w:after="60" w:line="252" w:lineRule="auto"/>
+              <w:jc w:val="left"/>
+            </w:pPr>
+            <w:r/>
+            <w:r>
+              <w:rPr>
+                <w:b/>
+              </w:rPr>
+              <w:t>+2.00</w:t>
+            </w:r>
+          </w:p>
+        </w:tc>
+        <w:tc>
+          <w:tcPr>
+            <w:tcW w:type="dxa" w:w="1440"/>
+            <w:shd w:fill="F8FAFC"/>
+            <w:tcMar>
+              <w:top w:w="100" w:type="dxa"/>
+              <w:bottom w:w="100" w:type="dxa"/>
+              <w:left w:w="120" w:type="dxa"/>
+              <w:right w:w="120" w:type="dxa"/>
+            </w:tcMar>
+            <w:tcBorders>
+              <w:top w:val="single" w:sz="4" w:space="0" w:color="CCCCCC"/>
+              <w:bottom w:val="single" w:sz="4" w:space="0" w:color="CCCCCC"/>
+              <w:left w:val="single" w:sz="4" w:space="0" w:color="CCCCCC"/>
+              <w:right w:val="single" w:sz="4" w:space="0" w:color="CCCCCC"/>
+            </w:tcBorders>
+          </w:tcPr>
+          <w:p>
+            <w:pPr>
+              <w:spacing w:before="60" w:after="60" w:line="252" w:lineRule="auto"/>
+              <w:jc w:val="left"/>
+            </w:pPr>
+            <w:r/>
+            <w:r>
+              <w:t>BULL</w:t>
+            </w:r>
+          </w:p>
+        </w:tc>
+      </w:tr>
+      <w:tr>
+        <w:tc>
+          <w:tcPr>
+            <w:tcW w:type="dxa" w:w="1584"/>
+            <w:shd w:fill="FFFFFF"/>
+            <w:tcMar>
+              <w:top w:w="100" w:type="dxa"/>
+              <w:bottom w:w="100" w:type="dxa"/>
+              <w:left w:w="120" w:type="dxa"/>
+              <w:right w:w="120" w:type="dxa"/>
+            </w:tcMar>
+            <w:tcBorders>
+              <w:top w:val="single" w:sz="4" w:space="0" w:color="CCCCCC"/>
+              <w:bottom w:val="single" w:sz="4" w:space="0" w:color="CCCCCC"/>
+              <w:left w:val="single" w:sz="4" w:space="0" w:color="CCCCCC"/>
+              <w:right w:val="single" w:sz="4" w:space="0" w:color="CCCCCC"/>
+            </w:tcBorders>
+          </w:tcPr>
+          <w:p>
+            <w:pPr>
+              <w:spacing w:before="60" w:after="60" w:line="252" w:lineRule="auto"/>
+              <w:jc w:val="left"/>
+            </w:pPr>
+            <w:r/>
+            <w:r>
+              <w:rPr>
+                <w:b/>
+              </w:rPr>
+              <w:t>Tue 22/09</w:t>
+            </w:r>
+          </w:p>
+        </w:tc>
+        <w:tc>
+          <w:tcPr>
+            <w:tcW w:type="dxa" w:w="864"/>
+            <w:shd w:fill="FFFFFF"/>
+            <w:tcMar>
+              <w:top w:w="100" w:type="dxa"/>
+              <w:bottom w:w="100" w:type="dxa"/>
+              <w:left w:w="120" w:type="dxa"/>
+              <w:right w:w="120" w:type="dxa"/>
+            </w:tcMar>
+            <w:tcBorders>
+              <w:top w:val="single" w:sz="4" w:space="0" w:color="CCCCCC"/>
+              <w:bottom w:val="single" w:sz="4" w:space="0" w:color="CCCCCC"/>
+              <w:left w:val="single" w:sz="4" w:space="0" w:color="CCCCCC"/>
+              <w:right w:val="single" w:sz="4" w:space="0" w:color="CCCCCC"/>
+            </w:tcBorders>
+          </w:tcPr>
+          <w:p>
+            <w:pPr>
+              <w:spacing w:before="60" w:after="60" w:line="252" w:lineRule="auto"/>
+              <w:jc w:val="left"/>
+            </w:pPr>
+            <w:r/>
+            <w:r>
+              <w:t>NY Close 23-01</w:t>
+            </w:r>
+          </w:p>
+        </w:tc>
+        <w:tc>
+          <w:tcPr>
+            <w:tcW w:type="dxa" w:w="1440"/>
+            <w:shd w:fill="FFFFFF"/>
+            <w:tcMar>
+              <w:top w:w="100" w:type="dxa"/>
+              <w:bottom w:w="100" w:type="dxa"/>
+              <w:left w:w="120" w:type="dxa"/>
+              <w:right w:w="120" w:type="dxa"/>
+            </w:tcMar>
+            <w:tcBorders>
+              <w:top w:val="single" w:sz="4" w:space="0" w:color="CCCCCC"/>
+              <w:bottom w:val="single" w:sz="4" w:space="0" w:color="CCCCCC"/>
+              <w:left w:val="single" w:sz="4" w:space="0" w:color="CCCCCC"/>
+              <w:right w:val="single" w:sz="4" w:space="0" w:color="CCCCCC"/>
+            </w:tcBorders>
+          </w:tcPr>
+          <w:p>
+            <w:pPr>
+              <w:spacing w:before="60" w:after="60" w:line="252" w:lineRule="auto"/>
+              <w:jc w:val="left"/>
+            </w:pPr>
+            <w:r/>
+            <w:r>
+              <w:t>722.00</w:t>
+            </w:r>
+          </w:p>
+        </w:tc>
+        <w:tc>
+          <w:tcPr>
+            <w:tcW w:type="dxa" w:w="2016"/>
+            <w:shd w:fill="FFFFFF"/>
+            <w:tcMar>
+              <w:top w:w="100" w:type="dxa"/>
+              <w:bottom w:w="100" w:type="dxa"/>
+              <w:left w:w="120" w:type="dxa"/>
+              <w:right w:w="120" w:type="dxa"/>
+            </w:tcMar>
+            <w:tcBorders>
+              <w:top w:val="single" w:sz="4" w:space="0" w:color="CCCCCC"/>
+              <w:bottom w:val="single" w:sz="4" w:space="0" w:color="CCCCCC"/>
+              <w:left w:val="single" w:sz="4" w:space="0" w:color="CCCCCC"/>
+              <w:right w:val="single" w:sz="4" w:space="0" w:color="CCCCCC"/>
+            </w:tcBorders>
+          </w:tcPr>
+          <w:p>
+            <w:pPr>
+              <w:spacing w:before="60" w:after="60" w:line="252" w:lineRule="auto"/>
+              <w:jc w:val="left"/>
+            </w:pPr>
+            <w:r/>
+            <w:r>
+              <w:t>728.50</w:t>
+            </w:r>
+          </w:p>
+        </w:tc>
+        <w:tc>
+          <w:tcPr>
+            <w:tcW w:type="dxa" w:w="1152"/>
+            <w:shd w:fill="FFFFFF"/>
+            <w:tcMar>
+              <w:top w:w="100" w:type="dxa"/>
+              <w:bottom w:w="100" w:type="dxa"/>
+              <w:left w:w="120" w:type="dxa"/>
+              <w:right w:w="120" w:type="dxa"/>
+            </w:tcMar>
+            <w:tcBorders>
+              <w:top w:val="single" w:sz="4" w:space="0" w:color="CCCCCC"/>
+              <w:bottom w:val="single" w:sz="4" w:space="0" w:color="CCCCCC"/>
+              <w:left w:val="single" w:sz="4" w:space="0" w:color="CCCCCC"/>
+              <w:right w:val="single" w:sz="4" w:space="0" w:color="CCCCCC"/>
+            </w:tcBorders>
+          </w:tcPr>
+          <w:p>
+            <w:pPr>
+              <w:spacing w:before="60" w:after="60" w:line="252" w:lineRule="auto"/>
+              <w:jc w:val="left"/>
+            </w:pPr>
+            <w:r/>
+            <w:r>
+              <w:t>715.25</w:t>
+            </w:r>
+          </w:p>
+        </w:tc>
+        <w:tc>
+          <w:tcPr>
+            <w:tcW w:type="dxa" w:w="1728"/>
+            <w:shd w:fill="FFFFFF"/>
             <w:tcMar>
               <w:top w:w="100" w:type="dxa"/>
               <w:bottom w:w="100" w:type="dxa"/>
@@ -26825,241 +27016,6 @@
         <w:tc>
           <w:tcPr>
             <w:tcW w:type="dxa" w:w="3456"/>
-            <w:shd w:fill="F8FAFC"/>
-            <w:tcMar>
-              <w:top w:w="100" w:type="dxa"/>
-              <w:bottom w:w="100" w:type="dxa"/>
-              <w:left w:w="120" w:type="dxa"/>
-              <w:right w:w="120" w:type="dxa"/>
-            </w:tcMar>
-            <w:tcBorders>
-              <w:top w:val="single" w:sz="4" w:space="0" w:color="CCCCCC"/>
-              <w:bottom w:val="single" w:sz="4" w:space="0" w:color="CCCCCC"/>
-              <w:left w:val="single" w:sz="4" w:space="0" w:color="CCCCCC"/>
-              <w:right w:val="single" w:sz="4" w:space="0" w:color="CCCCCC"/>
-            </w:tcBorders>
-          </w:tcPr>
-          <w:p>
-            <w:pPr>
-              <w:spacing w:before="60" w:after="60" w:line="252" w:lineRule="auto"/>
-              <w:jc w:val="left"/>
-            </w:pPr>
-            <w:r/>
-            <w:r>
-              <w:rPr>
-                <w:b/>
-              </w:rPr>
-              <w:t>+2.00</w:t>
-            </w:r>
-          </w:p>
-        </w:tc>
-        <w:tc>
-          <w:tcPr>
-            <w:tcW w:type="dxa" w:w="1440"/>
-            <w:shd w:fill="F8FAFC"/>
-            <w:tcMar>
-              <w:top w:w="100" w:type="dxa"/>
-              <w:bottom w:w="100" w:type="dxa"/>
-              <w:left w:w="120" w:type="dxa"/>
-              <w:right w:w="120" w:type="dxa"/>
-            </w:tcMar>
-            <w:tcBorders>
-              <w:top w:val="single" w:sz="4" w:space="0" w:color="CCCCCC"/>
-              <w:bottom w:val="single" w:sz="4" w:space="0" w:color="CCCCCC"/>
-              <w:left w:val="single" w:sz="4" w:space="0" w:color="CCCCCC"/>
-              <w:right w:val="single" w:sz="4" w:space="0" w:color="CCCCCC"/>
-            </w:tcBorders>
-          </w:tcPr>
-          <w:p>
-            <w:pPr>
-              <w:spacing w:before="60" w:after="60" w:line="252" w:lineRule="auto"/>
-              <w:jc w:val="left"/>
-            </w:pPr>
-            <w:r/>
-            <w:r>
-              <w:t>BULL</w:t>
-            </w:r>
-          </w:p>
-        </w:tc>
-      </w:tr>
-      <w:tr>
-        <w:tc>
-          <w:tcPr>
-            <w:tcW w:type="dxa" w:w="1584"/>
-            <w:shd w:fill="FFFFFF"/>
-            <w:tcMar>
-              <w:top w:w="100" w:type="dxa"/>
-              <w:bottom w:w="100" w:type="dxa"/>
-              <w:left w:w="120" w:type="dxa"/>
-              <w:right w:w="120" w:type="dxa"/>
-            </w:tcMar>
-            <w:tcBorders>
-              <w:top w:val="single" w:sz="4" w:space="0" w:color="CCCCCC"/>
-              <w:bottom w:val="single" w:sz="4" w:space="0" w:color="CCCCCC"/>
-              <w:left w:val="single" w:sz="4" w:space="0" w:color="CCCCCC"/>
-              <w:right w:val="single" w:sz="4" w:space="0" w:color="CCCCCC"/>
-            </w:tcBorders>
-          </w:tcPr>
-          <w:p>
-            <w:pPr>
-              <w:spacing w:before="60" w:after="60" w:line="252" w:lineRule="auto"/>
-              <w:jc w:val="left"/>
-            </w:pPr>
-            <w:r/>
-            <w:r>
-              <w:rPr>
-                <w:b/>
-              </w:rPr>
-              <w:t>Tue 22/09</w:t>
-            </w:r>
-          </w:p>
-        </w:tc>
-        <w:tc>
-          <w:tcPr>
-            <w:tcW w:type="dxa" w:w="864"/>
-            <w:shd w:fill="FFFFFF"/>
-            <w:tcMar>
-              <w:top w:w="100" w:type="dxa"/>
-              <w:bottom w:w="100" w:type="dxa"/>
-              <w:left w:w="120" w:type="dxa"/>
-              <w:right w:w="120" w:type="dxa"/>
-            </w:tcMar>
-            <w:tcBorders>
-              <w:top w:val="single" w:sz="4" w:space="0" w:color="CCCCCC"/>
-              <w:bottom w:val="single" w:sz="4" w:space="0" w:color="CCCCCC"/>
-              <w:left w:val="single" w:sz="4" w:space="0" w:color="CCCCCC"/>
-              <w:right w:val="single" w:sz="4" w:space="0" w:color="CCCCCC"/>
-            </w:tcBorders>
-          </w:tcPr>
-          <w:p>
-            <w:pPr>
-              <w:spacing w:before="60" w:after="60" w:line="252" w:lineRule="auto"/>
-              <w:jc w:val="left"/>
-            </w:pPr>
-            <w:r/>
-            <w:r>
-              <w:t>NY Close 23-01</w:t>
-            </w:r>
-          </w:p>
-        </w:tc>
-        <w:tc>
-          <w:tcPr>
-            <w:tcW w:type="dxa" w:w="1440"/>
-            <w:shd w:fill="FFFFFF"/>
-            <w:tcMar>
-              <w:top w:w="100" w:type="dxa"/>
-              <w:bottom w:w="100" w:type="dxa"/>
-              <w:left w:w="120" w:type="dxa"/>
-              <w:right w:w="120" w:type="dxa"/>
-            </w:tcMar>
-            <w:tcBorders>
-              <w:top w:val="single" w:sz="4" w:space="0" w:color="CCCCCC"/>
-              <w:bottom w:val="single" w:sz="4" w:space="0" w:color="CCCCCC"/>
-              <w:left w:val="single" w:sz="4" w:space="0" w:color="CCCCCC"/>
-              <w:right w:val="single" w:sz="4" w:space="0" w:color="CCCCCC"/>
-            </w:tcBorders>
-          </w:tcPr>
-          <w:p>
-            <w:pPr>
-              <w:spacing w:before="60" w:after="60" w:line="252" w:lineRule="auto"/>
-              <w:jc w:val="left"/>
-            </w:pPr>
-            <w:r/>
-            <w:r>
-              <w:t>722.25</w:t>
-            </w:r>
-          </w:p>
-        </w:tc>
-        <w:tc>
-          <w:tcPr>
-            <w:tcW w:type="dxa" w:w="2016"/>
-            <w:shd w:fill="FFFFFF"/>
-            <w:tcMar>
-              <w:top w:w="100" w:type="dxa"/>
-              <w:bottom w:w="100" w:type="dxa"/>
-              <w:left w:w="120" w:type="dxa"/>
-              <w:right w:w="120" w:type="dxa"/>
-            </w:tcMar>
-            <w:tcBorders>
-              <w:top w:val="single" w:sz="4" w:space="0" w:color="CCCCCC"/>
-              <w:bottom w:val="single" w:sz="4" w:space="0" w:color="CCCCCC"/>
-              <w:left w:val="single" w:sz="4" w:space="0" w:color="CCCCCC"/>
-              <w:right w:val="single" w:sz="4" w:space="0" w:color="CCCCCC"/>
-            </w:tcBorders>
-          </w:tcPr>
-          <w:p>
-            <w:pPr>
-              <w:spacing w:before="60" w:after="60" w:line="252" w:lineRule="auto"/>
-              <w:jc w:val="left"/>
-            </w:pPr>
-            <w:r/>
-            <w:r>
-              <w:t>728.75</w:t>
-            </w:r>
-          </w:p>
-        </w:tc>
-        <w:tc>
-          <w:tcPr>
-            <w:tcW w:type="dxa" w:w="1152"/>
-            <w:shd w:fill="FFFFFF"/>
-            <w:tcMar>
-              <w:top w:w="100" w:type="dxa"/>
-              <w:bottom w:w="100" w:type="dxa"/>
-              <w:left w:w="120" w:type="dxa"/>
-              <w:right w:w="120" w:type="dxa"/>
-            </w:tcMar>
-            <w:tcBorders>
-              <w:top w:val="single" w:sz="4" w:space="0" w:color="CCCCCC"/>
-              <w:bottom w:val="single" w:sz="4" w:space="0" w:color="CCCCCC"/>
-              <w:left w:val="single" w:sz="4" w:space="0" w:color="CCCCCC"/>
-              <w:right w:val="single" w:sz="4" w:space="0" w:color="CCCCCC"/>
-            </w:tcBorders>
-          </w:tcPr>
-          <w:p>
-            <w:pPr>
-              <w:spacing w:before="60" w:after="60" w:line="252" w:lineRule="auto"/>
-              <w:jc w:val="left"/>
-            </w:pPr>
-            <w:r/>
-            <w:r>
-              <w:t>715.50</w:t>
-            </w:r>
-          </w:p>
-        </w:tc>
-        <w:tc>
-          <w:tcPr>
-            <w:tcW w:type="dxa" w:w="1728"/>
-            <w:shd w:fill="FFFFFF"/>
-            <w:tcMar>
-              <w:top w:w="100" w:type="dxa"/>
-              <w:bottom w:w="100" w:type="dxa"/>
-              <w:left w:w="120" w:type="dxa"/>
-              <w:right w:w="120" w:type="dxa"/>
-            </w:tcMar>
-            <w:tcBorders>
-              <w:top w:val="single" w:sz="4" w:space="0" w:color="CCCCCC"/>
-              <w:bottom w:val="single" w:sz="4" w:space="0" w:color="CCCCCC"/>
-              <w:left w:val="single" w:sz="4" w:space="0" w:color="CCCCCC"/>
-              <w:right w:val="single" w:sz="4" w:space="0" w:color="CCCCCC"/>
-            </w:tcBorders>
-          </w:tcPr>
-          <w:p>
-            <w:pPr>
-              <w:spacing w:before="60" w:after="60" w:line="252" w:lineRule="auto"/>
-              <w:jc w:val="left"/>
-            </w:pPr>
-            <w:r/>
-            <w:r>
-              <w:rPr>
-                <w:b/>
-              </w:rPr>
-              <w:t>722.50</w:t>
-            </w:r>
-          </w:p>
-        </w:tc>
-        <w:tc>
-          <w:tcPr>
-            <w:tcW w:type="dxa" w:w="3456"/>
             <w:shd w:fill="FFFFFF"/>
             <w:tcMar>
               <w:top w:w="100" w:type="dxa"/>
@@ -27201,7 +27157,7 @@
             </w:pPr>
             <w:r/>
             <w:r>
-              <w:t>722.50</w:t>
+              <w:t>722.25</w:t>
             </w:r>
           </w:p>
         </w:tc>
@@ -27229,7 +27185,7 @@
             </w:pPr>
             <w:r/>
             <w:r>
-              <w:t>732.75</w:t>
+              <w:t>732.50</w:t>
             </w:r>
           </w:p>
         </w:tc>
@@ -27257,7 +27213,1417 @@
             </w:pPr>
             <w:r/>
             <w:r>
-              <w:t>714.50</w:t>
+              <w:t>714.25</w:t>
+            </w:r>
+          </w:p>
+        </w:tc>
+        <w:tc>
+          <w:tcPr>
+            <w:tcW w:type="dxa" w:w="1728"/>
+            <w:shd w:fill="F8FAFC"/>
+            <w:tcMar>
+              <w:top w:w="100" w:type="dxa"/>
+              <w:bottom w:w="100" w:type="dxa"/>
+              <w:left w:w="120" w:type="dxa"/>
+              <w:right w:w="120" w:type="dxa"/>
+            </w:tcMar>
+            <w:tcBorders>
+              <w:top w:val="single" w:sz="4" w:space="0" w:color="CCCCCC"/>
+              <w:bottom w:val="single" w:sz="4" w:space="0" w:color="CCCCCC"/>
+              <w:left w:val="single" w:sz="4" w:space="0" w:color="CCCCCC"/>
+              <w:right w:val="single" w:sz="4" w:space="0" w:color="CCCCCC"/>
+            </w:tcBorders>
+          </w:tcPr>
+          <w:p>
+            <w:pPr>
+              <w:spacing w:before="60" w:after="60" w:line="252" w:lineRule="auto"/>
+              <w:jc w:val="left"/>
+            </w:pPr>
+            <w:r/>
+            <w:r>
+              <w:rPr>
+                <w:b/>
+              </w:rPr>
+              <w:t>722.75</w:t>
+            </w:r>
+          </w:p>
+        </w:tc>
+        <w:tc>
+          <w:tcPr>
+            <w:tcW w:type="dxa" w:w="3456"/>
+            <w:shd w:fill="F8FAFC"/>
+            <w:tcMar>
+              <w:top w:w="100" w:type="dxa"/>
+              <w:bottom w:w="100" w:type="dxa"/>
+              <w:left w:w="120" w:type="dxa"/>
+              <w:right w:w="120" w:type="dxa"/>
+            </w:tcMar>
+            <w:tcBorders>
+              <w:top w:val="single" w:sz="4" w:space="0" w:color="CCCCCC"/>
+              <w:bottom w:val="single" w:sz="4" w:space="0" w:color="CCCCCC"/>
+              <w:left w:val="single" w:sz="4" w:space="0" w:color="CCCCCC"/>
+              <w:right w:val="single" w:sz="4" w:space="0" w:color="CCCCCC"/>
+            </w:tcBorders>
+          </w:tcPr>
+          <w:p>
+            <w:pPr>
+              <w:spacing w:before="60" w:after="60" w:line="252" w:lineRule="auto"/>
+              <w:jc w:val="left"/>
+            </w:pPr>
+            <w:r/>
+            <w:r>
+              <w:rPr>
+                <w:b/>
+              </w:rPr>
+              <w:t>+0.50</w:t>
+            </w:r>
+          </w:p>
+        </w:tc>
+        <w:tc>
+          <w:tcPr>
+            <w:tcW w:type="dxa" w:w="1440"/>
+            <w:shd w:fill="F8FAFC"/>
+            <w:tcMar>
+              <w:top w:w="100" w:type="dxa"/>
+              <w:bottom w:w="100" w:type="dxa"/>
+              <w:left w:w="120" w:type="dxa"/>
+              <w:right w:w="120" w:type="dxa"/>
+            </w:tcMar>
+            <w:tcBorders>
+              <w:top w:val="single" w:sz="4" w:space="0" w:color="CCCCCC"/>
+              <w:bottom w:val="single" w:sz="4" w:space="0" w:color="CCCCCC"/>
+              <w:left w:val="single" w:sz="4" w:space="0" w:color="CCCCCC"/>
+              <w:right w:val="single" w:sz="4" w:space="0" w:color="CCCCCC"/>
+            </w:tcBorders>
+          </w:tcPr>
+          <w:p>
+            <w:pPr>
+              <w:spacing w:before="60" w:after="60" w:line="252" w:lineRule="auto"/>
+              <w:jc w:val="left"/>
+            </w:pPr>
+            <w:r/>
+            <w:r>
+              <w:t>BULL</w:t>
+            </w:r>
+          </w:p>
+        </w:tc>
+      </w:tr>
+      <w:tr>
+        <w:tc>
+          <w:tcPr>
+            <w:tcW w:type="dxa" w:w="1584"/>
+            <w:shd w:fill="FFFFFF"/>
+            <w:tcMar>
+              <w:top w:w="100" w:type="dxa"/>
+              <w:bottom w:w="100" w:type="dxa"/>
+              <w:left w:w="120" w:type="dxa"/>
+              <w:right w:w="120" w:type="dxa"/>
+            </w:tcMar>
+            <w:tcBorders>
+              <w:top w:val="single" w:sz="4" w:space="0" w:color="CCCCCC"/>
+              <w:bottom w:val="single" w:sz="4" w:space="0" w:color="CCCCCC"/>
+              <w:left w:val="single" w:sz="4" w:space="0" w:color="CCCCCC"/>
+              <w:right w:val="single" w:sz="4" w:space="0" w:color="CCCCCC"/>
+            </w:tcBorders>
+          </w:tcPr>
+          <w:p>
+            <w:pPr>
+              <w:spacing w:before="60" w:after="60" w:line="252" w:lineRule="auto"/>
+              <w:jc w:val="left"/>
+            </w:pPr>
+            <w:r/>
+            <w:r>
+              <w:rPr>
+                <w:b/>
+              </w:rPr>
+              <w:t>Wed 23/09</w:t>
+            </w:r>
+          </w:p>
+        </w:tc>
+        <w:tc>
+          <w:tcPr>
+            <w:tcW w:type="dxa" w:w="864"/>
+            <w:shd w:fill="FFFFFF"/>
+            <w:tcMar>
+              <w:top w:w="100" w:type="dxa"/>
+              <w:bottom w:w="100" w:type="dxa"/>
+              <w:left w:w="120" w:type="dxa"/>
+              <w:right w:w="120" w:type="dxa"/>
+            </w:tcMar>
+            <w:tcBorders>
+              <w:top w:val="single" w:sz="4" w:space="0" w:color="CCCCCC"/>
+              <w:bottom w:val="single" w:sz="4" w:space="0" w:color="CCCCCC"/>
+              <w:left w:val="single" w:sz="4" w:space="0" w:color="CCCCCC"/>
+              <w:right w:val="single" w:sz="4" w:space="0" w:color="CCCCCC"/>
+            </w:tcBorders>
+          </w:tcPr>
+          <w:p>
+            <w:pPr>
+              <w:spacing w:before="60" w:after="60" w:line="252" w:lineRule="auto"/>
+              <w:jc w:val="left"/>
+            </w:pPr>
+            <w:r/>
+            <w:r>
+              <w:t>Asia 11-15</w:t>
+            </w:r>
+          </w:p>
+        </w:tc>
+        <w:tc>
+          <w:tcPr>
+            <w:tcW w:type="dxa" w:w="1440"/>
+            <w:shd w:fill="FFFFFF"/>
+            <w:tcMar>
+              <w:top w:w="100" w:type="dxa"/>
+              <w:bottom w:w="100" w:type="dxa"/>
+              <w:left w:w="120" w:type="dxa"/>
+              <w:right w:w="120" w:type="dxa"/>
+            </w:tcMar>
+            <w:tcBorders>
+              <w:top w:val="single" w:sz="4" w:space="0" w:color="CCCCCC"/>
+              <w:bottom w:val="single" w:sz="4" w:space="0" w:color="CCCCCC"/>
+              <w:left w:val="single" w:sz="4" w:space="0" w:color="CCCCCC"/>
+              <w:right w:val="single" w:sz="4" w:space="0" w:color="CCCCCC"/>
+            </w:tcBorders>
+          </w:tcPr>
+          <w:p>
+            <w:pPr>
+              <w:spacing w:before="60" w:after="60" w:line="252" w:lineRule="auto"/>
+              <w:jc w:val="left"/>
+            </w:pPr>
+            <w:r/>
+            <w:r>
+              <w:t>722.75</w:t>
+            </w:r>
+          </w:p>
+        </w:tc>
+        <w:tc>
+          <w:tcPr>
+            <w:tcW w:type="dxa" w:w="2016"/>
+            <w:shd w:fill="FFFFFF"/>
+            <w:tcMar>
+              <w:top w:w="100" w:type="dxa"/>
+              <w:bottom w:w="100" w:type="dxa"/>
+              <w:left w:w="120" w:type="dxa"/>
+              <w:right w:w="120" w:type="dxa"/>
+            </w:tcMar>
+            <w:tcBorders>
+              <w:top w:val="single" w:sz="4" w:space="0" w:color="CCCCCC"/>
+              <w:bottom w:val="single" w:sz="4" w:space="0" w:color="CCCCCC"/>
+              <w:left w:val="single" w:sz="4" w:space="0" w:color="CCCCCC"/>
+              <w:right w:val="single" w:sz="4" w:space="0" w:color="CCCCCC"/>
+            </w:tcBorders>
+          </w:tcPr>
+          <w:p>
+            <w:pPr>
+              <w:spacing w:before="60" w:after="60" w:line="252" w:lineRule="auto"/>
+              <w:jc w:val="left"/>
+            </w:pPr>
+            <w:r/>
+            <w:r>
+              <w:t>729.75</w:t>
+            </w:r>
+          </w:p>
+        </w:tc>
+        <w:tc>
+          <w:tcPr>
+            <w:tcW w:type="dxa" w:w="1152"/>
+            <w:shd w:fill="FFFFFF"/>
+            <w:tcMar>
+              <w:top w:w="100" w:type="dxa"/>
+              <w:bottom w:w="100" w:type="dxa"/>
+              <w:left w:w="120" w:type="dxa"/>
+              <w:right w:w="120" w:type="dxa"/>
+            </w:tcMar>
+            <w:tcBorders>
+              <w:top w:val="single" w:sz="4" w:space="0" w:color="CCCCCC"/>
+              <w:bottom w:val="single" w:sz="4" w:space="0" w:color="CCCCCC"/>
+              <w:left w:val="single" w:sz="4" w:space="0" w:color="CCCCCC"/>
+              <w:right w:val="single" w:sz="4" w:space="0" w:color="CCCCCC"/>
+            </w:tcBorders>
+          </w:tcPr>
+          <w:p>
+            <w:pPr>
+              <w:spacing w:before="60" w:after="60" w:line="252" w:lineRule="auto"/>
+              <w:jc w:val="left"/>
+            </w:pPr>
+            <w:r/>
+            <w:r>
+              <w:t>716.75</w:t>
+            </w:r>
+          </w:p>
+        </w:tc>
+        <w:tc>
+          <w:tcPr>
+            <w:tcW w:type="dxa" w:w="1728"/>
+            <w:shd w:fill="FFFFFF"/>
+            <w:tcMar>
+              <w:top w:w="100" w:type="dxa"/>
+              <w:bottom w:w="100" w:type="dxa"/>
+              <w:left w:w="120" w:type="dxa"/>
+              <w:right w:w="120" w:type="dxa"/>
+            </w:tcMar>
+            <w:tcBorders>
+              <w:top w:val="single" w:sz="4" w:space="0" w:color="CCCCCC"/>
+              <w:bottom w:val="single" w:sz="4" w:space="0" w:color="CCCCCC"/>
+              <w:left w:val="single" w:sz="4" w:space="0" w:color="CCCCCC"/>
+              <w:right w:val="single" w:sz="4" w:space="0" w:color="CCCCCC"/>
+            </w:tcBorders>
+          </w:tcPr>
+          <w:p>
+            <w:pPr>
+              <w:spacing w:before="60" w:after="60" w:line="252" w:lineRule="auto"/>
+              <w:jc w:val="left"/>
+            </w:pPr>
+            <w:r/>
+            <w:r>
+              <w:rPr>
+                <w:b/>
+              </w:rPr>
+              <w:t>722.00</w:t>
+            </w:r>
+          </w:p>
+        </w:tc>
+        <w:tc>
+          <w:tcPr>
+            <w:tcW w:type="dxa" w:w="3456"/>
+            <w:shd w:fill="FFFFFF"/>
+            <w:tcMar>
+              <w:top w:w="100" w:type="dxa"/>
+              <w:bottom w:w="100" w:type="dxa"/>
+              <w:left w:w="120" w:type="dxa"/>
+              <w:right w:w="120" w:type="dxa"/>
+            </w:tcMar>
+            <w:tcBorders>
+              <w:top w:val="single" w:sz="4" w:space="0" w:color="CCCCCC"/>
+              <w:bottom w:val="single" w:sz="4" w:space="0" w:color="CCCCCC"/>
+              <w:left w:val="single" w:sz="4" w:space="0" w:color="CCCCCC"/>
+              <w:right w:val="single" w:sz="4" w:space="0" w:color="CCCCCC"/>
+            </w:tcBorders>
+          </w:tcPr>
+          <w:p>
+            <w:pPr>
+              <w:spacing w:before="60" w:after="60" w:line="252" w:lineRule="auto"/>
+              <w:jc w:val="left"/>
+            </w:pPr>
+            <w:r/>
+            <w:r>
+              <w:rPr>
+                <w:b/>
+              </w:rPr>
+              <w:t>-0.75</w:t>
+            </w:r>
+          </w:p>
+        </w:tc>
+        <w:tc>
+          <w:tcPr>
+            <w:tcW w:type="dxa" w:w="1440"/>
+            <w:shd w:fill="FFFFFF"/>
+            <w:tcMar>
+              <w:top w:w="100" w:type="dxa"/>
+              <w:bottom w:w="100" w:type="dxa"/>
+              <w:left w:w="120" w:type="dxa"/>
+              <w:right w:w="120" w:type="dxa"/>
+            </w:tcMar>
+            <w:tcBorders>
+              <w:top w:val="single" w:sz="4" w:space="0" w:color="CCCCCC"/>
+              <w:bottom w:val="single" w:sz="4" w:space="0" w:color="CCCCCC"/>
+              <w:left w:val="single" w:sz="4" w:space="0" w:color="CCCCCC"/>
+              <w:right w:val="single" w:sz="4" w:space="0" w:color="CCCCCC"/>
+            </w:tcBorders>
+          </w:tcPr>
+          <w:p>
+            <w:pPr>
+              <w:spacing w:before="60" w:after="60" w:line="252" w:lineRule="auto"/>
+              <w:jc w:val="left"/>
+            </w:pPr>
+            <w:r/>
+            <w:r>
+              <w:t>BEAR</w:t>
+            </w:r>
+          </w:p>
+        </w:tc>
+      </w:tr>
+      <w:tr>
+        <w:tc>
+          <w:tcPr>
+            <w:tcW w:type="dxa" w:w="1584"/>
+            <w:shd w:fill="F8FAFC"/>
+            <w:tcMar>
+              <w:top w:w="100" w:type="dxa"/>
+              <w:bottom w:w="100" w:type="dxa"/>
+              <w:left w:w="120" w:type="dxa"/>
+              <w:right w:w="120" w:type="dxa"/>
+            </w:tcMar>
+            <w:tcBorders>
+              <w:top w:val="single" w:sz="4" w:space="0" w:color="CCCCCC"/>
+              <w:bottom w:val="single" w:sz="4" w:space="0" w:color="CCCCCC"/>
+              <w:left w:val="single" w:sz="4" w:space="0" w:color="CCCCCC"/>
+              <w:right w:val="single" w:sz="4" w:space="0" w:color="CCCCCC"/>
+            </w:tcBorders>
+          </w:tcPr>
+          <w:p>
+            <w:pPr>
+              <w:spacing w:before="60" w:after="60" w:line="252" w:lineRule="auto"/>
+              <w:jc w:val="left"/>
+            </w:pPr>
+            <w:r/>
+            <w:r>
+              <w:rPr>
+                <w:b/>
+              </w:rPr>
+              <w:t>Wed 23/09</w:t>
+            </w:r>
+          </w:p>
+        </w:tc>
+        <w:tc>
+          <w:tcPr>
+            <w:tcW w:type="dxa" w:w="864"/>
+            <w:shd w:fill="F8FAFC"/>
+            <w:tcMar>
+              <w:top w:w="100" w:type="dxa"/>
+              <w:bottom w:w="100" w:type="dxa"/>
+              <w:left w:w="120" w:type="dxa"/>
+              <w:right w:w="120" w:type="dxa"/>
+            </w:tcMar>
+            <w:tcBorders>
+              <w:top w:val="single" w:sz="4" w:space="0" w:color="CCCCCC"/>
+              <w:bottom w:val="single" w:sz="4" w:space="0" w:color="CCCCCC"/>
+              <w:left w:val="single" w:sz="4" w:space="0" w:color="CCCCCC"/>
+              <w:right w:val="single" w:sz="4" w:space="0" w:color="CCCCCC"/>
+            </w:tcBorders>
+          </w:tcPr>
+          <w:p>
+            <w:pPr>
+              <w:spacing w:before="60" w:after="60" w:line="252" w:lineRule="auto"/>
+              <w:jc w:val="left"/>
+            </w:pPr>
+            <w:r/>
+            <w:r>
+              <w:t>London 15-19</w:t>
+            </w:r>
+          </w:p>
+        </w:tc>
+        <w:tc>
+          <w:tcPr>
+            <w:tcW w:type="dxa" w:w="1440"/>
+            <w:shd w:fill="F8FAFC"/>
+            <w:tcMar>
+              <w:top w:w="100" w:type="dxa"/>
+              <w:bottom w:w="100" w:type="dxa"/>
+              <w:left w:w="120" w:type="dxa"/>
+              <w:right w:w="120" w:type="dxa"/>
+            </w:tcMar>
+            <w:tcBorders>
+              <w:top w:val="single" w:sz="4" w:space="0" w:color="CCCCCC"/>
+              <w:bottom w:val="single" w:sz="4" w:space="0" w:color="CCCCCC"/>
+              <w:left w:val="single" w:sz="4" w:space="0" w:color="CCCCCC"/>
+              <w:right w:val="single" w:sz="4" w:space="0" w:color="CCCCCC"/>
+            </w:tcBorders>
+          </w:tcPr>
+          <w:p>
+            <w:pPr>
+              <w:spacing w:before="60" w:after="60" w:line="252" w:lineRule="auto"/>
+              <w:jc w:val="left"/>
+            </w:pPr>
+            <w:r/>
+            <w:r>
+              <w:t>722.00</w:t>
+            </w:r>
+          </w:p>
+        </w:tc>
+        <w:tc>
+          <w:tcPr>
+            <w:tcW w:type="dxa" w:w="2016"/>
+            <w:shd w:fill="F8FAFC"/>
+            <w:tcMar>
+              <w:top w:w="100" w:type="dxa"/>
+              <w:bottom w:w="100" w:type="dxa"/>
+              <w:left w:w="120" w:type="dxa"/>
+              <w:right w:w="120" w:type="dxa"/>
+            </w:tcMar>
+            <w:tcBorders>
+              <w:top w:val="single" w:sz="4" w:space="0" w:color="CCCCCC"/>
+              <w:bottom w:val="single" w:sz="4" w:space="0" w:color="CCCCCC"/>
+              <w:left w:val="single" w:sz="4" w:space="0" w:color="CCCCCC"/>
+              <w:right w:val="single" w:sz="4" w:space="0" w:color="CCCCCC"/>
+            </w:tcBorders>
+          </w:tcPr>
+          <w:p>
+            <w:pPr>
+              <w:spacing w:before="60" w:after="60" w:line="252" w:lineRule="auto"/>
+              <w:jc w:val="left"/>
+            </w:pPr>
+            <w:r/>
+            <w:r>
+              <w:t>735.50</w:t>
+            </w:r>
+          </w:p>
+        </w:tc>
+        <w:tc>
+          <w:tcPr>
+            <w:tcW w:type="dxa" w:w="1152"/>
+            <w:shd w:fill="F8FAFC"/>
+            <w:tcMar>
+              <w:top w:w="100" w:type="dxa"/>
+              <w:bottom w:w="100" w:type="dxa"/>
+              <w:left w:w="120" w:type="dxa"/>
+              <w:right w:w="120" w:type="dxa"/>
+            </w:tcMar>
+            <w:tcBorders>
+              <w:top w:val="single" w:sz="4" w:space="0" w:color="CCCCCC"/>
+              <w:bottom w:val="single" w:sz="4" w:space="0" w:color="CCCCCC"/>
+              <w:left w:val="single" w:sz="4" w:space="0" w:color="CCCCCC"/>
+              <w:right w:val="single" w:sz="4" w:space="0" w:color="CCCCCC"/>
+            </w:tcBorders>
+          </w:tcPr>
+          <w:p>
+            <w:pPr>
+              <w:spacing w:before="60" w:after="60" w:line="252" w:lineRule="auto"/>
+              <w:jc w:val="left"/>
+            </w:pPr>
+            <w:r/>
+            <w:r>
+              <w:t>709.00</w:t>
+            </w:r>
+          </w:p>
+        </w:tc>
+        <w:tc>
+          <w:tcPr>
+            <w:tcW w:type="dxa" w:w="1728"/>
+            <w:shd w:fill="F8FAFC"/>
+            <w:tcMar>
+              <w:top w:w="100" w:type="dxa"/>
+              <w:bottom w:w="100" w:type="dxa"/>
+              <w:left w:w="120" w:type="dxa"/>
+              <w:right w:w="120" w:type="dxa"/>
+            </w:tcMar>
+            <w:tcBorders>
+              <w:top w:val="single" w:sz="4" w:space="0" w:color="CCCCCC"/>
+              <w:bottom w:val="single" w:sz="4" w:space="0" w:color="CCCCCC"/>
+              <w:left w:val="single" w:sz="4" w:space="0" w:color="CCCCCC"/>
+              <w:right w:val="single" w:sz="4" w:space="0" w:color="CCCCCC"/>
+            </w:tcBorders>
+          </w:tcPr>
+          <w:p>
+            <w:pPr>
+              <w:spacing w:before="60" w:after="60" w:line="252" w:lineRule="auto"/>
+              <w:jc w:val="left"/>
+            </w:pPr>
+            <w:r/>
+            <w:r>
+              <w:rPr>
+                <w:b/>
+              </w:rPr>
+              <w:t>723.75</w:t>
+            </w:r>
+          </w:p>
+        </w:tc>
+        <w:tc>
+          <w:tcPr>
+            <w:tcW w:type="dxa" w:w="3456"/>
+            <w:shd w:fill="F8FAFC"/>
+            <w:tcMar>
+              <w:top w:w="100" w:type="dxa"/>
+              <w:bottom w:w="100" w:type="dxa"/>
+              <w:left w:w="120" w:type="dxa"/>
+              <w:right w:w="120" w:type="dxa"/>
+            </w:tcMar>
+            <w:tcBorders>
+              <w:top w:val="single" w:sz="4" w:space="0" w:color="CCCCCC"/>
+              <w:bottom w:val="single" w:sz="4" w:space="0" w:color="CCCCCC"/>
+              <w:left w:val="single" w:sz="4" w:space="0" w:color="CCCCCC"/>
+              <w:right w:val="single" w:sz="4" w:space="0" w:color="CCCCCC"/>
+            </w:tcBorders>
+          </w:tcPr>
+          <w:p>
+            <w:pPr>
+              <w:spacing w:before="60" w:after="60" w:line="252" w:lineRule="auto"/>
+              <w:jc w:val="left"/>
+            </w:pPr>
+            <w:r/>
+            <w:r>
+              <w:rPr>
+                <w:b/>
+              </w:rPr>
+              <w:t>+1.75</w:t>
+            </w:r>
+          </w:p>
+        </w:tc>
+        <w:tc>
+          <w:tcPr>
+            <w:tcW w:type="dxa" w:w="1440"/>
+            <w:shd w:fill="F8FAFC"/>
+            <w:tcMar>
+              <w:top w:w="100" w:type="dxa"/>
+              <w:bottom w:w="100" w:type="dxa"/>
+              <w:left w:w="120" w:type="dxa"/>
+              <w:right w:w="120" w:type="dxa"/>
+            </w:tcMar>
+            <w:tcBorders>
+              <w:top w:val="single" w:sz="4" w:space="0" w:color="CCCCCC"/>
+              <w:bottom w:val="single" w:sz="4" w:space="0" w:color="CCCCCC"/>
+              <w:left w:val="single" w:sz="4" w:space="0" w:color="CCCCCC"/>
+              <w:right w:val="single" w:sz="4" w:space="0" w:color="CCCCCC"/>
+            </w:tcBorders>
+          </w:tcPr>
+          <w:p>
+            <w:pPr>
+              <w:spacing w:before="60" w:after="60" w:line="252" w:lineRule="auto"/>
+              <w:jc w:val="left"/>
+            </w:pPr>
+            <w:r/>
+            <w:r>
+              <w:t>BULL</w:t>
+            </w:r>
+          </w:p>
+        </w:tc>
+      </w:tr>
+      <w:tr>
+        <w:tc>
+          <w:tcPr>
+            <w:tcW w:type="dxa" w:w="1584"/>
+            <w:shd w:fill="FFFFFF"/>
+            <w:tcMar>
+              <w:top w:w="100" w:type="dxa"/>
+              <w:bottom w:w="100" w:type="dxa"/>
+              <w:left w:w="120" w:type="dxa"/>
+              <w:right w:w="120" w:type="dxa"/>
+            </w:tcMar>
+            <w:tcBorders>
+              <w:top w:val="single" w:sz="4" w:space="0" w:color="CCCCCC"/>
+              <w:bottom w:val="single" w:sz="4" w:space="0" w:color="CCCCCC"/>
+              <w:left w:val="single" w:sz="4" w:space="0" w:color="CCCCCC"/>
+              <w:right w:val="single" w:sz="4" w:space="0" w:color="CCCCCC"/>
+            </w:tcBorders>
+          </w:tcPr>
+          <w:p>
+            <w:pPr>
+              <w:spacing w:before="60" w:after="60" w:line="252" w:lineRule="auto"/>
+              <w:jc w:val="left"/>
+            </w:pPr>
+            <w:r/>
+            <w:r>
+              <w:rPr>
+                <w:b/>
+              </w:rPr>
+              <w:t>Wed 23/09</w:t>
+            </w:r>
+          </w:p>
+        </w:tc>
+        <w:tc>
+          <w:tcPr>
+            <w:tcW w:type="dxa" w:w="864"/>
+            <w:shd w:fill="FFFFFF"/>
+            <w:tcMar>
+              <w:top w:w="100" w:type="dxa"/>
+              <w:bottom w:w="100" w:type="dxa"/>
+              <w:left w:w="120" w:type="dxa"/>
+              <w:right w:w="120" w:type="dxa"/>
+            </w:tcMar>
+            <w:tcBorders>
+              <w:top w:val="single" w:sz="4" w:space="0" w:color="CCCCCC"/>
+              <w:bottom w:val="single" w:sz="4" w:space="0" w:color="CCCCCC"/>
+              <w:left w:val="single" w:sz="4" w:space="0" w:color="CCCCCC"/>
+              <w:right w:val="single" w:sz="4" w:space="0" w:color="CCCCCC"/>
+            </w:tcBorders>
+          </w:tcPr>
+          <w:p>
+            <w:pPr>
+              <w:spacing w:before="60" w:after="60" w:line="252" w:lineRule="auto"/>
+              <w:jc w:val="left"/>
+            </w:pPr>
+            <w:r/>
+            <w:r>
+              <w:t>Pre-NY 19-21</w:t>
+            </w:r>
+          </w:p>
+        </w:tc>
+        <w:tc>
+          <w:tcPr>
+            <w:tcW w:type="dxa" w:w="1440"/>
+            <w:shd w:fill="FFFFFF"/>
+            <w:tcMar>
+              <w:top w:w="100" w:type="dxa"/>
+              <w:bottom w:w="100" w:type="dxa"/>
+              <w:left w:w="120" w:type="dxa"/>
+              <w:right w:w="120" w:type="dxa"/>
+            </w:tcMar>
+            <w:tcBorders>
+              <w:top w:val="single" w:sz="4" w:space="0" w:color="CCCCCC"/>
+              <w:bottom w:val="single" w:sz="4" w:space="0" w:color="CCCCCC"/>
+              <w:left w:val="single" w:sz="4" w:space="0" w:color="CCCCCC"/>
+              <w:right w:val="single" w:sz="4" w:space="0" w:color="CCCCCC"/>
+            </w:tcBorders>
+          </w:tcPr>
+          <w:p>
+            <w:pPr>
+              <w:spacing w:before="60" w:after="60" w:line="252" w:lineRule="auto"/>
+              <w:jc w:val="left"/>
+            </w:pPr>
+            <w:r/>
+            <w:r>
+              <w:t>723.75</w:t>
+            </w:r>
+          </w:p>
+        </w:tc>
+        <w:tc>
+          <w:tcPr>
+            <w:tcW w:type="dxa" w:w="2016"/>
+            <w:shd w:fill="FFFFFF"/>
+            <w:tcMar>
+              <w:top w:w="100" w:type="dxa"/>
+              <w:bottom w:w="100" w:type="dxa"/>
+              <w:left w:w="120" w:type="dxa"/>
+              <w:right w:w="120" w:type="dxa"/>
+            </w:tcMar>
+            <w:tcBorders>
+              <w:top w:val="single" w:sz="4" w:space="0" w:color="CCCCCC"/>
+              <w:bottom w:val="single" w:sz="4" w:space="0" w:color="CCCCCC"/>
+              <w:left w:val="single" w:sz="4" w:space="0" w:color="CCCCCC"/>
+              <w:right w:val="single" w:sz="4" w:space="0" w:color="CCCCCC"/>
+            </w:tcBorders>
+          </w:tcPr>
+          <w:p>
+            <w:pPr>
+              <w:spacing w:before="60" w:after="60" w:line="252" w:lineRule="auto"/>
+              <w:jc w:val="left"/>
+            </w:pPr>
+            <w:r/>
+            <w:r>
+              <w:t>733.00</w:t>
+            </w:r>
+          </w:p>
+        </w:tc>
+        <w:tc>
+          <w:tcPr>
+            <w:tcW w:type="dxa" w:w="1152"/>
+            <w:shd w:fill="FFFFFF"/>
+            <w:tcMar>
+              <w:top w:w="100" w:type="dxa"/>
+              <w:bottom w:w="100" w:type="dxa"/>
+              <w:left w:w="120" w:type="dxa"/>
+              <w:right w:w="120" w:type="dxa"/>
+            </w:tcMar>
+            <w:tcBorders>
+              <w:top w:val="single" w:sz="4" w:space="0" w:color="CCCCCC"/>
+              <w:bottom w:val="single" w:sz="4" w:space="0" w:color="CCCCCC"/>
+              <w:left w:val="single" w:sz="4" w:space="0" w:color="CCCCCC"/>
+              <w:right w:val="single" w:sz="4" w:space="0" w:color="CCCCCC"/>
+            </w:tcBorders>
+          </w:tcPr>
+          <w:p>
+            <w:pPr>
+              <w:spacing w:before="60" w:after="60" w:line="252" w:lineRule="auto"/>
+              <w:jc w:val="left"/>
+            </w:pPr>
+            <w:r/>
+            <w:r>
+              <w:t>713.00</w:t>
+            </w:r>
+          </w:p>
+        </w:tc>
+        <w:tc>
+          <w:tcPr>
+            <w:tcW w:type="dxa" w:w="1728"/>
+            <w:shd w:fill="FFFFFF"/>
+            <w:tcMar>
+              <w:top w:w="100" w:type="dxa"/>
+              <w:bottom w:w="100" w:type="dxa"/>
+              <w:left w:w="120" w:type="dxa"/>
+              <w:right w:w="120" w:type="dxa"/>
+            </w:tcMar>
+            <w:tcBorders>
+              <w:top w:val="single" w:sz="4" w:space="0" w:color="CCCCCC"/>
+              <w:bottom w:val="single" w:sz="4" w:space="0" w:color="CCCCCC"/>
+              <w:left w:val="single" w:sz="4" w:space="0" w:color="CCCCCC"/>
+              <w:right w:val="single" w:sz="4" w:space="0" w:color="CCCCCC"/>
+            </w:tcBorders>
+          </w:tcPr>
+          <w:p>
+            <w:pPr>
+              <w:spacing w:before="60" w:after="60" w:line="252" w:lineRule="auto"/>
+              <w:jc w:val="left"/>
+            </w:pPr>
+            <w:r/>
+            <w:r>
+              <w:rPr>
+                <w:b/>
+              </w:rPr>
+              <w:t>724.25</w:t>
+            </w:r>
+          </w:p>
+        </w:tc>
+        <w:tc>
+          <w:tcPr>
+            <w:tcW w:type="dxa" w:w="3456"/>
+            <w:shd w:fill="FFFFFF"/>
+            <w:tcMar>
+              <w:top w:w="100" w:type="dxa"/>
+              <w:bottom w:w="100" w:type="dxa"/>
+              <w:left w:w="120" w:type="dxa"/>
+              <w:right w:w="120" w:type="dxa"/>
+            </w:tcMar>
+            <w:tcBorders>
+              <w:top w:val="single" w:sz="4" w:space="0" w:color="CCCCCC"/>
+              <w:bottom w:val="single" w:sz="4" w:space="0" w:color="CCCCCC"/>
+              <w:left w:val="single" w:sz="4" w:space="0" w:color="CCCCCC"/>
+              <w:right w:val="single" w:sz="4" w:space="0" w:color="CCCCCC"/>
+            </w:tcBorders>
+          </w:tcPr>
+          <w:p>
+            <w:pPr>
+              <w:spacing w:before="60" w:after="60" w:line="252" w:lineRule="auto"/>
+              <w:jc w:val="left"/>
+            </w:pPr>
+            <w:r/>
+            <w:r>
+              <w:rPr>
+                <w:b/>
+              </w:rPr>
+              <w:t>+0.50</w:t>
+            </w:r>
+          </w:p>
+        </w:tc>
+        <w:tc>
+          <w:tcPr>
+            <w:tcW w:type="dxa" w:w="1440"/>
+            <w:shd w:fill="FFFFFF"/>
+            <w:tcMar>
+              <w:top w:w="100" w:type="dxa"/>
+              <w:bottom w:w="100" w:type="dxa"/>
+              <w:left w:w="120" w:type="dxa"/>
+              <w:right w:w="120" w:type="dxa"/>
+            </w:tcMar>
+            <w:tcBorders>
+              <w:top w:val="single" w:sz="4" w:space="0" w:color="CCCCCC"/>
+              <w:bottom w:val="single" w:sz="4" w:space="0" w:color="CCCCCC"/>
+              <w:left w:val="single" w:sz="4" w:space="0" w:color="CCCCCC"/>
+              <w:right w:val="single" w:sz="4" w:space="0" w:color="CCCCCC"/>
+            </w:tcBorders>
+          </w:tcPr>
+          <w:p>
+            <w:pPr>
+              <w:spacing w:before="60" w:after="60" w:line="252" w:lineRule="auto"/>
+              <w:jc w:val="left"/>
+            </w:pPr>
+            <w:r/>
+            <w:r>
+              <w:t>BULL</w:t>
+            </w:r>
+          </w:p>
+        </w:tc>
+      </w:tr>
+      <w:tr>
+        <w:tc>
+          <w:tcPr>
+            <w:tcW w:type="dxa" w:w="1584"/>
+            <w:shd w:fill="F8FAFC"/>
+            <w:tcMar>
+              <w:top w:w="100" w:type="dxa"/>
+              <w:bottom w:w="100" w:type="dxa"/>
+              <w:left w:w="120" w:type="dxa"/>
+              <w:right w:w="120" w:type="dxa"/>
+            </w:tcMar>
+            <w:tcBorders>
+              <w:top w:val="single" w:sz="4" w:space="0" w:color="CCCCCC"/>
+              <w:bottom w:val="single" w:sz="4" w:space="0" w:color="CCCCCC"/>
+              <w:left w:val="single" w:sz="4" w:space="0" w:color="CCCCCC"/>
+              <w:right w:val="single" w:sz="4" w:space="0" w:color="CCCCCC"/>
+            </w:tcBorders>
+          </w:tcPr>
+          <w:p>
+            <w:pPr>
+              <w:spacing w:before="60" w:after="60" w:line="252" w:lineRule="auto"/>
+              <w:jc w:val="left"/>
+            </w:pPr>
+            <w:r/>
+            <w:r>
+              <w:rPr>
+                <w:b/>
+              </w:rPr>
+              <w:t>Wed 23/09</w:t>
+            </w:r>
+          </w:p>
+        </w:tc>
+        <w:tc>
+          <w:tcPr>
+            <w:tcW w:type="dxa" w:w="864"/>
+            <w:shd w:fill="F8FAFC"/>
+            <w:tcMar>
+              <w:top w:w="100" w:type="dxa"/>
+              <w:bottom w:w="100" w:type="dxa"/>
+              <w:left w:w="120" w:type="dxa"/>
+              <w:right w:w="120" w:type="dxa"/>
+            </w:tcMar>
+            <w:tcBorders>
+              <w:top w:val="single" w:sz="4" w:space="0" w:color="CCCCCC"/>
+              <w:bottom w:val="single" w:sz="4" w:space="0" w:color="CCCCCC"/>
+              <w:left w:val="single" w:sz="4" w:space="0" w:color="CCCCCC"/>
+              <w:right w:val="single" w:sz="4" w:space="0" w:color="CCCCCC"/>
+            </w:tcBorders>
+          </w:tcPr>
+          <w:p>
+            <w:pPr>
+              <w:spacing w:before="60" w:after="60" w:line="252" w:lineRule="auto"/>
+              <w:jc w:val="left"/>
+            </w:pPr>
+            <w:r/>
+            <w:r>
+              <w:t>NY Open 21-23</w:t>
+            </w:r>
+          </w:p>
+        </w:tc>
+        <w:tc>
+          <w:tcPr>
+            <w:tcW w:type="dxa" w:w="1440"/>
+            <w:shd w:fill="F8FAFC"/>
+            <w:tcMar>
+              <w:top w:w="100" w:type="dxa"/>
+              <w:bottom w:w="100" w:type="dxa"/>
+              <w:left w:w="120" w:type="dxa"/>
+              <w:right w:w="120" w:type="dxa"/>
+            </w:tcMar>
+            <w:tcBorders>
+              <w:top w:val="single" w:sz="4" w:space="0" w:color="CCCCCC"/>
+              <w:bottom w:val="single" w:sz="4" w:space="0" w:color="CCCCCC"/>
+              <w:left w:val="single" w:sz="4" w:space="0" w:color="CCCCCC"/>
+              <w:right w:val="single" w:sz="4" w:space="0" w:color="CCCCCC"/>
+            </w:tcBorders>
+          </w:tcPr>
+          <w:p>
+            <w:pPr>
+              <w:spacing w:before="60" w:after="60" w:line="252" w:lineRule="auto"/>
+              <w:jc w:val="left"/>
+            </w:pPr>
+            <w:r/>
+            <w:r>
+              <w:t>724.25</w:t>
+            </w:r>
+          </w:p>
+        </w:tc>
+        <w:tc>
+          <w:tcPr>
+            <w:tcW w:type="dxa" w:w="2016"/>
+            <w:shd w:fill="F8FAFC"/>
+            <w:tcMar>
+              <w:top w:w="100" w:type="dxa"/>
+              <w:bottom w:w="100" w:type="dxa"/>
+              <w:left w:w="120" w:type="dxa"/>
+              <w:right w:w="120" w:type="dxa"/>
+            </w:tcMar>
+            <w:tcBorders>
+              <w:top w:val="single" w:sz="4" w:space="0" w:color="CCCCCC"/>
+              <w:bottom w:val="single" w:sz="4" w:space="0" w:color="CCCCCC"/>
+              <w:left w:val="single" w:sz="4" w:space="0" w:color="CCCCCC"/>
+              <w:right w:val="single" w:sz="4" w:space="0" w:color="CCCCCC"/>
+            </w:tcBorders>
+          </w:tcPr>
+          <w:p>
+            <w:pPr>
+              <w:spacing w:before="60" w:after="60" w:line="252" w:lineRule="auto"/>
+              <w:jc w:val="left"/>
+            </w:pPr>
+            <w:r/>
+            <w:r>
+              <w:t>736.50</w:t>
+            </w:r>
+          </w:p>
+        </w:tc>
+        <w:tc>
+          <w:tcPr>
+            <w:tcW w:type="dxa" w:w="1152"/>
+            <w:shd w:fill="F8FAFC"/>
+            <w:tcMar>
+              <w:top w:w="100" w:type="dxa"/>
+              <w:bottom w:w="100" w:type="dxa"/>
+              <w:left w:w="120" w:type="dxa"/>
+              <w:right w:w="120" w:type="dxa"/>
+            </w:tcMar>
+            <w:tcBorders>
+              <w:top w:val="single" w:sz="4" w:space="0" w:color="CCCCCC"/>
+              <w:bottom w:val="single" w:sz="4" w:space="0" w:color="CCCCCC"/>
+              <w:left w:val="single" w:sz="4" w:space="0" w:color="CCCCCC"/>
+              <w:right w:val="single" w:sz="4" w:space="0" w:color="CCCCCC"/>
+            </w:tcBorders>
+          </w:tcPr>
+          <w:p>
+            <w:pPr>
+              <w:spacing w:before="60" w:after="60" w:line="252" w:lineRule="auto"/>
+              <w:jc w:val="left"/>
+            </w:pPr>
+            <w:r/>
+            <w:r>
+              <w:t>710.00</w:t>
+            </w:r>
+          </w:p>
+        </w:tc>
+        <w:tc>
+          <w:tcPr>
+            <w:tcW w:type="dxa" w:w="1728"/>
+            <w:shd w:fill="F8FAFC"/>
+            <w:tcMar>
+              <w:top w:w="100" w:type="dxa"/>
+              <w:bottom w:w="100" w:type="dxa"/>
+              <w:left w:w="120" w:type="dxa"/>
+              <w:right w:w="120" w:type="dxa"/>
+            </w:tcMar>
+            <w:tcBorders>
+              <w:top w:val="single" w:sz="4" w:space="0" w:color="CCCCCC"/>
+              <w:bottom w:val="single" w:sz="4" w:space="0" w:color="CCCCCC"/>
+              <w:left w:val="single" w:sz="4" w:space="0" w:color="CCCCCC"/>
+              <w:right w:val="single" w:sz="4" w:space="0" w:color="CCCCCC"/>
+            </w:tcBorders>
+          </w:tcPr>
+          <w:p>
+            <w:pPr>
+              <w:spacing w:before="60" w:after="60" w:line="252" w:lineRule="auto"/>
+              <w:jc w:val="left"/>
+            </w:pPr>
+            <w:r/>
+            <w:r>
+              <w:rPr>
+                <w:b/>
+              </w:rPr>
+              <w:t>722.75</w:t>
+            </w:r>
+          </w:p>
+        </w:tc>
+        <w:tc>
+          <w:tcPr>
+            <w:tcW w:type="dxa" w:w="3456"/>
+            <w:shd w:fill="F8FAFC"/>
+            <w:tcMar>
+              <w:top w:w="100" w:type="dxa"/>
+              <w:bottom w:w="100" w:type="dxa"/>
+              <w:left w:w="120" w:type="dxa"/>
+              <w:right w:w="120" w:type="dxa"/>
+            </w:tcMar>
+            <w:tcBorders>
+              <w:top w:val="single" w:sz="4" w:space="0" w:color="CCCCCC"/>
+              <w:bottom w:val="single" w:sz="4" w:space="0" w:color="CCCCCC"/>
+              <w:left w:val="single" w:sz="4" w:space="0" w:color="CCCCCC"/>
+              <w:right w:val="single" w:sz="4" w:space="0" w:color="CCCCCC"/>
+            </w:tcBorders>
+          </w:tcPr>
+          <w:p>
+            <w:pPr>
+              <w:spacing w:before="60" w:after="60" w:line="252" w:lineRule="auto"/>
+              <w:jc w:val="left"/>
+            </w:pPr>
+            <w:r/>
+            <w:r>
+              <w:rPr>
+                <w:b/>
+              </w:rPr>
+              <w:t>-1.50</w:t>
+            </w:r>
+          </w:p>
+        </w:tc>
+        <w:tc>
+          <w:tcPr>
+            <w:tcW w:type="dxa" w:w="1440"/>
+            <w:shd w:fill="F8FAFC"/>
+            <w:tcMar>
+              <w:top w:w="100" w:type="dxa"/>
+              <w:bottom w:w="100" w:type="dxa"/>
+              <w:left w:w="120" w:type="dxa"/>
+              <w:right w:w="120" w:type="dxa"/>
+            </w:tcMar>
+            <w:tcBorders>
+              <w:top w:val="single" w:sz="4" w:space="0" w:color="CCCCCC"/>
+              <w:bottom w:val="single" w:sz="4" w:space="0" w:color="CCCCCC"/>
+              <w:left w:val="single" w:sz="4" w:space="0" w:color="CCCCCC"/>
+              <w:right w:val="single" w:sz="4" w:space="0" w:color="CCCCCC"/>
+            </w:tcBorders>
+          </w:tcPr>
+          <w:p>
+            <w:pPr>
+              <w:spacing w:before="60" w:after="60" w:line="252" w:lineRule="auto"/>
+              <w:jc w:val="left"/>
+            </w:pPr>
+            <w:r/>
+            <w:r>
+              <w:t>BEAR</w:t>
+            </w:r>
+          </w:p>
+        </w:tc>
+      </w:tr>
+      <w:tr>
+        <w:tc>
+          <w:tcPr>
+            <w:tcW w:type="dxa" w:w="1584"/>
+            <w:shd w:fill="FFFFFF"/>
+            <w:tcMar>
+              <w:top w:w="100" w:type="dxa"/>
+              <w:bottom w:w="100" w:type="dxa"/>
+              <w:left w:w="120" w:type="dxa"/>
+              <w:right w:w="120" w:type="dxa"/>
+            </w:tcMar>
+            <w:tcBorders>
+              <w:top w:val="single" w:sz="4" w:space="0" w:color="CCCCCC"/>
+              <w:bottom w:val="single" w:sz="4" w:space="0" w:color="CCCCCC"/>
+              <w:left w:val="single" w:sz="4" w:space="0" w:color="CCCCCC"/>
+              <w:right w:val="single" w:sz="4" w:space="0" w:color="CCCCCC"/>
+            </w:tcBorders>
+          </w:tcPr>
+          <w:p>
+            <w:pPr>
+              <w:spacing w:before="60" w:after="60" w:line="252" w:lineRule="auto"/>
+              <w:jc w:val="left"/>
+            </w:pPr>
+            <w:r/>
+            <w:r>
+              <w:rPr>
+                <w:b/>
+              </w:rPr>
+              <w:t>Wed 23/09</w:t>
+            </w:r>
+          </w:p>
+        </w:tc>
+        <w:tc>
+          <w:tcPr>
+            <w:tcW w:type="dxa" w:w="864"/>
+            <w:shd w:fill="FFFFFF"/>
+            <w:tcMar>
+              <w:top w:w="100" w:type="dxa"/>
+              <w:bottom w:w="100" w:type="dxa"/>
+              <w:left w:w="120" w:type="dxa"/>
+              <w:right w:w="120" w:type="dxa"/>
+            </w:tcMar>
+            <w:tcBorders>
+              <w:top w:val="single" w:sz="4" w:space="0" w:color="CCCCCC"/>
+              <w:bottom w:val="single" w:sz="4" w:space="0" w:color="CCCCCC"/>
+              <w:left w:val="single" w:sz="4" w:space="0" w:color="CCCCCC"/>
+              <w:right w:val="single" w:sz="4" w:space="0" w:color="CCCCCC"/>
+            </w:tcBorders>
+          </w:tcPr>
+          <w:p>
+            <w:pPr>
+              <w:spacing w:before="60" w:after="60" w:line="252" w:lineRule="auto"/>
+              <w:jc w:val="left"/>
+            </w:pPr>
+            <w:r/>
+            <w:r>
+              <w:t>NY Close 23-01</w:t>
+            </w:r>
+          </w:p>
+        </w:tc>
+        <w:tc>
+          <w:tcPr>
+            <w:tcW w:type="dxa" w:w="1440"/>
+            <w:shd w:fill="FFFFFF"/>
+            <w:tcMar>
+              <w:top w:w="100" w:type="dxa"/>
+              <w:bottom w:w="100" w:type="dxa"/>
+              <w:left w:w="120" w:type="dxa"/>
+              <w:right w:w="120" w:type="dxa"/>
+            </w:tcMar>
+            <w:tcBorders>
+              <w:top w:val="single" w:sz="4" w:space="0" w:color="CCCCCC"/>
+              <w:bottom w:val="single" w:sz="4" w:space="0" w:color="CCCCCC"/>
+              <w:left w:val="single" w:sz="4" w:space="0" w:color="CCCCCC"/>
+              <w:right w:val="single" w:sz="4" w:space="0" w:color="CCCCCC"/>
+            </w:tcBorders>
+          </w:tcPr>
+          <w:p>
+            <w:pPr>
+              <w:spacing w:before="60" w:after="60" w:line="252" w:lineRule="auto"/>
+              <w:jc w:val="left"/>
+            </w:pPr>
+            <w:r/>
+            <w:r>
+              <w:t>722.75</w:t>
+            </w:r>
+          </w:p>
+        </w:tc>
+        <w:tc>
+          <w:tcPr>
+            <w:tcW w:type="dxa" w:w="2016"/>
+            <w:shd w:fill="FFFFFF"/>
+            <w:tcMar>
+              <w:top w:w="100" w:type="dxa"/>
+              <w:bottom w:w="100" w:type="dxa"/>
+              <w:left w:w="120" w:type="dxa"/>
+              <w:right w:w="120" w:type="dxa"/>
+            </w:tcMar>
+            <w:tcBorders>
+              <w:top w:val="single" w:sz="4" w:space="0" w:color="CCCCCC"/>
+              <w:bottom w:val="single" w:sz="4" w:space="0" w:color="CCCCCC"/>
+              <w:left w:val="single" w:sz="4" w:space="0" w:color="CCCCCC"/>
+              <w:right w:val="single" w:sz="4" w:space="0" w:color="CCCCCC"/>
+            </w:tcBorders>
+          </w:tcPr>
+          <w:p>
+            <w:pPr>
+              <w:spacing w:before="60" w:after="60" w:line="252" w:lineRule="auto"/>
+              <w:jc w:val="left"/>
+            </w:pPr>
+            <w:r/>
+            <w:r>
+              <w:t>729.75</w:t>
+            </w:r>
+          </w:p>
+        </w:tc>
+        <w:tc>
+          <w:tcPr>
+            <w:tcW w:type="dxa" w:w="1152"/>
+            <w:shd w:fill="FFFFFF"/>
+            <w:tcMar>
+              <w:top w:w="100" w:type="dxa"/>
+              <w:bottom w:w="100" w:type="dxa"/>
+              <w:left w:w="120" w:type="dxa"/>
+              <w:right w:w="120" w:type="dxa"/>
+            </w:tcMar>
+            <w:tcBorders>
+              <w:top w:val="single" w:sz="4" w:space="0" w:color="CCCCCC"/>
+              <w:bottom w:val="single" w:sz="4" w:space="0" w:color="CCCCCC"/>
+              <w:left w:val="single" w:sz="4" w:space="0" w:color="CCCCCC"/>
+              <w:right w:val="single" w:sz="4" w:space="0" w:color="CCCCCC"/>
+            </w:tcBorders>
+          </w:tcPr>
+          <w:p>
+            <w:pPr>
+              <w:spacing w:before="60" w:after="60" w:line="252" w:lineRule="auto"/>
+              <w:jc w:val="left"/>
+            </w:pPr>
+            <w:r/>
+            <w:r>
+              <w:t>713.25</w:t>
+            </w:r>
+          </w:p>
+        </w:tc>
+        <w:tc>
+          <w:tcPr>
+            <w:tcW w:type="dxa" w:w="1728"/>
+            <w:shd w:fill="FFFFFF"/>
+            <w:tcMar>
+              <w:top w:w="100" w:type="dxa"/>
+              <w:bottom w:w="100" w:type="dxa"/>
+              <w:left w:w="120" w:type="dxa"/>
+              <w:right w:w="120" w:type="dxa"/>
+            </w:tcMar>
+            <w:tcBorders>
+              <w:top w:val="single" w:sz="4" w:space="0" w:color="CCCCCC"/>
+              <w:bottom w:val="single" w:sz="4" w:space="0" w:color="CCCCCC"/>
+              <w:left w:val="single" w:sz="4" w:space="0" w:color="CCCCCC"/>
+              <w:right w:val="single" w:sz="4" w:space="0" w:color="CCCCCC"/>
+            </w:tcBorders>
+          </w:tcPr>
+          <w:p>
+            <w:pPr>
+              <w:spacing w:before="60" w:after="60" w:line="252" w:lineRule="auto"/>
+              <w:jc w:val="left"/>
+            </w:pPr>
+            <w:r/>
+            <w:r>
+              <w:rPr>
+                <w:b/>
+              </w:rPr>
+              <w:t>723.25</w:t>
+            </w:r>
+          </w:p>
+        </w:tc>
+        <w:tc>
+          <w:tcPr>
+            <w:tcW w:type="dxa" w:w="3456"/>
+            <w:shd w:fill="FFFFFF"/>
+            <w:tcMar>
+              <w:top w:w="100" w:type="dxa"/>
+              <w:bottom w:w="100" w:type="dxa"/>
+              <w:left w:w="120" w:type="dxa"/>
+              <w:right w:w="120" w:type="dxa"/>
+            </w:tcMar>
+            <w:tcBorders>
+              <w:top w:val="single" w:sz="4" w:space="0" w:color="CCCCCC"/>
+              <w:bottom w:val="single" w:sz="4" w:space="0" w:color="CCCCCC"/>
+              <w:left w:val="single" w:sz="4" w:space="0" w:color="CCCCCC"/>
+              <w:right w:val="single" w:sz="4" w:space="0" w:color="CCCCCC"/>
+            </w:tcBorders>
+          </w:tcPr>
+          <w:p>
+            <w:pPr>
+              <w:spacing w:before="60" w:after="60" w:line="252" w:lineRule="auto"/>
+              <w:jc w:val="left"/>
+            </w:pPr>
+            <w:r/>
+            <w:r>
+              <w:rPr>
+                <w:b/>
+              </w:rPr>
+              <w:t>+0.50</w:t>
+            </w:r>
+          </w:p>
+        </w:tc>
+        <w:tc>
+          <w:tcPr>
+            <w:tcW w:type="dxa" w:w="1440"/>
+            <w:shd w:fill="FFFFFF"/>
+            <w:tcMar>
+              <w:top w:w="100" w:type="dxa"/>
+              <w:bottom w:w="100" w:type="dxa"/>
+              <w:left w:w="120" w:type="dxa"/>
+              <w:right w:w="120" w:type="dxa"/>
+            </w:tcMar>
+            <w:tcBorders>
+              <w:top w:val="single" w:sz="4" w:space="0" w:color="CCCCCC"/>
+              <w:bottom w:val="single" w:sz="4" w:space="0" w:color="CCCCCC"/>
+              <w:left w:val="single" w:sz="4" w:space="0" w:color="CCCCCC"/>
+              <w:right w:val="single" w:sz="4" w:space="0" w:color="CCCCCC"/>
+            </w:tcBorders>
+          </w:tcPr>
+          <w:p>
+            <w:pPr>
+              <w:spacing w:before="60" w:after="60" w:line="252" w:lineRule="auto"/>
+              <w:jc w:val="left"/>
+            </w:pPr>
+            <w:r/>
+            <w:r>
+              <w:t>BULL</w:t>
+            </w:r>
+          </w:p>
+        </w:tc>
+      </w:tr>
+      <w:tr>
+        <w:tc>
+          <w:tcPr>
+            <w:tcW w:type="dxa" w:w="1584"/>
+            <w:shd w:fill="F8FAFC"/>
+            <w:tcMar>
+              <w:top w:w="100" w:type="dxa"/>
+              <w:bottom w:w="100" w:type="dxa"/>
+              <w:left w:w="120" w:type="dxa"/>
+              <w:right w:w="120" w:type="dxa"/>
+            </w:tcMar>
+            <w:tcBorders>
+              <w:top w:val="single" w:sz="4" w:space="0" w:color="CCCCCC"/>
+              <w:bottom w:val="single" w:sz="4" w:space="0" w:color="CCCCCC"/>
+              <w:left w:val="single" w:sz="4" w:space="0" w:color="CCCCCC"/>
+              <w:right w:val="single" w:sz="4" w:space="0" w:color="CCCCCC"/>
+            </w:tcBorders>
+          </w:tcPr>
+          <w:p>
+            <w:pPr>
+              <w:spacing w:before="60" w:after="60" w:line="252" w:lineRule="auto"/>
+              <w:jc w:val="left"/>
+            </w:pPr>
+            <w:r/>
+            <w:r>
+              <w:rPr>
+                <w:b/>
+              </w:rPr>
+              <w:t>Thu 24/09</w:t>
+            </w:r>
+          </w:p>
+        </w:tc>
+        <w:tc>
+          <w:tcPr>
+            <w:tcW w:type="dxa" w:w="864"/>
+            <w:shd w:fill="F8FAFC"/>
+            <w:tcMar>
+              <w:top w:w="100" w:type="dxa"/>
+              <w:bottom w:w="100" w:type="dxa"/>
+              <w:left w:w="120" w:type="dxa"/>
+              <w:right w:w="120" w:type="dxa"/>
+            </w:tcMar>
+            <w:tcBorders>
+              <w:top w:val="single" w:sz="4" w:space="0" w:color="CCCCCC"/>
+              <w:bottom w:val="single" w:sz="4" w:space="0" w:color="CCCCCC"/>
+              <w:left w:val="single" w:sz="4" w:space="0" w:color="CCCCCC"/>
+              <w:right w:val="single" w:sz="4" w:space="0" w:color="CCCCCC"/>
+            </w:tcBorders>
+          </w:tcPr>
+          <w:p>
+            <w:pPr>
+              <w:spacing w:before="60" w:after="60" w:line="252" w:lineRule="auto"/>
+              <w:jc w:val="left"/>
+            </w:pPr>
+            <w:r/>
+            <w:r>
+              <w:t>Asia 07-11</w:t>
+            </w:r>
+          </w:p>
+        </w:tc>
+        <w:tc>
+          <w:tcPr>
+            <w:tcW w:type="dxa" w:w="1440"/>
+            <w:shd w:fill="F8FAFC"/>
+            <w:tcMar>
+              <w:top w:w="100" w:type="dxa"/>
+              <w:bottom w:w="100" w:type="dxa"/>
+              <w:left w:w="120" w:type="dxa"/>
+              <w:right w:w="120" w:type="dxa"/>
+            </w:tcMar>
+            <w:tcBorders>
+              <w:top w:val="single" w:sz="4" w:space="0" w:color="CCCCCC"/>
+              <w:bottom w:val="single" w:sz="4" w:space="0" w:color="CCCCCC"/>
+              <w:left w:val="single" w:sz="4" w:space="0" w:color="CCCCCC"/>
+              <w:right w:val="single" w:sz="4" w:space="0" w:color="CCCCCC"/>
+            </w:tcBorders>
+          </w:tcPr>
+          <w:p>
+            <w:pPr>
+              <w:spacing w:before="60" w:after="60" w:line="252" w:lineRule="auto"/>
+              <w:jc w:val="left"/>
+            </w:pPr>
+            <w:r/>
+            <w:r>
+              <w:t>723.25</w:t>
+            </w:r>
+          </w:p>
+        </w:tc>
+        <w:tc>
+          <w:tcPr>
+            <w:tcW w:type="dxa" w:w="2016"/>
+            <w:shd w:fill="F8FAFC"/>
+            <w:tcMar>
+              <w:top w:w="100" w:type="dxa"/>
+              <w:bottom w:w="100" w:type="dxa"/>
+              <w:left w:w="120" w:type="dxa"/>
+              <w:right w:w="120" w:type="dxa"/>
+            </w:tcMar>
+            <w:tcBorders>
+              <w:top w:val="single" w:sz="4" w:space="0" w:color="CCCCCC"/>
+              <w:bottom w:val="single" w:sz="4" w:space="0" w:color="CCCCCC"/>
+              <w:left w:val="single" w:sz="4" w:space="0" w:color="CCCCCC"/>
+              <w:right w:val="single" w:sz="4" w:space="0" w:color="CCCCCC"/>
+            </w:tcBorders>
+          </w:tcPr>
+          <w:p>
+            <w:pPr>
+              <w:spacing w:before="60" w:after="60" w:line="252" w:lineRule="auto"/>
+              <w:jc w:val="left"/>
+            </w:pPr>
+            <w:r/>
+            <w:r>
+              <w:t>733.75</w:t>
+            </w:r>
+          </w:p>
+        </w:tc>
+        <w:tc>
+          <w:tcPr>
+            <w:tcW w:type="dxa" w:w="1152"/>
+            <w:shd w:fill="F8FAFC"/>
+            <w:tcMar>
+              <w:top w:w="100" w:type="dxa"/>
+              <w:bottom w:w="100" w:type="dxa"/>
+              <w:left w:w="120" w:type="dxa"/>
+              <w:right w:w="120" w:type="dxa"/>
+            </w:tcMar>
+            <w:tcBorders>
+              <w:top w:val="single" w:sz="4" w:space="0" w:color="CCCCCC"/>
+              <w:bottom w:val="single" w:sz="4" w:space="0" w:color="CCCCCC"/>
+              <w:left w:val="single" w:sz="4" w:space="0" w:color="CCCCCC"/>
+              <w:right w:val="single" w:sz="4" w:space="0" w:color="CCCCCC"/>
+            </w:tcBorders>
+          </w:tcPr>
+          <w:p>
+            <w:pPr>
+              <w:spacing w:before="60" w:after="60" w:line="252" w:lineRule="auto"/>
+              <w:jc w:val="left"/>
+            </w:pPr>
+            <w:r/>
+            <w:r>
+              <w:t>716.00</w:t>
             </w:r>
           </w:p>
         </w:tc>
@@ -27319,7 +28685,7 @@
               <w:rPr>
                 <w:b/>
               </w:rPr>
-              <w:t>+0.50</w:t>
+              <w:t>-0.25</w:t>
             </w:r>
           </w:p>
         </w:tc>
@@ -27347,7 +28713,7 @@
             </w:pPr>
             <w:r/>
             <w:r>
-              <w:t>BULL</w:t>
+              <w:t>BEAR</w:t>
             </w:r>
           </w:p>
         </w:tc>
@@ -27380,7 +28746,7 @@
               <w:rPr>
                 <w:b/>
               </w:rPr>
-              <w:t>Wed 23/09</w:t>
+              <w:t>Thu 24/09</w:t>
             </w:r>
           </w:p>
         </w:tc>
@@ -27464,7 +28830,7 @@
             </w:pPr>
             <w:r/>
             <w:r>
-              <w:t>730.00</w:t>
+              <w:t>732.75</w:t>
             </w:r>
           </w:p>
         </w:tc>
@@ -27492,7 +28858,7 @@
             </w:pPr>
             <w:r/>
             <w:r>
-              <w:t>717.00</w:t>
+              <w:t>713.25</w:t>
             </w:r>
           </w:p>
         </w:tc>
@@ -27523,7 +28889,7 @@
               <w:rPr>
                 <w:b/>
               </w:rPr>
-              <w:t>722.25</w:t>
+              <w:t>723.50</w:t>
             </w:r>
           </w:p>
         </w:tc>
@@ -27531,6 +28897,1181 @@
           <w:tcPr>
             <w:tcW w:type="dxa" w:w="3456"/>
             <w:shd w:fill="FFFFFF"/>
+            <w:tcMar>
+              <w:top w:w="100" w:type="dxa"/>
+              <w:bottom w:w="100" w:type="dxa"/>
+              <w:left w:w="120" w:type="dxa"/>
+              <w:right w:w="120" w:type="dxa"/>
+            </w:tcMar>
+            <w:tcBorders>
+              <w:top w:val="single" w:sz="4" w:space="0" w:color="CCCCCC"/>
+              <w:bottom w:val="single" w:sz="4" w:space="0" w:color="CCCCCC"/>
+              <w:left w:val="single" w:sz="4" w:space="0" w:color="CCCCCC"/>
+              <w:right w:val="single" w:sz="4" w:space="0" w:color="CCCCCC"/>
+            </w:tcBorders>
+          </w:tcPr>
+          <w:p>
+            <w:pPr>
+              <w:spacing w:before="60" w:after="60" w:line="252" w:lineRule="auto"/>
+              <w:jc w:val="left"/>
+            </w:pPr>
+            <w:r/>
+            <w:r>
+              <w:rPr>
+                <w:b/>
+              </w:rPr>
+              <w:t>+0.50</w:t>
+            </w:r>
+          </w:p>
+        </w:tc>
+        <w:tc>
+          <w:tcPr>
+            <w:tcW w:type="dxa" w:w="1440"/>
+            <w:shd w:fill="FFFFFF"/>
+            <w:tcMar>
+              <w:top w:w="100" w:type="dxa"/>
+              <w:bottom w:w="100" w:type="dxa"/>
+              <w:left w:w="120" w:type="dxa"/>
+              <w:right w:w="120" w:type="dxa"/>
+            </w:tcMar>
+            <w:tcBorders>
+              <w:top w:val="single" w:sz="4" w:space="0" w:color="CCCCCC"/>
+              <w:bottom w:val="single" w:sz="4" w:space="0" w:color="CCCCCC"/>
+              <w:left w:val="single" w:sz="4" w:space="0" w:color="CCCCCC"/>
+              <w:right w:val="single" w:sz="4" w:space="0" w:color="CCCCCC"/>
+            </w:tcBorders>
+          </w:tcPr>
+          <w:p>
+            <w:pPr>
+              <w:spacing w:before="60" w:after="60" w:line="252" w:lineRule="auto"/>
+              <w:jc w:val="left"/>
+            </w:pPr>
+            <w:r/>
+            <w:r>
+              <w:t>BULL</w:t>
+            </w:r>
+          </w:p>
+        </w:tc>
+      </w:tr>
+      <w:tr>
+        <w:tc>
+          <w:tcPr>
+            <w:tcW w:type="dxa" w:w="1584"/>
+            <w:shd w:fill="F8FAFC"/>
+            <w:tcMar>
+              <w:top w:w="100" w:type="dxa"/>
+              <w:bottom w:w="100" w:type="dxa"/>
+              <w:left w:w="120" w:type="dxa"/>
+              <w:right w:w="120" w:type="dxa"/>
+            </w:tcMar>
+            <w:tcBorders>
+              <w:top w:val="single" w:sz="4" w:space="0" w:color="CCCCCC"/>
+              <w:bottom w:val="single" w:sz="4" w:space="0" w:color="CCCCCC"/>
+              <w:left w:val="single" w:sz="4" w:space="0" w:color="CCCCCC"/>
+              <w:right w:val="single" w:sz="4" w:space="0" w:color="CCCCCC"/>
+            </w:tcBorders>
+          </w:tcPr>
+          <w:p>
+            <w:pPr>
+              <w:spacing w:before="60" w:after="60" w:line="252" w:lineRule="auto"/>
+              <w:jc w:val="left"/>
+            </w:pPr>
+            <w:r/>
+            <w:r>
+              <w:rPr>
+                <w:b/>
+              </w:rPr>
+              <w:t>Thu 24/09</w:t>
+            </w:r>
+          </w:p>
+        </w:tc>
+        <w:tc>
+          <w:tcPr>
+            <w:tcW w:type="dxa" w:w="864"/>
+            <w:shd w:fill="F8FAFC"/>
+            <w:tcMar>
+              <w:top w:w="100" w:type="dxa"/>
+              <w:bottom w:w="100" w:type="dxa"/>
+              <w:left w:w="120" w:type="dxa"/>
+              <w:right w:w="120" w:type="dxa"/>
+            </w:tcMar>
+            <w:tcBorders>
+              <w:top w:val="single" w:sz="4" w:space="0" w:color="CCCCCC"/>
+              <w:bottom w:val="single" w:sz="4" w:space="0" w:color="CCCCCC"/>
+              <w:left w:val="single" w:sz="4" w:space="0" w:color="CCCCCC"/>
+              <w:right w:val="single" w:sz="4" w:space="0" w:color="CCCCCC"/>
+            </w:tcBorders>
+          </w:tcPr>
+          <w:p>
+            <w:pPr>
+              <w:spacing w:before="60" w:after="60" w:line="252" w:lineRule="auto"/>
+              <w:jc w:val="left"/>
+            </w:pPr>
+            <w:r/>
+            <w:r>
+              <w:t>London 15-19</w:t>
+            </w:r>
+          </w:p>
+        </w:tc>
+        <w:tc>
+          <w:tcPr>
+            <w:tcW w:type="dxa" w:w="1440"/>
+            <w:shd w:fill="F8FAFC"/>
+            <w:tcMar>
+              <w:top w:w="100" w:type="dxa"/>
+              <w:bottom w:w="100" w:type="dxa"/>
+              <w:left w:w="120" w:type="dxa"/>
+              <w:right w:w="120" w:type="dxa"/>
+            </w:tcMar>
+            <w:tcBorders>
+              <w:top w:val="single" w:sz="4" w:space="0" w:color="CCCCCC"/>
+              <w:bottom w:val="single" w:sz="4" w:space="0" w:color="CCCCCC"/>
+              <w:left w:val="single" w:sz="4" w:space="0" w:color="CCCCCC"/>
+              <w:right w:val="single" w:sz="4" w:space="0" w:color="CCCCCC"/>
+            </w:tcBorders>
+          </w:tcPr>
+          <w:p>
+            <w:pPr>
+              <w:spacing w:before="60" w:after="60" w:line="252" w:lineRule="auto"/>
+              <w:jc w:val="left"/>
+            </w:pPr>
+            <w:r/>
+            <w:r>
+              <w:t>723.50</w:t>
+            </w:r>
+          </w:p>
+        </w:tc>
+        <w:tc>
+          <w:tcPr>
+            <w:tcW w:type="dxa" w:w="2016"/>
+            <w:shd w:fill="F8FAFC"/>
+            <w:tcMar>
+              <w:top w:w="100" w:type="dxa"/>
+              <w:bottom w:w="100" w:type="dxa"/>
+              <w:left w:w="120" w:type="dxa"/>
+              <w:right w:w="120" w:type="dxa"/>
+            </w:tcMar>
+            <w:tcBorders>
+              <w:top w:val="single" w:sz="4" w:space="0" w:color="CCCCCC"/>
+              <w:bottom w:val="single" w:sz="4" w:space="0" w:color="CCCCCC"/>
+              <w:left w:val="single" w:sz="4" w:space="0" w:color="CCCCCC"/>
+              <w:right w:val="single" w:sz="4" w:space="0" w:color="CCCCCC"/>
+            </w:tcBorders>
+          </w:tcPr>
+          <w:p>
+            <w:pPr>
+              <w:spacing w:before="60" w:after="60" w:line="252" w:lineRule="auto"/>
+              <w:jc w:val="left"/>
+            </w:pPr>
+            <w:r/>
+            <w:r>
+              <w:t>734.25</w:t>
+            </w:r>
+          </w:p>
+        </w:tc>
+        <w:tc>
+          <w:tcPr>
+            <w:tcW w:type="dxa" w:w="1152"/>
+            <w:shd w:fill="F8FAFC"/>
+            <w:tcMar>
+              <w:top w:w="100" w:type="dxa"/>
+              <w:bottom w:w="100" w:type="dxa"/>
+              <w:left w:w="120" w:type="dxa"/>
+              <w:right w:w="120" w:type="dxa"/>
+            </w:tcMar>
+            <w:tcBorders>
+              <w:top w:val="single" w:sz="4" w:space="0" w:color="CCCCCC"/>
+              <w:bottom w:val="single" w:sz="4" w:space="0" w:color="CCCCCC"/>
+              <w:left w:val="single" w:sz="4" w:space="0" w:color="CCCCCC"/>
+              <w:right w:val="single" w:sz="4" w:space="0" w:color="CCCCCC"/>
+            </w:tcBorders>
+          </w:tcPr>
+          <w:p>
+            <w:pPr>
+              <w:spacing w:before="60" w:after="60" w:line="252" w:lineRule="auto"/>
+              <w:jc w:val="left"/>
+            </w:pPr>
+            <w:r/>
+            <w:r>
+              <w:t>716.25</w:t>
+            </w:r>
+          </w:p>
+        </w:tc>
+        <w:tc>
+          <w:tcPr>
+            <w:tcW w:type="dxa" w:w="1728"/>
+            <w:shd w:fill="F8FAFC"/>
+            <w:tcMar>
+              <w:top w:w="100" w:type="dxa"/>
+              <w:bottom w:w="100" w:type="dxa"/>
+              <w:left w:w="120" w:type="dxa"/>
+              <w:right w:w="120" w:type="dxa"/>
+            </w:tcMar>
+            <w:tcBorders>
+              <w:top w:val="single" w:sz="4" w:space="0" w:color="CCCCCC"/>
+              <w:bottom w:val="single" w:sz="4" w:space="0" w:color="CCCCCC"/>
+              <w:left w:val="single" w:sz="4" w:space="0" w:color="CCCCCC"/>
+              <w:right w:val="single" w:sz="4" w:space="0" w:color="CCCCCC"/>
+            </w:tcBorders>
+          </w:tcPr>
+          <w:p>
+            <w:pPr>
+              <w:spacing w:before="60" w:after="60" w:line="252" w:lineRule="auto"/>
+              <w:jc w:val="left"/>
+            </w:pPr>
+            <w:r/>
+            <w:r>
+              <w:rPr>
+                <w:b/>
+              </w:rPr>
+              <w:t>724.25</w:t>
+            </w:r>
+          </w:p>
+        </w:tc>
+        <w:tc>
+          <w:tcPr>
+            <w:tcW w:type="dxa" w:w="3456"/>
+            <w:shd w:fill="F8FAFC"/>
+            <w:tcMar>
+              <w:top w:w="100" w:type="dxa"/>
+              <w:bottom w:w="100" w:type="dxa"/>
+              <w:left w:w="120" w:type="dxa"/>
+              <w:right w:w="120" w:type="dxa"/>
+            </w:tcMar>
+            <w:tcBorders>
+              <w:top w:val="single" w:sz="4" w:space="0" w:color="CCCCCC"/>
+              <w:bottom w:val="single" w:sz="4" w:space="0" w:color="CCCCCC"/>
+              <w:left w:val="single" w:sz="4" w:space="0" w:color="CCCCCC"/>
+              <w:right w:val="single" w:sz="4" w:space="0" w:color="CCCCCC"/>
+            </w:tcBorders>
+          </w:tcPr>
+          <w:p>
+            <w:pPr>
+              <w:spacing w:before="60" w:after="60" w:line="252" w:lineRule="auto"/>
+              <w:jc w:val="left"/>
+            </w:pPr>
+            <w:r/>
+            <w:r>
+              <w:rPr>
+                <w:b/>
+              </w:rPr>
+              <w:t>+0.75</w:t>
+            </w:r>
+          </w:p>
+        </w:tc>
+        <w:tc>
+          <w:tcPr>
+            <w:tcW w:type="dxa" w:w="1440"/>
+            <w:shd w:fill="F8FAFC"/>
+            <w:tcMar>
+              <w:top w:w="100" w:type="dxa"/>
+              <w:bottom w:w="100" w:type="dxa"/>
+              <w:left w:w="120" w:type="dxa"/>
+              <w:right w:w="120" w:type="dxa"/>
+            </w:tcMar>
+            <w:tcBorders>
+              <w:top w:val="single" w:sz="4" w:space="0" w:color="CCCCCC"/>
+              <w:bottom w:val="single" w:sz="4" w:space="0" w:color="CCCCCC"/>
+              <w:left w:val="single" w:sz="4" w:space="0" w:color="CCCCCC"/>
+              <w:right w:val="single" w:sz="4" w:space="0" w:color="CCCCCC"/>
+            </w:tcBorders>
+          </w:tcPr>
+          <w:p>
+            <w:pPr>
+              <w:spacing w:before="60" w:after="60" w:line="252" w:lineRule="auto"/>
+              <w:jc w:val="left"/>
+            </w:pPr>
+            <w:r/>
+            <w:r>
+              <w:t>BULL</w:t>
+            </w:r>
+          </w:p>
+        </w:tc>
+      </w:tr>
+      <w:tr>
+        <w:tc>
+          <w:tcPr>
+            <w:tcW w:type="dxa" w:w="1584"/>
+            <w:shd w:fill="FFFFFF"/>
+            <w:tcMar>
+              <w:top w:w="100" w:type="dxa"/>
+              <w:bottom w:w="100" w:type="dxa"/>
+              <w:left w:w="120" w:type="dxa"/>
+              <w:right w:w="120" w:type="dxa"/>
+            </w:tcMar>
+            <w:tcBorders>
+              <w:top w:val="single" w:sz="4" w:space="0" w:color="CCCCCC"/>
+              <w:bottom w:val="single" w:sz="4" w:space="0" w:color="CCCCCC"/>
+              <w:left w:val="single" w:sz="4" w:space="0" w:color="CCCCCC"/>
+              <w:right w:val="single" w:sz="4" w:space="0" w:color="CCCCCC"/>
+            </w:tcBorders>
+          </w:tcPr>
+          <w:p>
+            <w:pPr>
+              <w:spacing w:before="60" w:after="60" w:line="252" w:lineRule="auto"/>
+              <w:jc w:val="left"/>
+            </w:pPr>
+            <w:r/>
+            <w:r>
+              <w:rPr>
+                <w:b/>
+              </w:rPr>
+              <w:t>Thu 24/09</w:t>
+            </w:r>
+          </w:p>
+        </w:tc>
+        <w:tc>
+          <w:tcPr>
+            <w:tcW w:type="dxa" w:w="864"/>
+            <w:shd w:fill="FFFFFF"/>
+            <w:tcMar>
+              <w:top w:w="100" w:type="dxa"/>
+              <w:bottom w:w="100" w:type="dxa"/>
+              <w:left w:w="120" w:type="dxa"/>
+              <w:right w:w="120" w:type="dxa"/>
+            </w:tcMar>
+            <w:tcBorders>
+              <w:top w:val="single" w:sz="4" w:space="0" w:color="CCCCCC"/>
+              <w:bottom w:val="single" w:sz="4" w:space="0" w:color="CCCCCC"/>
+              <w:left w:val="single" w:sz="4" w:space="0" w:color="CCCCCC"/>
+              <w:right w:val="single" w:sz="4" w:space="0" w:color="CCCCCC"/>
+            </w:tcBorders>
+          </w:tcPr>
+          <w:p>
+            <w:pPr>
+              <w:spacing w:before="60" w:after="60" w:line="252" w:lineRule="auto"/>
+              <w:jc w:val="left"/>
+            </w:pPr>
+            <w:r/>
+            <w:r>
+              <w:t>Pre-NY 19-21</w:t>
+            </w:r>
+          </w:p>
+        </w:tc>
+        <w:tc>
+          <w:tcPr>
+            <w:tcW w:type="dxa" w:w="1440"/>
+            <w:shd w:fill="FFFFFF"/>
+            <w:tcMar>
+              <w:top w:w="100" w:type="dxa"/>
+              <w:bottom w:w="100" w:type="dxa"/>
+              <w:left w:w="120" w:type="dxa"/>
+              <w:right w:w="120" w:type="dxa"/>
+            </w:tcMar>
+            <w:tcBorders>
+              <w:top w:val="single" w:sz="4" w:space="0" w:color="CCCCCC"/>
+              <w:bottom w:val="single" w:sz="4" w:space="0" w:color="CCCCCC"/>
+              <w:left w:val="single" w:sz="4" w:space="0" w:color="CCCCCC"/>
+              <w:right w:val="single" w:sz="4" w:space="0" w:color="CCCCCC"/>
+            </w:tcBorders>
+          </w:tcPr>
+          <w:p>
+            <w:pPr>
+              <w:spacing w:before="60" w:after="60" w:line="252" w:lineRule="auto"/>
+              <w:jc w:val="left"/>
+            </w:pPr>
+            <w:r/>
+            <w:r>
+              <w:t>724.25</w:t>
+            </w:r>
+          </w:p>
+        </w:tc>
+        <w:tc>
+          <w:tcPr>
+            <w:tcW w:type="dxa" w:w="2016"/>
+            <w:shd w:fill="FFFFFF"/>
+            <w:tcMar>
+              <w:top w:w="100" w:type="dxa"/>
+              <w:bottom w:w="100" w:type="dxa"/>
+              <w:left w:w="120" w:type="dxa"/>
+              <w:right w:w="120" w:type="dxa"/>
+            </w:tcMar>
+            <w:tcBorders>
+              <w:top w:val="single" w:sz="4" w:space="0" w:color="CCCCCC"/>
+              <w:bottom w:val="single" w:sz="4" w:space="0" w:color="CCCCCC"/>
+              <w:left w:val="single" w:sz="4" w:space="0" w:color="CCCCCC"/>
+              <w:right w:val="single" w:sz="4" w:space="0" w:color="CCCCCC"/>
+            </w:tcBorders>
+          </w:tcPr>
+          <w:p>
+            <w:pPr>
+              <w:spacing w:before="60" w:after="60" w:line="252" w:lineRule="auto"/>
+              <w:jc w:val="left"/>
+            </w:pPr>
+            <w:r/>
+            <w:r>
+              <w:t>730.75</w:t>
+            </w:r>
+          </w:p>
+        </w:tc>
+        <w:tc>
+          <w:tcPr>
+            <w:tcW w:type="dxa" w:w="1152"/>
+            <w:shd w:fill="FFFFFF"/>
+            <w:tcMar>
+              <w:top w:w="100" w:type="dxa"/>
+              <w:bottom w:w="100" w:type="dxa"/>
+              <w:left w:w="120" w:type="dxa"/>
+              <w:right w:w="120" w:type="dxa"/>
+            </w:tcMar>
+            <w:tcBorders>
+              <w:top w:val="single" w:sz="4" w:space="0" w:color="CCCCCC"/>
+              <w:bottom w:val="single" w:sz="4" w:space="0" w:color="CCCCCC"/>
+              <w:left w:val="single" w:sz="4" w:space="0" w:color="CCCCCC"/>
+              <w:right w:val="single" w:sz="4" w:space="0" w:color="CCCCCC"/>
+            </w:tcBorders>
+          </w:tcPr>
+          <w:p>
+            <w:pPr>
+              <w:spacing w:before="60" w:after="60" w:line="252" w:lineRule="auto"/>
+              <w:jc w:val="left"/>
+            </w:pPr>
+            <w:r/>
+            <w:r>
+              <w:t>715.75</w:t>
+            </w:r>
+          </w:p>
+        </w:tc>
+        <w:tc>
+          <w:tcPr>
+            <w:tcW w:type="dxa" w:w="1728"/>
+            <w:shd w:fill="FFFFFF"/>
+            <w:tcMar>
+              <w:top w:w="100" w:type="dxa"/>
+              <w:bottom w:w="100" w:type="dxa"/>
+              <w:left w:w="120" w:type="dxa"/>
+              <w:right w:w="120" w:type="dxa"/>
+            </w:tcMar>
+            <w:tcBorders>
+              <w:top w:val="single" w:sz="4" w:space="0" w:color="CCCCCC"/>
+              <w:bottom w:val="single" w:sz="4" w:space="0" w:color="CCCCCC"/>
+              <w:left w:val="single" w:sz="4" w:space="0" w:color="CCCCCC"/>
+              <w:right w:val="single" w:sz="4" w:space="0" w:color="CCCCCC"/>
+            </w:tcBorders>
+          </w:tcPr>
+          <w:p>
+            <w:pPr>
+              <w:spacing w:before="60" w:after="60" w:line="252" w:lineRule="auto"/>
+              <w:jc w:val="left"/>
+            </w:pPr>
+            <w:r/>
+            <w:r>
+              <w:rPr>
+                <w:b/>
+              </w:rPr>
+              <w:t>724.75</w:t>
+            </w:r>
+          </w:p>
+        </w:tc>
+        <w:tc>
+          <w:tcPr>
+            <w:tcW w:type="dxa" w:w="3456"/>
+            <w:shd w:fill="FFFFFF"/>
+            <w:tcMar>
+              <w:top w:w="100" w:type="dxa"/>
+              <w:bottom w:w="100" w:type="dxa"/>
+              <w:left w:w="120" w:type="dxa"/>
+              <w:right w:w="120" w:type="dxa"/>
+            </w:tcMar>
+            <w:tcBorders>
+              <w:top w:val="single" w:sz="4" w:space="0" w:color="CCCCCC"/>
+              <w:bottom w:val="single" w:sz="4" w:space="0" w:color="CCCCCC"/>
+              <w:left w:val="single" w:sz="4" w:space="0" w:color="CCCCCC"/>
+              <w:right w:val="single" w:sz="4" w:space="0" w:color="CCCCCC"/>
+            </w:tcBorders>
+          </w:tcPr>
+          <w:p>
+            <w:pPr>
+              <w:spacing w:before="60" w:after="60" w:line="252" w:lineRule="auto"/>
+              <w:jc w:val="left"/>
+            </w:pPr>
+            <w:r/>
+            <w:r>
+              <w:rPr>
+                <w:b/>
+              </w:rPr>
+              <w:t>+0.50</w:t>
+            </w:r>
+          </w:p>
+        </w:tc>
+        <w:tc>
+          <w:tcPr>
+            <w:tcW w:type="dxa" w:w="1440"/>
+            <w:shd w:fill="FFFFFF"/>
+            <w:tcMar>
+              <w:top w:w="100" w:type="dxa"/>
+              <w:bottom w:w="100" w:type="dxa"/>
+              <w:left w:w="120" w:type="dxa"/>
+              <w:right w:w="120" w:type="dxa"/>
+            </w:tcMar>
+            <w:tcBorders>
+              <w:top w:val="single" w:sz="4" w:space="0" w:color="CCCCCC"/>
+              <w:bottom w:val="single" w:sz="4" w:space="0" w:color="CCCCCC"/>
+              <w:left w:val="single" w:sz="4" w:space="0" w:color="CCCCCC"/>
+              <w:right w:val="single" w:sz="4" w:space="0" w:color="CCCCCC"/>
+            </w:tcBorders>
+          </w:tcPr>
+          <w:p>
+            <w:pPr>
+              <w:spacing w:before="60" w:after="60" w:line="252" w:lineRule="auto"/>
+              <w:jc w:val="left"/>
+            </w:pPr>
+            <w:r/>
+            <w:r>
+              <w:t>BULL</w:t>
+            </w:r>
+          </w:p>
+        </w:tc>
+      </w:tr>
+      <w:tr>
+        <w:tc>
+          <w:tcPr>
+            <w:tcW w:type="dxa" w:w="1584"/>
+            <w:shd w:fill="F8FAFC"/>
+            <w:tcMar>
+              <w:top w:w="100" w:type="dxa"/>
+              <w:bottom w:w="100" w:type="dxa"/>
+              <w:left w:w="120" w:type="dxa"/>
+              <w:right w:w="120" w:type="dxa"/>
+            </w:tcMar>
+            <w:tcBorders>
+              <w:top w:val="single" w:sz="4" w:space="0" w:color="CCCCCC"/>
+              <w:bottom w:val="single" w:sz="4" w:space="0" w:color="CCCCCC"/>
+              <w:left w:val="single" w:sz="4" w:space="0" w:color="CCCCCC"/>
+              <w:right w:val="single" w:sz="4" w:space="0" w:color="CCCCCC"/>
+            </w:tcBorders>
+          </w:tcPr>
+          <w:p>
+            <w:pPr>
+              <w:spacing w:before="60" w:after="60" w:line="252" w:lineRule="auto"/>
+              <w:jc w:val="left"/>
+            </w:pPr>
+            <w:r/>
+            <w:r>
+              <w:rPr>
+                <w:b/>
+              </w:rPr>
+              <w:t>Thu 24/09</w:t>
+            </w:r>
+          </w:p>
+        </w:tc>
+        <w:tc>
+          <w:tcPr>
+            <w:tcW w:type="dxa" w:w="864"/>
+            <w:shd w:fill="F8FAFC"/>
+            <w:tcMar>
+              <w:top w:w="100" w:type="dxa"/>
+              <w:bottom w:w="100" w:type="dxa"/>
+              <w:left w:w="120" w:type="dxa"/>
+              <w:right w:w="120" w:type="dxa"/>
+            </w:tcMar>
+            <w:tcBorders>
+              <w:top w:val="single" w:sz="4" w:space="0" w:color="CCCCCC"/>
+              <w:bottom w:val="single" w:sz="4" w:space="0" w:color="CCCCCC"/>
+              <w:left w:val="single" w:sz="4" w:space="0" w:color="CCCCCC"/>
+              <w:right w:val="single" w:sz="4" w:space="0" w:color="CCCCCC"/>
+            </w:tcBorders>
+          </w:tcPr>
+          <w:p>
+            <w:pPr>
+              <w:spacing w:before="60" w:after="60" w:line="252" w:lineRule="auto"/>
+              <w:jc w:val="left"/>
+            </w:pPr>
+            <w:r/>
+            <w:r>
+              <w:t>NY Open 21-23</w:t>
+            </w:r>
+          </w:p>
+        </w:tc>
+        <w:tc>
+          <w:tcPr>
+            <w:tcW w:type="dxa" w:w="1440"/>
+            <w:shd w:fill="F8FAFC"/>
+            <w:tcMar>
+              <w:top w:w="100" w:type="dxa"/>
+              <w:bottom w:w="100" w:type="dxa"/>
+              <w:left w:w="120" w:type="dxa"/>
+              <w:right w:w="120" w:type="dxa"/>
+            </w:tcMar>
+            <w:tcBorders>
+              <w:top w:val="single" w:sz="4" w:space="0" w:color="CCCCCC"/>
+              <w:bottom w:val="single" w:sz="4" w:space="0" w:color="CCCCCC"/>
+              <w:left w:val="single" w:sz="4" w:space="0" w:color="CCCCCC"/>
+              <w:right w:val="single" w:sz="4" w:space="0" w:color="CCCCCC"/>
+            </w:tcBorders>
+          </w:tcPr>
+          <w:p>
+            <w:pPr>
+              <w:spacing w:before="60" w:after="60" w:line="252" w:lineRule="auto"/>
+              <w:jc w:val="left"/>
+            </w:pPr>
+            <w:r/>
+            <w:r>
+              <w:t>724.75</w:t>
+            </w:r>
+          </w:p>
+        </w:tc>
+        <w:tc>
+          <w:tcPr>
+            <w:tcW w:type="dxa" w:w="2016"/>
+            <w:shd w:fill="F8FAFC"/>
+            <w:tcMar>
+              <w:top w:w="100" w:type="dxa"/>
+              <w:bottom w:w="100" w:type="dxa"/>
+              <w:left w:w="120" w:type="dxa"/>
+              <w:right w:w="120" w:type="dxa"/>
+            </w:tcMar>
+            <w:tcBorders>
+              <w:top w:val="single" w:sz="4" w:space="0" w:color="CCCCCC"/>
+              <w:bottom w:val="single" w:sz="4" w:space="0" w:color="CCCCCC"/>
+              <w:left w:val="single" w:sz="4" w:space="0" w:color="CCCCCC"/>
+              <w:right w:val="single" w:sz="4" w:space="0" w:color="CCCCCC"/>
+            </w:tcBorders>
+          </w:tcPr>
+          <w:p>
+            <w:pPr>
+              <w:spacing w:before="60" w:after="60" w:line="252" w:lineRule="auto"/>
+              <w:jc w:val="left"/>
+            </w:pPr>
+            <w:r/>
+            <w:r>
+              <w:t>735.75</w:t>
+            </w:r>
+          </w:p>
+        </w:tc>
+        <w:tc>
+          <w:tcPr>
+            <w:tcW w:type="dxa" w:w="1152"/>
+            <w:shd w:fill="F8FAFC"/>
+            <w:tcMar>
+              <w:top w:w="100" w:type="dxa"/>
+              <w:bottom w:w="100" w:type="dxa"/>
+              <w:left w:w="120" w:type="dxa"/>
+              <w:right w:w="120" w:type="dxa"/>
+            </w:tcMar>
+            <w:tcBorders>
+              <w:top w:val="single" w:sz="4" w:space="0" w:color="CCCCCC"/>
+              <w:bottom w:val="single" w:sz="4" w:space="0" w:color="CCCCCC"/>
+              <w:left w:val="single" w:sz="4" w:space="0" w:color="CCCCCC"/>
+              <w:right w:val="single" w:sz="4" w:space="0" w:color="CCCCCC"/>
+            </w:tcBorders>
+          </w:tcPr>
+          <w:p>
+            <w:pPr>
+              <w:spacing w:before="60" w:after="60" w:line="252" w:lineRule="auto"/>
+              <w:jc w:val="left"/>
+            </w:pPr>
+            <w:r/>
+            <w:r>
+              <w:t>713.00</w:t>
+            </w:r>
+          </w:p>
+        </w:tc>
+        <w:tc>
+          <w:tcPr>
+            <w:tcW w:type="dxa" w:w="1728"/>
+            <w:shd w:fill="F8FAFC"/>
+            <w:tcMar>
+              <w:top w:w="100" w:type="dxa"/>
+              <w:bottom w:w="100" w:type="dxa"/>
+              <w:left w:w="120" w:type="dxa"/>
+              <w:right w:w="120" w:type="dxa"/>
+            </w:tcMar>
+            <w:tcBorders>
+              <w:top w:val="single" w:sz="4" w:space="0" w:color="CCCCCC"/>
+              <w:bottom w:val="single" w:sz="4" w:space="0" w:color="CCCCCC"/>
+              <w:left w:val="single" w:sz="4" w:space="0" w:color="CCCCCC"/>
+              <w:right w:val="single" w:sz="4" w:space="0" w:color="CCCCCC"/>
+            </w:tcBorders>
+          </w:tcPr>
+          <w:p>
+            <w:pPr>
+              <w:spacing w:before="60" w:after="60" w:line="252" w:lineRule="auto"/>
+              <w:jc w:val="left"/>
+            </w:pPr>
+            <w:r/>
+            <w:r>
+              <w:rPr>
+                <w:b/>
+              </w:rPr>
+              <w:t>728.25</w:t>
+            </w:r>
+          </w:p>
+        </w:tc>
+        <w:tc>
+          <w:tcPr>
+            <w:tcW w:type="dxa" w:w="3456"/>
+            <w:shd w:fill="F8FAFC"/>
+            <w:tcMar>
+              <w:top w:w="100" w:type="dxa"/>
+              <w:bottom w:w="100" w:type="dxa"/>
+              <w:left w:w="120" w:type="dxa"/>
+              <w:right w:w="120" w:type="dxa"/>
+            </w:tcMar>
+            <w:tcBorders>
+              <w:top w:val="single" w:sz="4" w:space="0" w:color="CCCCCC"/>
+              <w:bottom w:val="single" w:sz="4" w:space="0" w:color="CCCCCC"/>
+              <w:left w:val="single" w:sz="4" w:space="0" w:color="CCCCCC"/>
+              <w:right w:val="single" w:sz="4" w:space="0" w:color="CCCCCC"/>
+            </w:tcBorders>
+          </w:tcPr>
+          <w:p>
+            <w:pPr>
+              <w:spacing w:before="60" w:after="60" w:line="252" w:lineRule="auto"/>
+              <w:jc w:val="left"/>
+            </w:pPr>
+            <w:r/>
+            <w:r>
+              <w:rPr>
+                <w:b/>
+              </w:rPr>
+              <w:t>+3.50</w:t>
+            </w:r>
+          </w:p>
+        </w:tc>
+        <w:tc>
+          <w:tcPr>
+            <w:tcW w:type="dxa" w:w="1440"/>
+            <w:shd w:fill="F8FAFC"/>
+            <w:tcMar>
+              <w:top w:w="100" w:type="dxa"/>
+              <w:bottom w:w="100" w:type="dxa"/>
+              <w:left w:w="120" w:type="dxa"/>
+              <w:right w:w="120" w:type="dxa"/>
+            </w:tcMar>
+            <w:tcBorders>
+              <w:top w:val="single" w:sz="4" w:space="0" w:color="CCCCCC"/>
+              <w:bottom w:val="single" w:sz="4" w:space="0" w:color="CCCCCC"/>
+              <w:left w:val="single" w:sz="4" w:space="0" w:color="CCCCCC"/>
+              <w:right w:val="single" w:sz="4" w:space="0" w:color="CCCCCC"/>
+            </w:tcBorders>
+          </w:tcPr>
+          <w:p>
+            <w:pPr>
+              <w:spacing w:before="60" w:after="60" w:line="252" w:lineRule="auto"/>
+              <w:jc w:val="left"/>
+            </w:pPr>
+            <w:r/>
+            <w:r>
+              <w:t>BULL</w:t>
+            </w:r>
+          </w:p>
+        </w:tc>
+      </w:tr>
+      <w:tr>
+        <w:tc>
+          <w:tcPr>
+            <w:tcW w:type="dxa" w:w="1584"/>
+            <w:shd w:fill="FFFFFF"/>
+            <w:tcMar>
+              <w:top w:w="100" w:type="dxa"/>
+              <w:bottom w:w="100" w:type="dxa"/>
+              <w:left w:w="120" w:type="dxa"/>
+              <w:right w:w="120" w:type="dxa"/>
+            </w:tcMar>
+            <w:tcBorders>
+              <w:top w:val="single" w:sz="4" w:space="0" w:color="CCCCCC"/>
+              <w:bottom w:val="single" w:sz="4" w:space="0" w:color="CCCCCC"/>
+              <w:left w:val="single" w:sz="4" w:space="0" w:color="CCCCCC"/>
+              <w:right w:val="single" w:sz="4" w:space="0" w:color="CCCCCC"/>
+            </w:tcBorders>
+          </w:tcPr>
+          <w:p>
+            <w:pPr>
+              <w:spacing w:before="60" w:after="60" w:line="252" w:lineRule="auto"/>
+              <w:jc w:val="left"/>
+            </w:pPr>
+            <w:r/>
+            <w:r>
+              <w:rPr>
+                <w:b/>
+              </w:rPr>
+              <w:t>Thu 24/09</w:t>
+            </w:r>
+          </w:p>
+        </w:tc>
+        <w:tc>
+          <w:tcPr>
+            <w:tcW w:type="dxa" w:w="864"/>
+            <w:shd w:fill="FFFFFF"/>
+            <w:tcMar>
+              <w:top w:w="100" w:type="dxa"/>
+              <w:bottom w:w="100" w:type="dxa"/>
+              <w:left w:w="120" w:type="dxa"/>
+              <w:right w:w="120" w:type="dxa"/>
+            </w:tcMar>
+            <w:tcBorders>
+              <w:top w:val="single" w:sz="4" w:space="0" w:color="CCCCCC"/>
+              <w:bottom w:val="single" w:sz="4" w:space="0" w:color="CCCCCC"/>
+              <w:left w:val="single" w:sz="4" w:space="0" w:color="CCCCCC"/>
+              <w:right w:val="single" w:sz="4" w:space="0" w:color="CCCCCC"/>
+            </w:tcBorders>
+          </w:tcPr>
+          <w:p>
+            <w:pPr>
+              <w:spacing w:before="60" w:after="60" w:line="252" w:lineRule="auto"/>
+              <w:jc w:val="left"/>
+            </w:pPr>
+            <w:r/>
+            <w:r>
+              <w:t>NY Close 23-01</w:t>
+            </w:r>
+          </w:p>
+        </w:tc>
+        <w:tc>
+          <w:tcPr>
+            <w:tcW w:type="dxa" w:w="1440"/>
+            <w:shd w:fill="FFFFFF"/>
+            <w:tcMar>
+              <w:top w:w="100" w:type="dxa"/>
+              <w:bottom w:w="100" w:type="dxa"/>
+              <w:left w:w="120" w:type="dxa"/>
+              <w:right w:w="120" w:type="dxa"/>
+            </w:tcMar>
+            <w:tcBorders>
+              <w:top w:val="single" w:sz="4" w:space="0" w:color="CCCCCC"/>
+              <w:bottom w:val="single" w:sz="4" w:space="0" w:color="CCCCCC"/>
+              <w:left w:val="single" w:sz="4" w:space="0" w:color="CCCCCC"/>
+              <w:right w:val="single" w:sz="4" w:space="0" w:color="CCCCCC"/>
+            </w:tcBorders>
+          </w:tcPr>
+          <w:p>
+            <w:pPr>
+              <w:spacing w:before="60" w:after="60" w:line="252" w:lineRule="auto"/>
+              <w:jc w:val="left"/>
+            </w:pPr>
+            <w:r/>
+            <w:r>
+              <w:t>728.25</w:t>
+            </w:r>
+          </w:p>
+        </w:tc>
+        <w:tc>
+          <w:tcPr>
+            <w:tcW w:type="dxa" w:w="2016"/>
+            <w:shd w:fill="FFFFFF"/>
+            <w:tcMar>
+              <w:top w:w="100" w:type="dxa"/>
+              <w:bottom w:w="100" w:type="dxa"/>
+              <w:left w:w="120" w:type="dxa"/>
+              <w:right w:w="120" w:type="dxa"/>
+            </w:tcMar>
+            <w:tcBorders>
+              <w:top w:val="single" w:sz="4" w:space="0" w:color="CCCCCC"/>
+              <w:bottom w:val="single" w:sz="4" w:space="0" w:color="CCCCCC"/>
+              <w:left w:val="single" w:sz="4" w:space="0" w:color="CCCCCC"/>
+              <w:right w:val="single" w:sz="4" w:space="0" w:color="CCCCCC"/>
+            </w:tcBorders>
+          </w:tcPr>
+          <w:p>
+            <w:pPr>
+              <w:spacing w:before="60" w:after="60" w:line="252" w:lineRule="auto"/>
+              <w:jc w:val="left"/>
+            </w:pPr>
+            <w:r/>
+            <w:r>
+              <w:t>733.75</w:t>
+            </w:r>
+          </w:p>
+        </w:tc>
+        <w:tc>
+          <w:tcPr>
+            <w:tcW w:type="dxa" w:w="1152"/>
+            <w:shd w:fill="FFFFFF"/>
+            <w:tcMar>
+              <w:top w:w="100" w:type="dxa"/>
+              <w:bottom w:w="100" w:type="dxa"/>
+              <w:left w:w="120" w:type="dxa"/>
+              <w:right w:w="120" w:type="dxa"/>
+            </w:tcMar>
+            <w:tcBorders>
+              <w:top w:val="single" w:sz="4" w:space="0" w:color="CCCCCC"/>
+              <w:bottom w:val="single" w:sz="4" w:space="0" w:color="CCCCCC"/>
+              <w:left w:val="single" w:sz="4" w:space="0" w:color="CCCCCC"/>
+              <w:right w:val="single" w:sz="4" w:space="0" w:color="CCCCCC"/>
+            </w:tcBorders>
+          </w:tcPr>
+          <w:p>
+            <w:pPr>
+              <w:spacing w:before="60" w:after="60" w:line="252" w:lineRule="auto"/>
+              <w:jc w:val="left"/>
+            </w:pPr>
+            <w:r/>
+            <w:r>
+              <w:t>720.50</w:t>
+            </w:r>
+          </w:p>
+        </w:tc>
+        <w:tc>
+          <w:tcPr>
+            <w:tcW w:type="dxa" w:w="1728"/>
+            <w:shd w:fill="FFFFFF"/>
+            <w:tcMar>
+              <w:top w:w="100" w:type="dxa"/>
+              <w:bottom w:w="100" w:type="dxa"/>
+              <w:left w:w="120" w:type="dxa"/>
+              <w:right w:w="120" w:type="dxa"/>
+            </w:tcMar>
+            <w:tcBorders>
+              <w:top w:val="single" w:sz="4" w:space="0" w:color="CCCCCC"/>
+              <w:bottom w:val="single" w:sz="4" w:space="0" w:color="CCCCCC"/>
+              <w:left w:val="single" w:sz="4" w:space="0" w:color="CCCCCC"/>
+              <w:right w:val="single" w:sz="4" w:space="0" w:color="CCCCCC"/>
+            </w:tcBorders>
+          </w:tcPr>
+          <w:p>
+            <w:pPr>
+              <w:spacing w:before="60" w:after="60" w:line="252" w:lineRule="auto"/>
+              <w:jc w:val="left"/>
+            </w:pPr>
+            <w:r/>
+            <w:r>
+              <w:rPr>
+                <w:b/>
+              </w:rPr>
+              <w:t>729.00</w:t>
+            </w:r>
+          </w:p>
+        </w:tc>
+        <w:tc>
+          <w:tcPr>
+            <w:tcW w:type="dxa" w:w="3456"/>
+            <w:shd w:fill="FFFFFF"/>
+            <w:tcMar>
+              <w:top w:w="100" w:type="dxa"/>
+              <w:bottom w:w="100" w:type="dxa"/>
+              <w:left w:w="120" w:type="dxa"/>
+              <w:right w:w="120" w:type="dxa"/>
+            </w:tcMar>
+            <w:tcBorders>
+              <w:top w:val="single" w:sz="4" w:space="0" w:color="CCCCCC"/>
+              <w:bottom w:val="single" w:sz="4" w:space="0" w:color="CCCCCC"/>
+              <w:left w:val="single" w:sz="4" w:space="0" w:color="CCCCCC"/>
+              <w:right w:val="single" w:sz="4" w:space="0" w:color="CCCCCC"/>
+            </w:tcBorders>
+          </w:tcPr>
+          <w:p>
+            <w:pPr>
+              <w:spacing w:before="60" w:after="60" w:line="252" w:lineRule="auto"/>
+              <w:jc w:val="left"/>
+            </w:pPr>
+            <w:r/>
+            <w:r>
+              <w:rPr>
+                <w:b/>
+              </w:rPr>
+              <w:t>+0.75</w:t>
+            </w:r>
+          </w:p>
+        </w:tc>
+        <w:tc>
+          <w:tcPr>
+            <w:tcW w:type="dxa" w:w="1440"/>
+            <w:shd w:fill="FFFFFF"/>
+            <w:tcMar>
+              <w:top w:w="100" w:type="dxa"/>
+              <w:bottom w:w="100" w:type="dxa"/>
+              <w:left w:w="120" w:type="dxa"/>
+              <w:right w:w="120" w:type="dxa"/>
+            </w:tcMar>
+            <w:tcBorders>
+              <w:top w:val="single" w:sz="4" w:space="0" w:color="CCCCCC"/>
+              <w:bottom w:val="single" w:sz="4" w:space="0" w:color="CCCCCC"/>
+              <w:left w:val="single" w:sz="4" w:space="0" w:color="CCCCCC"/>
+              <w:right w:val="single" w:sz="4" w:space="0" w:color="CCCCCC"/>
+            </w:tcBorders>
+          </w:tcPr>
+          <w:p>
+            <w:pPr>
+              <w:spacing w:before="60" w:after="60" w:line="252" w:lineRule="auto"/>
+              <w:jc w:val="left"/>
+            </w:pPr>
+            <w:r/>
+            <w:r>
+              <w:t>BULL</w:t>
+            </w:r>
+          </w:p>
+        </w:tc>
+      </w:tr>
+      <w:tr>
+        <w:tc>
+          <w:tcPr>
+            <w:tcW w:type="dxa" w:w="1584"/>
+            <w:shd w:fill="F8FAFC"/>
+            <w:tcMar>
+              <w:top w:w="100" w:type="dxa"/>
+              <w:bottom w:w="100" w:type="dxa"/>
+              <w:left w:w="120" w:type="dxa"/>
+              <w:right w:w="120" w:type="dxa"/>
+            </w:tcMar>
+            <w:tcBorders>
+              <w:top w:val="single" w:sz="4" w:space="0" w:color="CCCCCC"/>
+              <w:bottom w:val="single" w:sz="4" w:space="0" w:color="CCCCCC"/>
+              <w:left w:val="single" w:sz="4" w:space="0" w:color="CCCCCC"/>
+              <w:right w:val="single" w:sz="4" w:space="0" w:color="CCCCCC"/>
+            </w:tcBorders>
+          </w:tcPr>
+          <w:p>
+            <w:pPr>
+              <w:spacing w:before="60" w:after="60" w:line="252" w:lineRule="auto"/>
+              <w:jc w:val="left"/>
+            </w:pPr>
+            <w:r/>
+            <w:r>
+              <w:rPr>
+                <w:b/>
+              </w:rPr>
+              <w:t>Fri 25/09</w:t>
+            </w:r>
+          </w:p>
+        </w:tc>
+        <w:tc>
+          <w:tcPr>
+            <w:tcW w:type="dxa" w:w="864"/>
+            <w:shd w:fill="F8FAFC"/>
+            <w:tcMar>
+              <w:top w:w="100" w:type="dxa"/>
+              <w:bottom w:w="100" w:type="dxa"/>
+              <w:left w:w="120" w:type="dxa"/>
+              <w:right w:w="120" w:type="dxa"/>
+            </w:tcMar>
+            <w:tcBorders>
+              <w:top w:val="single" w:sz="4" w:space="0" w:color="CCCCCC"/>
+              <w:bottom w:val="single" w:sz="4" w:space="0" w:color="CCCCCC"/>
+              <w:left w:val="single" w:sz="4" w:space="0" w:color="CCCCCC"/>
+              <w:right w:val="single" w:sz="4" w:space="0" w:color="CCCCCC"/>
+            </w:tcBorders>
+          </w:tcPr>
+          <w:p>
+            <w:pPr>
+              <w:spacing w:before="60" w:after="60" w:line="252" w:lineRule="auto"/>
+              <w:jc w:val="left"/>
+            </w:pPr>
+            <w:r/>
+            <w:r>
+              <w:t>Asia 07-11</w:t>
+            </w:r>
+          </w:p>
+        </w:tc>
+        <w:tc>
+          <w:tcPr>
+            <w:tcW w:type="dxa" w:w="1440"/>
+            <w:shd w:fill="F8FAFC"/>
+            <w:tcMar>
+              <w:top w:w="100" w:type="dxa"/>
+              <w:bottom w:w="100" w:type="dxa"/>
+              <w:left w:w="120" w:type="dxa"/>
+              <w:right w:w="120" w:type="dxa"/>
+            </w:tcMar>
+            <w:tcBorders>
+              <w:top w:val="single" w:sz="4" w:space="0" w:color="CCCCCC"/>
+              <w:bottom w:val="single" w:sz="4" w:space="0" w:color="CCCCCC"/>
+              <w:left w:val="single" w:sz="4" w:space="0" w:color="CCCCCC"/>
+              <w:right w:val="single" w:sz="4" w:space="0" w:color="CCCCCC"/>
+            </w:tcBorders>
+          </w:tcPr>
+          <w:p>
+            <w:pPr>
+              <w:spacing w:before="60" w:after="60" w:line="252" w:lineRule="auto"/>
+              <w:jc w:val="left"/>
+            </w:pPr>
+            <w:r/>
+            <w:r>
+              <w:t>729.00</w:t>
+            </w:r>
+          </w:p>
+        </w:tc>
+        <w:tc>
+          <w:tcPr>
+            <w:tcW w:type="dxa" w:w="2016"/>
+            <w:shd w:fill="F8FAFC"/>
+            <w:tcMar>
+              <w:top w:w="100" w:type="dxa"/>
+              <w:bottom w:w="100" w:type="dxa"/>
+              <w:left w:w="120" w:type="dxa"/>
+              <w:right w:w="120" w:type="dxa"/>
+            </w:tcMar>
+            <w:tcBorders>
+              <w:top w:val="single" w:sz="4" w:space="0" w:color="CCCCCC"/>
+              <w:bottom w:val="single" w:sz="4" w:space="0" w:color="CCCCCC"/>
+              <w:left w:val="single" w:sz="4" w:space="0" w:color="CCCCCC"/>
+              <w:right w:val="single" w:sz="4" w:space="0" w:color="CCCCCC"/>
+            </w:tcBorders>
+          </w:tcPr>
+          <w:p>
+            <w:pPr>
+              <w:spacing w:before="60" w:after="60" w:line="252" w:lineRule="auto"/>
+              <w:jc w:val="left"/>
+            </w:pPr>
+            <w:r/>
+            <w:r>
+              <w:t>738.25</w:t>
+            </w:r>
+          </w:p>
+        </w:tc>
+        <w:tc>
+          <w:tcPr>
+            <w:tcW w:type="dxa" w:w="1152"/>
+            <w:shd w:fill="F8FAFC"/>
+            <w:tcMar>
+              <w:top w:w="100" w:type="dxa"/>
+              <w:bottom w:w="100" w:type="dxa"/>
+              <w:left w:w="120" w:type="dxa"/>
+              <w:right w:w="120" w:type="dxa"/>
+            </w:tcMar>
+            <w:tcBorders>
+              <w:top w:val="single" w:sz="4" w:space="0" w:color="CCCCCC"/>
+              <w:bottom w:val="single" w:sz="4" w:space="0" w:color="CCCCCC"/>
+              <w:left w:val="single" w:sz="4" w:space="0" w:color="CCCCCC"/>
+              <w:right w:val="single" w:sz="4" w:space="0" w:color="CCCCCC"/>
+            </w:tcBorders>
+          </w:tcPr>
+          <w:p>
+            <w:pPr>
+              <w:spacing w:before="60" w:after="60" w:line="252" w:lineRule="auto"/>
+              <w:jc w:val="left"/>
+            </w:pPr>
+            <w:r/>
+            <w:r>
+              <w:t>722.50</w:t>
+            </w:r>
+          </w:p>
+        </w:tc>
+        <w:tc>
+          <w:tcPr>
+            <w:tcW w:type="dxa" w:w="1728"/>
+            <w:shd w:fill="F8FAFC"/>
+            <w:tcMar>
+              <w:top w:w="100" w:type="dxa"/>
+              <w:bottom w:w="100" w:type="dxa"/>
+              <w:left w:w="120" w:type="dxa"/>
+              <w:right w:w="120" w:type="dxa"/>
+            </w:tcMar>
+            <w:tcBorders>
+              <w:top w:val="single" w:sz="4" w:space="0" w:color="CCCCCC"/>
+              <w:bottom w:val="single" w:sz="4" w:space="0" w:color="CCCCCC"/>
+              <w:left w:val="single" w:sz="4" w:space="0" w:color="CCCCCC"/>
+              <w:right w:val="single" w:sz="4" w:space="0" w:color="CCCCCC"/>
+            </w:tcBorders>
+          </w:tcPr>
+          <w:p>
+            <w:pPr>
+              <w:spacing w:before="60" w:after="60" w:line="252" w:lineRule="auto"/>
+              <w:jc w:val="left"/>
+            </w:pPr>
+            <w:r/>
+            <w:r>
+              <w:rPr>
+                <w:b/>
+              </w:rPr>
+              <w:t>728.25</w:t>
+            </w:r>
+          </w:p>
+        </w:tc>
+        <w:tc>
+          <w:tcPr>
+            <w:tcW w:type="dxa" w:w="3456"/>
+            <w:shd w:fill="F8FAFC"/>
             <w:tcMar>
               <w:top w:w="100" w:type="dxa"/>
               <w:bottom w:w="100" w:type="dxa"/>
@@ -27561,7 +30102,7 @@
         <w:tc>
           <w:tcPr>
             <w:tcW w:type="dxa" w:w="1440"/>
-            <w:shd w:fill="FFFFFF"/>
+            <w:shd w:fill="F8FAFC"/>
             <w:tcMar>
               <w:top w:w="100" w:type="dxa"/>
               <w:bottom w:w="100" w:type="dxa"/>
@@ -27591,7 +30132,7 @@
         <w:tc>
           <w:tcPr>
             <w:tcW w:type="dxa" w:w="1584"/>
-            <w:shd w:fill="F8FAFC"/>
+            <w:shd w:fill="FFFFFF"/>
             <w:tcMar>
               <w:top w:w="100" w:type="dxa"/>
               <w:bottom w:w="100" w:type="dxa"/>
@@ -27615,42 +30156,98 @@
               <w:rPr>
                 <w:b/>
               </w:rPr>
-              <w:t>Wed 23/09</w:t>
+              <w:t>Fri 25/09</w:t>
             </w:r>
           </w:p>
         </w:tc>
         <w:tc>
           <w:tcPr>
             <w:tcW w:type="dxa" w:w="864"/>
-            <w:shd w:fill="F8FAFC"/>
-            <w:tcMar>
-              <w:top w:w="100" w:type="dxa"/>
-              <w:bottom w:w="100" w:type="dxa"/>
-              <w:left w:w="120" w:type="dxa"/>
-              <w:right w:w="120" w:type="dxa"/>
-            </w:tcMar>
-            <w:tcBorders>
-              <w:top w:val="single" w:sz="4" w:space="0" w:color="CCCCCC"/>
-              <w:bottom w:val="single" w:sz="4" w:space="0" w:color="CCCCCC"/>
-              <w:left w:val="single" w:sz="4" w:space="0" w:color="CCCCCC"/>
-              <w:right w:val="single" w:sz="4" w:space="0" w:color="CCCCCC"/>
-            </w:tcBorders>
-          </w:tcPr>
-          <w:p>
-            <w:pPr>
-              <w:spacing w:before="60" w:after="60" w:line="252" w:lineRule="auto"/>
-              <w:jc w:val="left"/>
-            </w:pPr>
-            <w:r/>
-            <w:r>
-              <w:t>London 15-19</w:t>
+            <w:shd w:fill="FFFFFF"/>
+            <w:tcMar>
+              <w:top w:w="100" w:type="dxa"/>
+              <w:bottom w:w="100" w:type="dxa"/>
+              <w:left w:w="120" w:type="dxa"/>
+              <w:right w:w="120" w:type="dxa"/>
+            </w:tcMar>
+            <w:tcBorders>
+              <w:top w:val="single" w:sz="4" w:space="0" w:color="CCCCCC"/>
+              <w:bottom w:val="single" w:sz="4" w:space="0" w:color="CCCCCC"/>
+              <w:left w:val="single" w:sz="4" w:space="0" w:color="CCCCCC"/>
+              <w:right w:val="single" w:sz="4" w:space="0" w:color="CCCCCC"/>
+            </w:tcBorders>
+          </w:tcPr>
+          <w:p>
+            <w:pPr>
+              <w:spacing w:before="60" w:after="60" w:line="252" w:lineRule="auto"/>
+              <w:jc w:val="left"/>
+            </w:pPr>
+            <w:r/>
+            <w:r>
+              <w:t>Asia 11-15</w:t>
             </w:r>
           </w:p>
         </w:tc>
         <w:tc>
           <w:tcPr>
             <w:tcW w:type="dxa" w:w="1440"/>
-            <w:shd w:fill="F8FAFC"/>
+            <w:shd w:fill="FFFFFF"/>
+            <w:tcMar>
+              <w:top w:w="100" w:type="dxa"/>
+              <w:bottom w:w="100" w:type="dxa"/>
+              <w:left w:w="120" w:type="dxa"/>
+              <w:right w:w="120" w:type="dxa"/>
+            </w:tcMar>
+            <w:tcBorders>
+              <w:top w:val="single" w:sz="4" w:space="0" w:color="CCCCCC"/>
+              <w:bottom w:val="single" w:sz="4" w:space="0" w:color="CCCCCC"/>
+              <w:left w:val="single" w:sz="4" w:space="0" w:color="CCCCCC"/>
+              <w:right w:val="single" w:sz="4" w:space="0" w:color="CCCCCC"/>
+            </w:tcBorders>
+          </w:tcPr>
+          <w:p>
+            <w:pPr>
+              <w:spacing w:before="60" w:after="60" w:line="252" w:lineRule="auto"/>
+              <w:jc w:val="left"/>
+            </w:pPr>
+            <w:r/>
+            <w:r>
+              <w:t>728.25</w:t>
+            </w:r>
+          </w:p>
+        </w:tc>
+        <w:tc>
+          <w:tcPr>
+            <w:tcW w:type="dxa" w:w="2016"/>
+            <w:shd w:fill="FFFFFF"/>
+            <w:tcMar>
+              <w:top w:w="100" w:type="dxa"/>
+              <w:bottom w:w="100" w:type="dxa"/>
+              <w:left w:w="120" w:type="dxa"/>
+              <w:right w:w="120" w:type="dxa"/>
+            </w:tcMar>
+            <w:tcBorders>
+              <w:top w:val="single" w:sz="4" w:space="0" w:color="CCCCCC"/>
+              <w:bottom w:val="single" w:sz="4" w:space="0" w:color="CCCCCC"/>
+              <w:left w:val="single" w:sz="4" w:space="0" w:color="CCCCCC"/>
+              <w:right w:val="single" w:sz="4" w:space="0" w:color="CCCCCC"/>
+            </w:tcBorders>
+          </w:tcPr>
+          <w:p>
+            <w:pPr>
+              <w:spacing w:before="60" w:after="60" w:line="252" w:lineRule="auto"/>
+              <w:jc w:val="left"/>
+            </w:pPr>
+            <w:r/>
+            <w:r>
+              <w:t>735.75</w:t>
+            </w:r>
+          </w:p>
+        </w:tc>
+        <w:tc>
+          <w:tcPr>
+            <w:tcW w:type="dxa" w:w="1152"/>
+            <w:shd w:fill="FFFFFF"/>
             <w:tcMar>
               <w:top w:w="100" w:type="dxa"/>
               <w:bottom w:w="100" w:type="dxa"/>
@@ -27677,64 +30274,8 @@
         </w:tc>
         <w:tc>
           <w:tcPr>
-            <w:tcW w:type="dxa" w:w="2016"/>
-            <w:shd w:fill="F8FAFC"/>
-            <w:tcMar>
-              <w:top w:w="100" w:type="dxa"/>
-              <w:bottom w:w="100" w:type="dxa"/>
-              <w:left w:w="120" w:type="dxa"/>
-              <w:right w:w="120" w:type="dxa"/>
-            </w:tcMar>
-            <w:tcBorders>
-              <w:top w:val="single" w:sz="4" w:space="0" w:color="CCCCCC"/>
-              <w:bottom w:val="single" w:sz="4" w:space="0" w:color="CCCCCC"/>
-              <w:left w:val="single" w:sz="4" w:space="0" w:color="CCCCCC"/>
-              <w:right w:val="single" w:sz="4" w:space="0" w:color="CCCCCC"/>
-            </w:tcBorders>
-          </w:tcPr>
-          <w:p>
-            <w:pPr>
-              <w:spacing w:before="60" w:after="60" w:line="252" w:lineRule="auto"/>
-              <w:jc w:val="left"/>
-            </w:pPr>
-            <w:r/>
-            <w:r>
-              <w:t>735.75</w:t>
-            </w:r>
-          </w:p>
-        </w:tc>
-        <w:tc>
-          <w:tcPr>
-            <w:tcW w:type="dxa" w:w="1152"/>
-            <w:shd w:fill="F8FAFC"/>
-            <w:tcMar>
-              <w:top w:w="100" w:type="dxa"/>
-              <w:bottom w:w="100" w:type="dxa"/>
-              <w:left w:w="120" w:type="dxa"/>
-              <w:right w:w="120" w:type="dxa"/>
-            </w:tcMar>
-            <w:tcBorders>
-              <w:top w:val="single" w:sz="4" w:space="0" w:color="CCCCCC"/>
-              <w:bottom w:val="single" w:sz="4" w:space="0" w:color="CCCCCC"/>
-              <w:left w:val="single" w:sz="4" w:space="0" w:color="CCCCCC"/>
-              <w:right w:val="single" w:sz="4" w:space="0" w:color="CCCCCC"/>
-            </w:tcBorders>
-          </w:tcPr>
-          <w:p>
-            <w:pPr>
-              <w:spacing w:before="60" w:after="60" w:line="252" w:lineRule="auto"/>
-              <w:jc w:val="left"/>
-            </w:pPr>
-            <w:r/>
-            <w:r>
-              <w:t>709.25</w:t>
-            </w:r>
-          </w:p>
-        </w:tc>
-        <w:tc>
-          <w:tcPr>
             <w:tcW w:type="dxa" w:w="1728"/>
-            <w:shd w:fill="F8FAFC"/>
+            <w:shd w:fill="FFFFFF"/>
             <w:tcMar>
               <w:top w:w="100" w:type="dxa"/>
               <w:bottom w:w="100" w:type="dxa"/>
@@ -27758,7 +30299,712 @@
               <w:rPr>
                 <w:b/>
               </w:rPr>
-              <w:t>724.00</w:t>
+              <w:t>727.25</w:t>
+            </w:r>
+          </w:p>
+        </w:tc>
+        <w:tc>
+          <w:tcPr>
+            <w:tcW w:type="dxa" w:w="3456"/>
+            <w:shd w:fill="FFFFFF"/>
+            <w:tcMar>
+              <w:top w:w="100" w:type="dxa"/>
+              <w:bottom w:w="100" w:type="dxa"/>
+              <w:left w:w="120" w:type="dxa"/>
+              <w:right w:w="120" w:type="dxa"/>
+            </w:tcMar>
+            <w:tcBorders>
+              <w:top w:val="single" w:sz="4" w:space="0" w:color="CCCCCC"/>
+              <w:bottom w:val="single" w:sz="4" w:space="0" w:color="CCCCCC"/>
+              <w:left w:val="single" w:sz="4" w:space="0" w:color="CCCCCC"/>
+              <w:right w:val="single" w:sz="4" w:space="0" w:color="CCCCCC"/>
+            </w:tcBorders>
+          </w:tcPr>
+          <w:p>
+            <w:pPr>
+              <w:spacing w:before="60" w:after="60" w:line="252" w:lineRule="auto"/>
+              <w:jc w:val="left"/>
+            </w:pPr>
+            <w:r/>
+            <w:r>
+              <w:rPr>
+                <w:b/>
+              </w:rPr>
+              <w:t>-1.00</w:t>
+            </w:r>
+          </w:p>
+        </w:tc>
+        <w:tc>
+          <w:tcPr>
+            <w:tcW w:type="dxa" w:w="1440"/>
+            <w:shd w:fill="FFFFFF"/>
+            <w:tcMar>
+              <w:top w:w="100" w:type="dxa"/>
+              <w:bottom w:w="100" w:type="dxa"/>
+              <w:left w:w="120" w:type="dxa"/>
+              <w:right w:w="120" w:type="dxa"/>
+            </w:tcMar>
+            <w:tcBorders>
+              <w:top w:val="single" w:sz="4" w:space="0" w:color="CCCCCC"/>
+              <w:bottom w:val="single" w:sz="4" w:space="0" w:color="CCCCCC"/>
+              <w:left w:val="single" w:sz="4" w:space="0" w:color="CCCCCC"/>
+              <w:right w:val="single" w:sz="4" w:space="0" w:color="CCCCCC"/>
+            </w:tcBorders>
+          </w:tcPr>
+          <w:p>
+            <w:pPr>
+              <w:spacing w:before="60" w:after="60" w:line="252" w:lineRule="auto"/>
+              <w:jc w:val="left"/>
+            </w:pPr>
+            <w:r/>
+            <w:r>
+              <w:t>BEAR</w:t>
+            </w:r>
+          </w:p>
+        </w:tc>
+      </w:tr>
+      <w:tr>
+        <w:tc>
+          <w:tcPr>
+            <w:tcW w:type="dxa" w:w="1584"/>
+            <w:shd w:fill="F8FAFC"/>
+            <w:tcMar>
+              <w:top w:w="100" w:type="dxa"/>
+              <w:bottom w:w="100" w:type="dxa"/>
+              <w:left w:w="120" w:type="dxa"/>
+              <w:right w:w="120" w:type="dxa"/>
+            </w:tcMar>
+            <w:tcBorders>
+              <w:top w:val="single" w:sz="4" w:space="0" w:color="CCCCCC"/>
+              <w:bottom w:val="single" w:sz="4" w:space="0" w:color="CCCCCC"/>
+              <w:left w:val="single" w:sz="4" w:space="0" w:color="CCCCCC"/>
+              <w:right w:val="single" w:sz="4" w:space="0" w:color="CCCCCC"/>
+            </w:tcBorders>
+          </w:tcPr>
+          <w:p>
+            <w:pPr>
+              <w:spacing w:before="60" w:after="60" w:line="252" w:lineRule="auto"/>
+              <w:jc w:val="left"/>
+            </w:pPr>
+            <w:r/>
+            <w:r>
+              <w:rPr>
+                <w:b/>
+              </w:rPr>
+              <w:t>Fri 25/09</w:t>
+            </w:r>
+          </w:p>
+        </w:tc>
+        <w:tc>
+          <w:tcPr>
+            <w:tcW w:type="dxa" w:w="864"/>
+            <w:shd w:fill="F8FAFC"/>
+            <w:tcMar>
+              <w:top w:w="100" w:type="dxa"/>
+              <w:bottom w:w="100" w:type="dxa"/>
+              <w:left w:w="120" w:type="dxa"/>
+              <w:right w:w="120" w:type="dxa"/>
+            </w:tcMar>
+            <w:tcBorders>
+              <w:top w:val="single" w:sz="4" w:space="0" w:color="CCCCCC"/>
+              <w:bottom w:val="single" w:sz="4" w:space="0" w:color="CCCCCC"/>
+              <w:left w:val="single" w:sz="4" w:space="0" w:color="CCCCCC"/>
+              <w:right w:val="single" w:sz="4" w:space="0" w:color="CCCCCC"/>
+            </w:tcBorders>
+          </w:tcPr>
+          <w:p>
+            <w:pPr>
+              <w:spacing w:before="60" w:after="60" w:line="252" w:lineRule="auto"/>
+              <w:jc w:val="left"/>
+            </w:pPr>
+            <w:r/>
+            <w:r>
+              <w:t>London 15-19</w:t>
+            </w:r>
+          </w:p>
+        </w:tc>
+        <w:tc>
+          <w:tcPr>
+            <w:tcW w:type="dxa" w:w="1440"/>
+            <w:shd w:fill="F8FAFC"/>
+            <w:tcMar>
+              <w:top w:w="100" w:type="dxa"/>
+              <w:bottom w:w="100" w:type="dxa"/>
+              <w:left w:w="120" w:type="dxa"/>
+              <w:right w:w="120" w:type="dxa"/>
+            </w:tcMar>
+            <w:tcBorders>
+              <w:top w:val="single" w:sz="4" w:space="0" w:color="CCCCCC"/>
+              <w:bottom w:val="single" w:sz="4" w:space="0" w:color="CCCCCC"/>
+              <w:left w:val="single" w:sz="4" w:space="0" w:color="CCCCCC"/>
+              <w:right w:val="single" w:sz="4" w:space="0" w:color="CCCCCC"/>
+            </w:tcBorders>
+          </w:tcPr>
+          <w:p>
+            <w:pPr>
+              <w:spacing w:before="60" w:after="60" w:line="252" w:lineRule="auto"/>
+              <w:jc w:val="left"/>
+            </w:pPr>
+            <w:r/>
+            <w:r>
+              <w:t>727.25</w:t>
+            </w:r>
+          </w:p>
+        </w:tc>
+        <w:tc>
+          <w:tcPr>
+            <w:tcW w:type="dxa" w:w="2016"/>
+            <w:shd w:fill="F8FAFC"/>
+            <w:tcMar>
+              <w:top w:w="100" w:type="dxa"/>
+              <w:bottom w:w="100" w:type="dxa"/>
+              <w:left w:w="120" w:type="dxa"/>
+              <w:right w:w="120" w:type="dxa"/>
+            </w:tcMar>
+            <w:tcBorders>
+              <w:top w:val="single" w:sz="4" w:space="0" w:color="CCCCCC"/>
+              <w:bottom w:val="single" w:sz="4" w:space="0" w:color="CCCCCC"/>
+              <w:left w:val="single" w:sz="4" w:space="0" w:color="CCCCCC"/>
+              <w:right w:val="single" w:sz="4" w:space="0" w:color="CCCCCC"/>
+            </w:tcBorders>
+          </w:tcPr>
+          <w:p>
+            <w:pPr>
+              <w:spacing w:before="60" w:after="60" w:line="252" w:lineRule="auto"/>
+              <w:jc w:val="left"/>
+            </w:pPr>
+            <w:r/>
+            <w:r>
+              <w:t>734.25</w:t>
+            </w:r>
+          </w:p>
+        </w:tc>
+        <w:tc>
+          <w:tcPr>
+            <w:tcW w:type="dxa" w:w="1152"/>
+            <w:shd w:fill="F8FAFC"/>
+            <w:tcMar>
+              <w:top w:w="100" w:type="dxa"/>
+              <w:bottom w:w="100" w:type="dxa"/>
+              <w:left w:w="120" w:type="dxa"/>
+              <w:right w:w="120" w:type="dxa"/>
+            </w:tcMar>
+            <w:tcBorders>
+              <w:top w:val="single" w:sz="4" w:space="0" w:color="CCCCCC"/>
+              <w:bottom w:val="single" w:sz="4" w:space="0" w:color="CCCCCC"/>
+              <w:left w:val="single" w:sz="4" w:space="0" w:color="CCCCCC"/>
+              <w:right w:val="single" w:sz="4" w:space="0" w:color="CCCCCC"/>
+            </w:tcBorders>
+          </w:tcPr>
+          <w:p>
+            <w:pPr>
+              <w:spacing w:before="60" w:after="60" w:line="252" w:lineRule="auto"/>
+              <w:jc w:val="left"/>
+            </w:pPr>
+            <w:r/>
+            <w:r>
+              <w:t>713.75</w:t>
+            </w:r>
+          </w:p>
+        </w:tc>
+        <w:tc>
+          <w:tcPr>
+            <w:tcW w:type="dxa" w:w="1728"/>
+            <w:shd w:fill="F8FAFC"/>
+            <w:tcMar>
+              <w:top w:w="100" w:type="dxa"/>
+              <w:bottom w:w="100" w:type="dxa"/>
+              <w:left w:w="120" w:type="dxa"/>
+              <w:right w:w="120" w:type="dxa"/>
+            </w:tcMar>
+            <w:tcBorders>
+              <w:top w:val="single" w:sz="4" w:space="0" w:color="CCCCCC"/>
+              <w:bottom w:val="single" w:sz="4" w:space="0" w:color="CCCCCC"/>
+              <w:left w:val="single" w:sz="4" w:space="0" w:color="CCCCCC"/>
+              <w:right w:val="single" w:sz="4" w:space="0" w:color="CCCCCC"/>
+            </w:tcBorders>
+          </w:tcPr>
+          <w:p>
+            <w:pPr>
+              <w:spacing w:before="60" w:after="60" w:line="252" w:lineRule="auto"/>
+              <w:jc w:val="left"/>
+            </w:pPr>
+            <w:r/>
+            <w:r>
+              <w:rPr>
+                <w:b/>
+              </w:rPr>
+              <w:t>728.00</w:t>
+            </w:r>
+          </w:p>
+        </w:tc>
+        <w:tc>
+          <w:tcPr>
+            <w:tcW w:type="dxa" w:w="3456"/>
+            <w:shd w:fill="F8FAFC"/>
+            <w:tcMar>
+              <w:top w:w="100" w:type="dxa"/>
+              <w:bottom w:w="100" w:type="dxa"/>
+              <w:left w:w="120" w:type="dxa"/>
+              <w:right w:w="120" w:type="dxa"/>
+            </w:tcMar>
+            <w:tcBorders>
+              <w:top w:val="single" w:sz="4" w:space="0" w:color="CCCCCC"/>
+              <w:bottom w:val="single" w:sz="4" w:space="0" w:color="CCCCCC"/>
+              <w:left w:val="single" w:sz="4" w:space="0" w:color="CCCCCC"/>
+              <w:right w:val="single" w:sz="4" w:space="0" w:color="CCCCCC"/>
+            </w:tcBorders>
+          </w:tcPr>
+          <w:p>
+            <w:pPr>
+              <w:spacing w:before="60" w:after="60" w:line="252" w:lineRule="auto"/>
+              <w:jc w:val="left"/>
+            </w:pPr>
+            <w:r/>
+            <w:r>
+              <w:rPr>
+                <w:b/>
+              </w:rPr>
+              <w:t>+0.75</w:t>
+            </w:r>
+          </w:p>
+        </w:tc>
+        <w:tc>
+          <w:tcPr>
+            <w:tcW w:type="dxa" w:w="1440"/>
+            <w:shd w:fill="F8FAFC"/>
+            <w:tcMar>
+              <w:top w:w="100" w:type="dxa"/>
+              <w:bottom w:w="100" w:type="dxa"/>
+              <w:left w:w="120" w:type="dxa"/>
+              <w:right w:w="120" w:type="dxa"/>
+            </w:tcMar>
+            <w:tcBorders>
+              <w:top w:val="single" w:sz="4" w:space="0" w:color="CCCCCC"/>
+              <w:bottom w:val="single" w:sz="4" w:space="0" w:color="CCCCCC"/>
+              <w:left w:val="single" w:sz="4" w:space="0" w:color="CCCCCC"/>
+              <w:right w:val="single" w:sz="4" w:space="0" w:color="CCCCCC"/>
+            </w:tcBorders>
+          </w:tcPr>
+          <w:p>
+            <w:pPr>
+              <w:spacing w:before="60" w:after="60" w:line="252" w:lineRule="auto"/>
+              <w:jc w:val="left"/>
+            </w:pPr>
+            <w:r/>
+            <w:r>
+              <w:t>BULL</w:t>
+            </w:r>
+          </w:p>
+        </w:tc>
+      </w:tr>
+      <w:tr>
+        <w:tc>
+          <w:tcPr>
+            <w:tcW w:type="dxa" w:w="1584"/>
+            <w:shd w:fill="FFFFFF"/>
+            <w:tcMar>
+              <w:top w:w="100" w:type="dxa"/>
+              <w:bottom w:w="100" w:type="dxa"/>
+              <w:left w:w="120" w:type="dxa"/>
+              <w:right w:w="120" w:type="dxa"/>
+            </w:tcMar>
+            <w:tcBorders>
+              <w:top w:val="single" w:sz="4" w:space="0" w:color="CCCCCC"/>
+              <w:bottom w:val="single" w:sz="4" w:space="0" w:color="CCCCCC"/>
+              <w:left w:val="single" w:sz="4" w:space="0" w:color="CCCCCC"/>
+              <w:right w:val="single" w:sz="4" w:space="0" w:color="CCCCCC"/>
+            </w:tcBorders>
+          </w:tcPr>
+          <w:p>
+            <w:pPr>
+              <w:spacing w:before="60" w:after="60" w:line="252" w:lineRule="auto"/>
+              <w:jc w:val="left"/>
+            </w:pPr>
+            <w:r/>
+            <w:r>
+              <w:rPr>
+                <w:b/>
+              </w:rPr>
+              <w:t>Fri 25/09</w:t>
+            </w:r>
+          </w:p>
+        </w:tc>
+        <w:tc>
+          <w:tcPr>
+            <w:tcW w:type="dxa" w:w="864"/>
+            <w:shd w:fill="FFFFFF"/>
+            <w:tcMar>
+              <w:top w:w="100" w:type="dxa"/>
+              <w:bottom w:w="100" w:type="dxa"/>
+              <w:left w:w="120" w:type="dxa"/>
+              <w:right w:w="120" w:type="dxa"/>
+            </w:tcMar>
+            <w:tcBorders>
+              <w:top w:val="single" w:sz="4" w:space="0" w:color="CCCCCC"/>
+              <w:bottom w:val="single" w:sz="4" w:space="0" w:color="CCCCCC"/>
+              <w:left w:val="single" w:sz="4" w:space="0" w:color="CCCCCC"/>
+              <w:right w:val="single" w:sz="4" w:space="0" w:color="CCCCCC"/>
+            </w:tcBorders>
+          </w:tcPr>
+          <w:p>
+            <w:pPr>
+              <w:spacing w:before="60" w:after="60" w:line="252" w:lineRule="auto"/>
+              <w:jc w:val="left"/>
+            </w:pPr>
+            <w:r/>
+            <w:r>
+              <w:t>Pre-NY 19-21</w:t>
+            </w:r>
+          </w:p>
+        </w:tc>
+        <w:tc>
+          <w:tcPr>
+            <w:tcW w:type="dxa" w:w="1440"/>
+            <w:shd w:fill="FFFFFF"/>
+            <w:tcMar>
+              <w:top w:w="100" w:type="dxa"/>
+              <w:bottom w:w="100" w:type="dxa"/>
+              <w:left w:w="120" w:type="dxa"/>
+              <w:right w:w="120" w:type="dxa"/>
+            </w:tcMar>
+            <w:tcBorders>
+              <w:top w:val="single" w:sz="4" w:space="0" w:color="CCCCCC"/>
+              <w:bottom w:val="single" w:sz="4" w:space="0" w:color="CCCCCC"/>
+              <w:left w:val="single" w:sz="4" w:space="0" w:color="CCCCCC"/>
+              <w:right w:val="single" w:sz="4" w:space="0" w:color="CCCCCC"/>
+            </w:tcBorders>
+          </w:tcPr>
+          <w:p>
+            <w:pPr>
+              <w:spacing w:before="60" w:after="60" w:line="252" w:lineRule="auto"/>
+              <w:jc w:val="left"/>
+            </w:pPr>
+            <w:r/>
+            <w:r>
+              <w:t>728.00</w:t>
+            </w:r>
+          </w:p>
+        </w:tc>
+        <w:tc>
+          <w:tcPr>
+            <w:tcW w:type="dxa" w:w="2016"/>
+            <w:shd w:fill="FFFFFF"/>
+            <w:tcMar>
+              <w:top w:w="100" w:type="dxa"/>
+              <w:bottom w:w="100" w:type="dxa"/>
+              <w:left w:w="120" w:type="dxa"/>
+              <w:right w:w="120" w:type="dxa"/>
+            </w:tcMar>
+            <w:tcBorders>
+              <w:top w:val="single" w:sz="4" w:space="0" w:color="CCCCCC"/>
+              <w:bottom w:val="single" w:sz="4" w:space="0" w:color="CCCCCC"/>
+              <w:left w:val="single" w:sz="4" w:space="0" w:color="CCCCCC"/>
+              <w:right w:val="single" w:sz="4" w:space="0" w:color="CCCCCC"/>
+            </w:tcBorders>
+          </w:tcPr>
+          <w:p>
+            <w:pPr>
+              <w:spacing w:before="60" w:after="60" w:line="252" w:lineRule="auto"/>
+              <w:jc w:val="left"/>
+            </w:pPr>
+            <w:r/>
+            <w:r>
+              <w:t>737.25</w:t>
+            </w:r>
+          </w:p>
+        </w:tc>
+        <w:tc>
+          <w:tcPr>
+            <w:tcW w:type="dxa" w:w="1152"/>
+            <w:shd w:fill="FFFFFF"/>
+            <w:tcMar>
+              <w:top w:w="100" w:type="dxa"/>
+              <w:bottom w:w="100" w:type="dxa"/>
+              <w:left w:w="120" w:type="dxa"/>
+              <w:right w:w="120" w:type="dxa"/>
+            </w:tcMar>
+            <w:tcBorders>
+              <w:top w:val="single" w:sz="4" w:space="0" w:color="CCCCCC"/>
+              <w:bottom w:val="single" w:sz="4" w:space="0" w:color="CCCCCC"/>
+              <w:left w:val="single" w:sz="4" w:space="0" w:color="CCCCCC"/>
+              <w:right w:val="single" w:sz="4" w:space="0" w:color="CCCCCC"/>
+            </w:tcBorders>
+          </w:tcPr>
+          <w:p>
+            <w:pPr>
+              <w:spacing w:before="60" w:after="60" w:line="252" w:lineRule="auto"/>
+              <w:jc w:val="left"/>
+            </w:pPr>
+            <w:r/>
+            <w:r>
+              <w:t>720.75</w:t>
+            </w:r>
+          </w:p>
+        </w:tc>
+        <w:tc>
+          <w:tcPr>
+            <w:tcW w:type="dxa" w:w="1728"/>
+            <w:shd w:fill="FFFFFF"/>
+            <w:tcMar>
+              <w:top w:w="100" w:type="dxa"/>
+              <w:bottom w:w="100" w:type="dxa"/>
+              <w:left w:w="120" w:type="dxa"/>
+              <w:right w:w="120" w:type="dxa"/>
+            </w:tcMar>
+            <w:tcBorders>
+              <w:top w:val="single" w:sz="4" w:space="0" w:color="CCCCCC"/>
+              <w:bottom w:val="single" w:sz="4" w:space="0" w:color="CCCCCC"/>
+              <w:left w:val="single" w:sz="4" w:space="0" w:color="CCCCCC"/>
+              <w:right w:val="single" w:sz="4" w:space="0" w:color="CCCCCC"/>
+            </w:tcBorders>
+          </w:tcPr>
+          <w:p>
+            <w:pPr>
+              <w:spacing w:before="60" w:after="60" w:line="252" w:lineRule="auto"/>
+              <w:jc w:val="left"/>
+            </w:pPr>
+            <w:r/>
+            <w:r>
+              <w:rPr>
+                <w:b/>
+              </w:rPr>
+              <w:t>727.75</w:t>
+            </w:r>
+          </w:p>
+        </w:tc>
+        <w:tc>
+          <w:tcPr>
+            <w:tcW w:type="dxa" w:w="3456"/>
+            <w:shd w:fill="FFFFFF"/>
+            <w:tcMar>
+              <w:top w:w="100" w:type="dxa"/>
+              <w:bottom w:w="100" w:type="dxa"/>
+              <w:left w:w="120" w:type="dxa"/>
+              <w:right w:w="120" w:type="dxa"/>
+            </w:tcMar>
+            <w:tcBorders>
+              <w:top w:val="single" w:sz="4" w:space="0" w:color="CCCCCC"/>
+              <w:bottom w:val="single" w:sz="4" w:space="0" w:color="CCCCCC"/>
+              <w:left w:val="single" w:sz="4" w:space="0" w:color="CCCCCC"/>
+              <w:right w:val="single" w:sz="4" w:space="0" w:color="CCCCCC"/>
+            </w:tcBorders>
+          </w:tcPr>
+          <w:p>
+            <w:pPr>
+              <w:spacing w:before="60" w:after="60" w:line="252" w:lineRule="auto"/>
+              <w:jc w:val="left"/>
+            </w:pPr>
+            <w:r/>
+            <w:r>
+              <w:rPr>
+                <w:b/>
+              </w:rPr>
+              <w:t>-0.25</w:t>
+            </w:r>
+          </w:p>
+        </w:tc>
+        <w:tc>
+          <w:tcPr>
+            <w:tcW w:type="dxa" w:w="1440"/>
+            <w:shd w:fill="FFFFFF"/>
+            <w:tcMar>
+              <w:top w:w="100" w:type="dxa"/>
+              <w:bottom w:w="100" w:type="dxa"/>
+              <w:left w:w="120" w:type="dxa"/>
+              <w:right w:w="120" w:type="dxa"/>
+            </w:tcMar>
+            <w:tcBorders>
+              <w:top w:val="single" w:sz="4" w:space="0" w:color="CCCCCC"/>
+              <w:bottom w:val="single" w:sz="4" w:space="0" w:color="CCCCCC"/>
+              <w:left w:val="single" w:sz="4" w:space="0" w:color="CCCCCC"/>
+              <w:right w:val="single" w:sz="4" w:space="0" w:color="CCCCCC"/>
+            </w:tcBorders>
+          </w:tcPr>
+          <w:p>
+            <w:pPr>
+              <w:spacing w:before="60" w:after="60" w:line="252" w:lineRule="auto"/>
+              <w:jc w:val="left"/>
+            </w:pPr>
+            <w:r/>
+            <w:r>
+              <w:t>BEAR</w:t>
+            </w:r>
+          </w:p>
+        </w:tc>
+      </w:tr>
+      <w:tr>
+        <w:tc>
+          <w:tcPr>
+            <w:tcW w:type="dxa" w:w="1584"/>
+            <w:shd w:fill="F8FAFC"/>
+            <w:tcMar>
+              <w:top w:w="100" w:type="dxa"/>
+              <w:bottom w:w="100" w:type="dxa"/>
+              <w:left w:w="120" w:type="dxa"/>
+              <w:right w:w="120" w:type="dxa"/>
+            </w:tcMar>
+            <w:tcBorders>
+              <w:top w:val="single" w:sz="4" w:space="0" w:color="CCCCCC"/>
+              <w:bottom w:val="single" w:sz="4" w:space="0" w:color="CCCCCC"/>
+              <w:left w:val="single" w:sz="4" w:space="0" w:color="CCCCCC"/>
+              <w:right w:val="single" w:sz="4" w:space="0" w:color="CCCCCC"/>
+            </w:tcBorders>
+          </w:tcPr>
+          <w:p>
+            <w:pPr>
+              <w:spacing w:before="60" w:after="60" w:line="252" w:lineRule="auto"/>
+              <w:jc w:val="left"/>
+            </w:pPr>
+            <w:r/>
+            <w:r>
+              <w:rPr>
+                <w:b/>
+              </w:rPr>
+              <w:t>Fri 25/09</w:t>
+            </w:r>
+          </w:p>
+        </w:tc>
+        <w:tc>
+          <w:tcPr>
+            <w:tcW w:type="dxa" w:w="864"/>
+            <w:shd w:fill="F8FAFC"/>
+            <w:tcMar>
+              <w:top w:w="100" w:type="dxa"/>
+              <w:bottom w:w="100" w:type="dxa"/>
+              <w:left w:w="120" w:type="dxa"/>
+              <w:right w:w="120" w:type="dxa"/>
+            </w:tcMar>
+            <w:tcBorders>
+              <w:top w:val="single" w:sz="4" w:space="0" w:color="CCCCCC"/>
+              <w:bottom w:val="single" w:sz="4" w:space="0" w:color="CCCCCC"/>
+              <w:left w:val="single" w:sz="4" w:space="0" w:color="CCCCCC"/>
+              <w:right w:val="single" w:sz="4" w:space="0" w:color="CCCCCC"/>
+            </w:tcBorders>
+          </w:tcPr>
+          <w:p>
+            <w:pPr>
+              <w:spacing w:before="60" w:after="60" w:line="252" w:lineRule="auto"/>
+              <w:jc w:val="left"/>
+            </w:pPr>
+            <w:r/>
+            <w:r>
+              <w:t>NY Open 21-23</w:t>
+            </w:r>
+          </w:p>
+        </w:tc>
+        <w:tc>
+          <w:tcPr>
+            <w:tcW w:type="dxa" w:w="1440"/>
+            <w:shd w:fill="F8FAFC"/>
+            <w:tcMar>
+              <w:top w:w="100" w:type="dxa"/>
+              <w:bottom w:w="100" w:type="dxa"/>
+              <w:left w:w="120" w:type="dxa"/>
+              <w:right w:w="120" w:type="dxa"/>
+            </w:tcMar>
+            <w:tcBorders>
+              <w:top w:val="single" w:sz="4" w:space="0" w:color="CCCCCC"/>
+              <w:bottom w:val="single" w:sz="4" w:space="0" w:color="CCCCCC"/>
+              <w:left w:val="single" w:sz="4" w:space="0" w:color="CCCCCC"/>
+              <w:right w:val="single" w:sz="4" w:space="0" w:color="CCCCCC"/>
+            </w:tcBorders>
+          </w:tcPr>
+          <w:p>
+            <w:pPr>
+              <w:spacing w:before="60" w:after="60" w:line="252" w:lineRule="auto"/>
+              <w:jc w:val="left"/>
+            </w:pPr>
+            <w:r/>
+            <w:r>
+              <w:t>727.75</w:t>
+            </w:r>
+          </w:p>
+        </w:tc>
+        <w:tc>
+          <w:tcPr>
+            <w:tcW w:type="dxa" w:w="2016"/>
+            <w:shd w:fill="F8FAFC"/>
+            <w:tcMar>
+              <w:top w:w="100" w:type="dxa"/>
+              <w:bottom w:w="100" w:type="dxa"/>
+              <w:left w:w="120" w:type="dxa"/>
+              <w:right w:w="120" w:type="dxa"/>
+            </w:tcMar>
+            <w:tcBorders>
+              <w:top w:val="single" w:sz="4" w:space="0" w:color="CCCCCC"/>
+              <w:bottom w:val="single" w:sz="4" w:space="0" w:color="CCCCCC"/>
+              <w:left w:val="single" w:sz="4" w:space="0" w:color="CCCCCC"/>
+              <w:right w:val="single" w:sz="4" w:space="0" w:color="CCCCCC"/>
+            </w:tcBorders>
+          </w:tcPr>
+          <w:p>
+            <w:pPr>
+              <w:spacing w:before="60" w:after="60" w:line="252" w:lineRule="auto"/>
+              <w:jc w:val="left"/>
+            </w:pPr>
+            <w:r/>
+            <w:r>
+              <w:t>736.25</w:t>
+            </w:r>
+          </w:p>
+        </w:tc>
+        <w:tc>
+          <w:tcPr>
+            <w:tcW w:type="dxa" w:w="1152"/>
+            <w:shd w:fill="F8FAFC"/>
+            <w:tcMar>
+              <w:top w:w="100" w:type="dxa"/>
+              <w:bottom w:w="100" w:type="dxa"/>
+              <w:left w:w="120" w:type="dxa"/>
+              <w:right w:w="120" w:type="dxa"/>
+            </w:tcMar>
+            <w:tcBorders>
+              <w:top w:val="single" w:sz="4" w:space="0" w:color="CCCCCC"/>
+              <w:bottom w:val="single" w:sz="4" w:space="0" w:color="CCCCCC"/>
+              <w:left w:val="single" w:sz="4" w:space="0" w:color="CCCCCC"/>
+              <w:right w:val="single" w:sz="4" w:space="0" w:color="CCCCCC"/>
+            </w:tcBorders>
+          </w:tcPr>
+          <w:p>
+            <w:pPr>
+              <w:spacing w:before="60" w:after="60" w:line="252" w:lineRule="auto"/>
+              <w:jc w:val="left"/>
+            </w:pPr>
+            <w:r/>
+            <w:r>
+              <w:t>713.75</w:t>
+            </w:r>
+          </w:p>
+        </w:tc>
+        <w:tc>
+          <w:tcPr>
+            <w:tcW w:type="dxa" w:w="1728"/>
+            <w:shd w:fill="F8FAFC"/>
+            <w:tcMar>
+              <w:top w:w="100" w:type="dxa"/>
+              <w:bottom w:w="100" w:type="dxa"/>
+              <w:left w:w="120" w:type="dxa"/>
+              <w:right w:w="120" w:type="dxa"/>
+            </w:tcMar>
+            <w:tcBorders>
+              <w:top w:val="single" w:sz="4" w:space="0" w:color="CCCCCC"/>
+              <w:bottom w:val="single" w:sz="4" w:space="0" w:color="CCCCCC"/>
+              <w:left w:val="single" w:sz="4" w:space="0" w:color="CCCCCC"/>
+              <w:right w:val="single" w:sz="4" w:space="0" w:color="CCCCCC"/>
+            </w:tcBorders>
+          </w:tcPr>
+          <w:p>
+            <w:pPr>
+              <w:spacing w:before="60" w:after="60" w:line="252" w:lineRule="auto"/>
+              <w:jc w:val="left"/>
+            </w:pPr>
+            <w:r/>
+            <w:r>
+              <w:rPr>
+                <w:b/>
+              </w:rPr>
+              <w:t>729.50</w:t>
             </w:r>
           </w:p>
         </w:tc>
@@ -27850,7 +31096,7 @@
               <w:rPr>
                 <w:b/>
               </w:rPr>
-              <w:t>Wed 23/09</w:t>
+              <w:t>Fri 25/09</w:t>
             </w:r>
           </w:p>
         </w:tc>
@@ -27878,7 +31124,7 @@
             </w:pPr>
             <w:r/>
             <w:r>
-              <w:t>Pre-NY 19-21</w:t>
+              <w:t>NY Close 23-01</w:t>
             </w:r>
           </w:p>
         </w:tc>
@@ -27906,7 +31152,7 @@
             </w:pPr>
             <w:r/>
             <w:r>
-              <w:t>724.00</w:t>
+              <w:t>729.50</w:t>
             </w:r>
           </w:p>
         </w:tc>
@@ -27934,7 +31180,7 @@
             </w:pPr>
             <w:r/>
             <w:r>
-              <w:t>733.25</w:t>
+              <w:t>735.75</w:t>
             </w:r>
           </w:p>
         </w:tc>
@@ -27962,7 +31208,7 @@
             </w:pPr>
             <w:r/>
             <w:r>
-              <w:t>713.25</w:t>
+              <w:t>723.00</w:t>
             </w:r>
           </w:p>
         </w:tc>
@@ -27993,3297 +31239,7 @@
               <w:rPr>
                 <w:b/>
               </w:rPr>
-              <w:t>724.50</w:t>
-            </w:r>
-          </w:p>
-        </w:tc>
-        <w:tc>
-          <w:tcPr>
-            <w:tcW w:type="dxa" w:w="3456"/>
-            <w:shd w:fill="FFFFFF"/>
-            <w:tcMar>
-              <w:top w:w="100" w:type="dxa"/>
-              <w:bottom w:w="100" w:type="dxa"/>
-              <w:left w:w="120" w:type="dxa"/>
-              <w:right w:w="120" w:type="dxa"/>
-            </w:tcMar>
-            <w:tcBorders>
-              <w:top w:val="single" w:sz="4" w:space="0" w:color="CCCCCC"/>
-              <w:bottom w:val="single" w:sz="4" w:space="0" w:color="CCCCCC"/>
-              <w:left w:val="single" w:sz="4" w:space="0" w:color="CCCCCC"/>
-              <w:right w:val="single" w:sz="4" w:space="0" w:color="CCCCCC"/>
-            </w:tcBorders>
-          </w:tcPr>
-          <w:p>
-            <w:pPr>
-              <w:spacing w:before="60" w:after="60" w:line="252" w:lineRule="auto"/>
-              <w:jc w:val="left"/>
-            </w:pPr>
-            <w:r/>
-            <w:r>
-              <w:rPr>
-                <w:b/>
-              </w:rPr>
-              <w:t>+0.50</w:t>
-            </w:r>
-          </w:p>
-        </w:tc>
-        <w:tc>
-          <w:tcPr>
-            <w:tcW w:type="dxa" w:w="1440"/>
-            <w:shd w:fill="FFFFFF"/>
-            <w:tcMar>
-              <w:top w:w="100" w:type="dxa"/>
-              <w:bottom w:w="100" w:type="dxa"/>
-              <w:left w:w="120" w:type="dxa"/>
-              <w:right w:w="120" w:type="dxa"/>
-            </w:tcMar>
-            <w:tcBorders>
-              <w:top w:val="single" w:sz="4" w:space="0" w:color="CCCCCC"/>
-              <w:bottom w:val="single" w:sz="4" w:space="0" w:color="CCCCCC"/>
-              <w:left w:val="single" w:sz="4" w:space="0" w:color="CCCCCC"/>
-              <w:right w:val="single" w:sz="4" w:space="0" w:color="CCCCCC"/>
-            </w:tcBorders>
-          </w:tcPr>
-          <w:p>
-            <w:pPr>
-              <w:spacing w:before="60" w:after="60" w:line="252" w:lineRule="auto"/>
-              <w:jc w:val="left"/>
-            </w:pPr>
-            <w:r/>
-            <w:r>
-              <w:t>BULL</w:t>
-            </w:r>
-          </w:p>
-        </w:tc>
-      </w:tr>
-      <w:tr>
-        <w:tc>
-          <w:tcPr>
-            <w:tcW w:type="dxa" w:w="1584"/>
-            <w:shd w:fill="F8FAFC"/>
-            <w:tcMar>
-              <w:top w:w="100" w:type="dxa"/>
-              <w:bottom w:w="100" w:type="dxa"/>
-              <w:left w:w="120" w:type="dxa"/>
-              <w:right w:w="120" w:type="dxa"/>
-            </w:tcMar>
-            <w:tcBorders>
-              <w:top w:val="single" w:sz="4" w:space="0" w:color="CCCCCC"/>
-              <w:bottom w:val="single" w:sz="4" w:space="0" w:color="CCCCCC"/>
-              <w:left w:val="single" w:sz="4" w:space="0" w:color="CCCCCC"/>
-              <w:right w:val="single" w:sz="4" w:space="0" w:color="CCCCCC"/>
-            </w:tcBorders>
-          </w:tcPr>
-          <w:p>
-            <w:pPr>
-              <w:spacing w:before="60" w:after="60" w:line="252" w:lineRule="auto"/>
-              <w:jc w:val="left"/>
-            </w:pPr>
-            <w:r/>
-            <w:r>
-              <w:rPr>
-                <w:b/>
-              </w:rPr>
-              <w:t>Wed 23/09</w:t>
-            </w:r>
-          </w:p>
-        </w:tc>
-        <w:tc>
-          <w:tcPr>
-            <w:tcW w:type="dxa" w:w="864"/>
-            <w:shd w:fill="F8FAFC"/>
-            <w:tcMar>
-              <w:top w:w="100" w:type="dxa"/>
-              <w:bottom w:w="100" w:type="dxa"/>
-              <w:left w:w="120" w:type="dxa"/>
-              <w:right w:w="120" w:type="dxa"/>
-            </w:tcMar>
-            <w:tcBorders>
-              <w:top w:val="single" w:sz="4" w:space="0" w:color="CCCCCC"/>
-              <w:bottom w:val="single" w:sz="4" w:space="0" w:color="CCCCCC"/>
-              <w:left w:val="single" w:sz="4" w:space="0" w:color="CCCCCC"/>
-              <w:right w:val="single" w:sz="4" w:space="0" w:color="CCCCCC"/>
-            </w:tcBorders>
-          </w:tcPr>
-          <w:p>
-            <w:pPr>
-              <w:spacing w:before="60" w:after="60" w:line="252" w:lineRule="auto"/>
-              <w:jc w:val="left"/>
-            </w:pPr>
-            <w:r/>
-            <w:r>
-              <w:t>NY Open 21-23</w:t>
-            </w:r>
-          </w:p>
-        </w:tc>
-        <w:tc>
-          <w:tcPr>
-            <w:tcW w:type="dxa" w:w="1440"/>
-            <w:shd w:fill="F8FAFC"/>
-            <w:tcMar>
-              <w:top w:w="100" w:type="dxa"/>
-              <w:bottom w:w="100" w:type="dxa"/>
-              <w:left w:w="120" w:type="dxa"/>
-              <w:right w:w="120" w:type="dxa"/>
-            </w:tcMar>
-            <w:tcBorders>
-              <w:top w:val="single" w:sz="4" w:space="0" w:color="CCCCCC"/>
-              <w:bottom w:val="single" w:sz="4" w:space="0" w:color="CCCCCC"/>
-              <w:left w:val="single" w:sz="4" w:space="0" w:color="CCCCCC"/>
-              <w:right w:val="single" w:sz="4" w:space="0" w:color="CCCCCC"/>
-            </w:tcBorders>
-          </w:tcPr>
-          <w:p>
-            <w:pPr>
-              <w:spacing w:before="60" w:after="60" w:line="252" w:lineRule="auto"/>
-              <w:jc w:val="left"/>
-            </w:pPr>
-            <w:r/>
-            <w:r>
-              <w:t>724.50</w:t>
-            </w:r>
-          </w:p>
-        </w:tc>
-        <w:tc>
-          <w:tcPr>
-            <w:tcW w:type="dxa" w:w="2016"/>
-            <w:shd w:fill="F8FAFC"/>
-            <w:tcMar>
-              <w:top w:w="100" w:type="dxa"/>
-              <w:bottom w:w="100" w:type="dxa"/>
-              <w:left w:w="120" w:type="dxa"/>
-              <w:right w:w="120" w:type="dxa"/>
-            </w:tcMar>
-            <w:tcBorders>
-              <w:top w:val="single" w:sz="4" w:space="0" w:color="CCCCCC"/>
-              <w:bottom w:val="single" w:sz="4" w:space="0" w:color="CCCCCC"/>
-              <w:left w:val="single" w:sz="4" w:space="0" w:color="CCCCCC"/>
-              <w:right w:val="single" w:sz="4" w:space="0" w:color="CCCCCC"/>
-            </w:tcBorders>
-          </w:tcPr>
-          <w:p>
-            <w:pPr>
-              <w:spacing w:before="60" w:after="60" w:line="252" w:lineRule="auto"/>
-              <w:jc w:val="left"/>
-            </w:pPr>
-            <w:r/>
-            <w:r>
-              <w:t>736.75</w:t>
-            </w:r>
-          </w:p>
-        </w:tc>
-        <w:tc>
-          <w:tcPr>
-            <w:tcW w:type="dxa" w:w="1152"/>
-            <w:shd w:fill="F8FAFC"/>
-            <w:tcMar>
-              <w:top w:w="100" w:type="dxa"/>
-              <w:bottom w:w="100" w:type="dxa"/>
-              <w:left w:w="120" w:type="dxa"/>
-              <w:right w:w="120" w:type="dxa"/>
-            </w:tcMar>
-            <w:tcBorders>
-              <w:top w:val="single" w:sz="4" w:space="0" w:color="CCCCCC"/>
-              <w:bottom w:val="single" w:sz="4" w:space="0" w:color="CCCCCC"/>
-              <w:left w:val="single" w:sz="4" w:space="0" w:color="CCCCCC"/>
-              <w:right w:val="single" w:sz="4" w:space="0" w:color="CCCCCC"/>
-            </w:tcBorders>
-          </w:tcPr>
-          <w:p>
-            <w:pPr>
-              <w:spacing w:before="60" w:after="60" w:line="252" w:lineRule="auto"/>
-              <w:jc w:val="left"/>
-            </w:pPr>
-            <w:r/>
-            <w:r>
-              <w:t>710.25</w:t>
-            </w:r>
-          </w:p>
-        </w:tc>
-        <w:tc>
-          <w:tcPr>
-            <w:tcW w:type="dxa" w:w="1728"/>
-            <w:shd w:fill="F8FAFC"/>
-            <w:tcMar>
-              <w:top w:w="100" w:type="dxa"/>
-              <w:bottom w:w="100" w:type="dxa"/>
-              <w:left w:w="120" w:type="dxa"/>
-              <w:right w:w="120" w:type="dxa"/>
-            </w:tcMar>
-            <w:tcBorders>
-              <w:top w:val="single" w:sz="4" w:space="0" w:color="CCCCCC"/>
-              <w:bottom w:val="single" w:sz="4" w:space="0" w:color="CCCCCC"/>
-              <w:left w:val="single" w:sz="4" w:space="0" w:color="CCCCCC"/>
-              <w:right w:val="single" w:sz="4" w:space="0" w:color="CCCCCC"/>
-            </w:tcBorders>
-          </w:tcPr>
-          <w:p>
-            <w:pPr>
-              <w:spacing w:before="60" w:after="60" w:line="252" w:lineRule="auto"/>
-              <w:jc w:val="left"/>
-            </w:pPr>
-            <w:r/>
-            <w:r>
-              <w:rPr>
-                <w:b/>
-              </w:rPr>
-              <w:t>723.00</w:t>
-            </w:r>
-          </w:p>
-        </w:tc>
-        <w:tc>
-          <w:tcPr>
-            <w:tcW w:type="dxa" w:w="3456"/>
-            <w:shd w:fill="F8FAFC"/>
-            <w:tcMar>
-              <w:top w:w="100" w:type="dxa"/>
-              <w:bottom w:w="100" w:type="dxa"/>
-              <w:left w:w="120" w:type="dxa"/>
-              <w:right w:w="120" w:type="dxa"/>
-            </w:tcMar>
-            <w:tcBorders>
-              <w:top w:val="single" w:sz="4" w:space="0" w:color="CCCCCC"/>
-              <w:bottom w:val="single" w:sz="4" w:space="0" w:color="CCCCCC"/>
-              <w:left w:val="single" w:sz="4" w:space="0" w:color="CCCCCC"/>
-              <w:right w:val="single" w:sz="4" w:space="0" w:color="CCCCCC"/>
-            </w:tcBorders>
-          </w:tcPr>
-          <w:p>
-            <w:pPr>
-              <w:spacing w:before="60" w:after="60" w:line="252" w:lineRule="auto"/>
-              <w:jc w:val="left"/>
-            </w:pPr>
-            <w:r/>
-            <w:r>
-              <w:rPr>
-                <w:b/>
-              </w:rPr>
-              <w:t>-1.50</w:t>
-            </w:r>
-          </w:p>
-        </w:tc>
-        <w:tc>
-          <w:tcPr>
-            <w:tcW w:type="dxa" w:w="1440"/>
-            <w:shd w:fill="F8FAFC"/>
-            <w:tcMar>
-              <w:top w:w="100" w:type="dxa"/>
-              <w:bottom w:w="100" w:type="dxa"/>
-              <w:left w:w="120" w:type="dxa"/>
-              <w:right w:w="120" w:type="dxa"/>
-            </w:tcMar>
-            <w:tcBorders>
-              <w:top w:val="single" w:sz="4" w:space="0" w:color="CCCCCC"/>
-              <w:bottom w:val="single" w:sz="4" w:space="0" w:color="CCCCCC"/>
-              <w:left w:val="single" w:sz="4" w:space="0" w:color="CCCCCC"/>
-              <w:right w:val="single" w:sz="4" w:space="0" w:color="CCCCCC"/>
-            </w:tcBorders>
-          </w:tcPr>
-          <w:p>
-            <w:pPr>
-              <w:spacing w:before="60" w:after="60" w:line="252" w:lineRule="auto"/>
-              <w:jc w:val="left"/>
-            </w:pPr>
-            <w:r/>
-            <w:r>
-              <w:t>BEAR</w:t>
-            </w:r>
-          </w:p>
-        </w:tc>
-      </w:tr>
-      <w:tr>
-        <w:tc>
-          <w:tcPr>
-            <w:tcW w:type="dxa" w:w="1584"/>
-            <w:shd w:fill="FFFFFF"/>
-            <w:tcMar>
-              <w:top w:w="100" w:type="dxa"/>
-              <w:bottom w:w="100" w:type="dxa"/>
-              <w:left w:w="120" w:type="dxa"/>
-              <w:right w:w="120" w:type="dxa"/>
-            </w:tcMar>
-            <w:tcBorders>
-              <w:top w:val="single" w:sz="4" w:space="0" w:color="CCCCCC"/>
-              <w:bottom w:val="single" w:sz="4" w:space="0" w:color="CCCCCC"/>
-              <w:left w:val="single" w:sz="4" w:space="0" w:color="CCCCCC"/>
-              <w:right w:val="single" w:sz="4" w:space="0" w:color="CCCCCC"/>
-            </w:tcBorders>
-          </w:tcPr>
-          <w:p>
-            <w:pPr>
-              <w:spacing w:before="60" w:after="60" w:line="252" w:lineRule="auto"/>
-              <w:jc w:val="left"/>
-            </w:pPr>
-            <w:r/>
-            <w:r>
-              <w:rPr>
-                <w:b/>
-              </w:rPr>
-              <w:t>Wed 23/09</w:t>
-            </w:r>
-          </w:p>
-        </w:tc>
-        <w:tc>
-          <w:tcPr>
-            <w:tcW w:type="dxa" w:w="864"/>
-            <w:shd w:fill="FFFFFF"/>
-            <w:tcMar>
-              <w:top w:w="100" w:type="dxa"/>
-              <w:bottom w:w="100" w:type="dxa"/>
-              <w:left w:w="120" w:type="dxa"/>
-              <w:right w:w="120" w:type="dxa"/>
-            </w:tcMar>
-            <w:tcBorders>
-              <w:top w:val="single" w:sz="4" w:space="0" w:color="CCCCCC"/>
-              <w:bottom w:val="single" w:sz="4" w:space="0" w:color="CCCCCC"/>
-              <w:left w:val="single" w:sz="4" w:space="0" w:color="CCCCCC"/>
-              <w:right w:val="single" w:sz="4" w:space="0" w:color="CCCCCC"/>
-            </w:tcBorders>
-          </w:tcPr>
-          <w:p>
-            <w:pPr>
-              <w:spacing w:before="60" w:after="60" w:line="252" w:lineRule="auto"/>
-              <w:jc w:val="left"/>
-            </w:pPr>
-            <w:r/>
-            <w:r>
-              <w:t>NY Close 23-01</w:t>
-            </w:r>
-          </w:p>
-        </w:tc>
-        <w:tc>
-          <w:tcPr>
-            <w:tcW w:type="dxa" w:w="1440"/>
-            <w:shd w:fill="FFFFFF"/>
-            <w:tcMar>
-              <w:top w:w="100" w:type="dxa"/>
-              <w:bottom w:w="100" w:type="dxa"/>
-              <w:left w:w="120" w:type="dxa"/>
-              <w:right w:w="120" w:type="dxa"/>
-            </w:tcMar>
-            <w:tcBorders>
-              <w:top w:val="single" w:sz="4" w:space="0" w:color="CCCCCC"/>
-              <w:bottom w:val="single" w:sz="4" w:space="0" w:color="CCCCCC"/>
-              <w:left w:val="single" w:sz="4" w:space="0" w:color="CCCCCC"/>
-              <w:right w:val="single" w:sz="4" w:space="0" w:color="CCCCCC"/>
-            </w:tcBorders>
-          </w:tcPr>
-          <w:p>
-            <w:pPr>
-              <w:spacing w:before="60" w:after="60" w:line="252" w:lineRule="auto"/>
-              <w:jc w:val="left"/>
-            </w:pPr>
-            <w:r/>
-            <w:r>
-              <w:t>723.00</w:t>
-            </w:r>
-          </w:p>
-        </w:tc>
-        <w:tc>
-          <w:tcPr>
-            <w:tcW w:type="dxa" w:w="2016"/>
-            <w:shd w:fill="FFFFFF"/>
-            <w:tcMar>
-              <w:top w:w="100" w:type="dxa"/>
-              <w:bottom w:w="100" w:type="dxa"/>
-              <w:left w:w="120" w:type="dxa"/>
-              <w:right w:w="120" w:type="dxa"/>
-            </w:tcMar>
-            <w:tcBorders>
-              <w:top w:val="single" w:sz="4" w:space="0" w:color="CCCCCC"/>
-              <w:bottom w:val="single" w:sz="4" w:space="0" w:color="CCCCCC"/>
-              <w:left w:val="single" w:sz="4" w:space="0" w:color="CCCCCC"/>
-              <w:right w:val="single" w:sz="4" w:space="0" w:color="CCCCCC"/>
-            </w:tcBorders>
-          </w:tcPr>
-          <w:p>
-            <w:pPr>
-              <w:spacing w:before="60" w:after="60" w:line="252" w:lineRule="auto"/>
-              <w:jc w:val="left"/>
-            </w:pPr>
-            <w:r/>
-            <w:r>
-              <w:t>730.00</w:t>
-            </w:r>
-          </w:p>
-        </w:tc>
-        <w:tc>
-          <w:tcPr>
-            <w:tcW w:type="dxa" w:w="1152"/>
-            <w:shd w:fill="FFFFFF"/>
-            <w:tcMar>
-              <w:top w:w="100" w:type="dxa"/>
-              <w:bottom w:w="100" w:type="dxa"/>
-              <w:left w:w="120" w:type="dxa"/>
-              <w:right w:w="120" w:type="dxa"/>
-            </w:tcMar>
-            <w:tcBorders>
-              <w:top w:val="single" w:sz="4" w:space="0" w:color="CCCCCC"/>
-              <w:bottom w:val="single" w:sz="4" w:space="0" w:color="CCCCCC"/>
-              <w:left w:val="single" w:sz="4" w:space="0" w:color="CCCCCC"/>
-              <w:right w:val="single" w:sz="4" w:space="0" w:color="CCCCCC"/>
-            </w:tcBorders>
-          </w:tcPr>
-          <w:p>
-            <w:pPr>
-              <w:spacing w:before="60" w:after="60" w:line="252" w:lineRule="auto"/>
-              <w:jc w:val="left"/>
-            </w:pPr>
-            <w:r/>
-            <w:r>
-              <w:t>713.50</w:t>
-            </w:r>
-          </w:p>
-        </w:tc>
-        <w:tc>
-          <w:tcPr>
-            <w:tcW w:type="dxa" w:w="1728"/>
-            <w:shd w:fill="FFFFFF"/>
-            <w:tcMar>
-              <w:top w:w="100" w:type="dxa"/>
-              <w:bottom w:w="100" w:type="dxa"/>
-              <w:left w:w="120" w:type="dxa"/>
-              <w:right w:w="120" w:type="dxa"/>
-            </w:tcMar>
-            <w:tcBorders>
-              <w:top w:val="single" w:sz="4" w:space="0" w:color="CCCCCC"/>
-              <w:bottom w:val="single" w:sz="4" w:space="0" w:color="CCCCCC"/>
-              <w:left w:val="single" w:sz="4" w:space="0" w:color="CCCCCC"/>
-              <w:right w:val="single" w:sz="4" w:space="0" w:color="CCCCCC"/>
-            </w:tcBorders>
-          </w:tcPr>
-          <w:p>
-            <w:pPr>
-              <w:spacing w:before="60" w:after="60" w:line="252" w:lineRule="auto"/>
-              <w:jc w:val="left"/>
-            </w:pPr>
-            <w:r/>
-            <w:r>
-              <w:rPr>
-                <w:b/>
-              </w:rPr>
-              <w:t>723.50</w:t>
-            </w:r>
-          </w:p>
-        </w:tc>
-        <w:tc>
-          <w:tcPr>
-            <w:tcW w:type="dxa" w:w="3456"/>
-            <w:shd w:fill="FFFFFF"/>
-            <w:tcMar>
-              <w:top w:w="100" w:type="dxa"/>
-              <w:bottom w:w="100" w:type="dxa"/>
-              <w:left w:w="120" w:type="dxa"/>
-              <w:right w:w="120" w:type="dxa"/>
-            </w:tcMar>
-            <w:tcBorders>
-              <w:top w:val="single" w:sz="4" w:space="0" w:color="CCCCCC"/>
-              <w:bottom w:val="single" w:sz="4" w:space="0" w:color="CCCCCC"/>
-              <w:left w:val="single" w:sz="4" w:space="0" w:color="CCCCCC"/>
-              <w:right w:val="single" w:sz="4" w:space="0" w:color="CCCCCC"/>
-            </w:tcBorders>
-          </w:tcPr>
-          <w:p>
-            <w:pPr>
-              <w:spacing w:before="60" w:after="60" w:line="252" w:lineRule="auto"/>
-              <w:jc w:val="left"/>
-            </w:pPr>
-            <w:r/>
-            <w:r>
-              <w:rPr>
-                <w:b/>
-              </w:rPr>
-              <w:t>+0.50</w:t>
-            </w:r>
-          </w:p>
-        </w:tc>
-        <w:tc>
-          <w:tcPr>
-            <w:tcW w:type="dxa" w:w="1440"/>
-            <w:shd w:fill="FFFFFF"/>
-            <w:tcMar>
-              <w:top w:w="100" w:type="dxa"/>
-              <w:bottom w:w="100" w:type="dxa"/>
-              <w:left w:w="120" w:type="dxa"/>
-              <w:right w:w="120" w:type="dxa"/>
-            </w:tcMar>
-            <w:tcBorders>
-              <w:top w:val="single" w:sz="4" w:space="0" w:color="CCCCCC"/>
-              <w:bottom w:val="single" w:sz="4" w:space="0" w:color="CCCCCC"/>
-              <w:left w:val="single" w:sz="4" w:space="0" w:color="CCCCCC"/>
-              <w:right w:val="single" w:sz="4" w:space="0" w:color="CCCCCC"/>
-            </w:tcBorders>
-          </w:tcPr>
-          <w:p>
-            <w:pPr>
-              <w:spacing w:before="60" w:after="60" w:line="252" w:lineRule="auto"/>
-              <w:jc w:val="left"/>
-            </w:pPr>
-            <w:r/>
-            <w:r>
-              <w:t>BULL</w:t>
-            </w:r>
-          </w:p>
-        </w:tc>
-      </w:tr>
-      <w:tr>
-        <w:tc>
-          <w:tcPr>
-            <w:tcW w:type="dxa" w:w="1584"/>
-            <w:shd w:fill="F8FAFC"/>
-            <w:tcMar>
-              <w:top w:w="100" w:type="dxa"/>
-              <w:bottom w:w="100" w:type="dxa"/>
-              <w:left w:w="120" w:type="dxa"/>
-              <w:right w:w="120" w:type="dxa"/>
-            </w:tcMar>
-            <w:tcBorders>
-              <w:top w:val="single" w:sz="4" w:space="0" w:color="CCCCCC"/>
-              <w:bottom w:val="single" w:sz="4" w:space="0" w:color="CCCCCC"/>
-              <w:left w:val="single" w:sz="4" w:space="0" w:color="CCCCCC"/>
-              <w:right w:val="single" w:sz="4" w:space="0" w:color="CCCCCC"/>
-            </w:tcBorders>
-          </w:tcPr>
-          <w:p>
-            <w:pPr>
-              <w:spacing w:before="60" w:after="60" w:line="252" w:lineRule="auto"/>
-              <w:jc w:val="left"/>
-            </w:pPr>
-            <w:r/>
-            <w:r>
-              <w:rPr>
-                <w:b/>
-              </w:rPr>
-              <w:t>Thu 24/09</w:t>
-            </w:r>
-          </w:p>
-        </w:tc>
-        <w:tc>
-          <w:tcPr>
-            <w:tcW w:type="dxa" w:w="864"/>
-            <w:shd w:fill="F8FAFC"/>
-            <w:tcMar>
-              <w:top w:w="100" w:type="dxa"/>
-              <w:bottom w:w="100" w:type="dxa"/>
-              <w:left w:w="120" w:type="dxa"/>
-              <w:right w:w="120" w:type="dxa"/>
-            </w:tcMar>
-            <w:tcBorders>
-              <w:top w:val="single" w:sz="4" w:space="0" w:color="CCCCCC"/>
-              <w:bottom w:val="single" w:sz="4" w:space="0" w:color="CCCCCC"/>
-              <w:left w:val="single" w:sz="4" w:space="0" w:color="CCCCCC"/>
-              <w:right w:val="single" w:sz="4" w:space="0" w:color="CCCCCC"/>
-            </w:tcBorders>
-          </w:tcPr>
-          <w:p>
-            <w:pPr>
-              <w:spacing w:before="60" w:after="60" w:line="252" w:lineRule="auto"/>
-              <w:jc w:val="left"/>
-            </w:pPr>
-            <w:r/>
-            <w:r>
-              <w:t>Asia 07-11</w:t>
-            </w:r>
-          </w:p>
-        </w:tc>
-        <w:tc>
-          <w:tcPr>
-            <w:tcW w:type="dxa" w:w="1440"/>
-            <w:shd w:fill="F8FAFC"/>
-            <w:tcMar>
-              <w:top w:w="100" w:type="dxa"/>
-              <w:bottom w:w="100" w:type="dxa"/>
-              <w:left w:w="120" w:type="dxa"/>
-              <w:right w:w="120" w:type="dxa"/>
-            </w:tcMar>
-            <w:tcBorders>
-              <w:top w:val="single" w:sz="4" w:space="0" w:color="CCCCCC"/>
-              <w:bottom w:val="single" w:sz="4" w:space="0" w:color="CCCCCC"/>
-              <w:left w:val="single" w:sz="4" w:space="0" w:color="CCCCCC"/>
-              <w:right w:val="single" w:sz="4" w:space="0" w:color="CCCCCC"/>
-            </w:tcBorders>
-          </w:tcPr>
-          <w:p>
-            <w:pPr>
-              <w:spacing w:before="60" w:after="60" w:line="252" w:lineRule="auto"/>
-              <w:jc w:val="left"/>
-            </w:pPr>
-            <w:r/>
-            <w:r>
-              <w:t>723.50</w:t>
-            </w:r>
-          </w:p>
-        </w:tc>
-        <w:tc>
-          <w:tcPr>
-            <w:tcW w:type="dxa" w:w="2016"/>
-            <w:shd w:fill="F8FAFC"/>
-            <w:tcMar>
-              <w:top w:w="100" w:type="dxa"/>
-              <w:bottom w:w="100" w:type="dxa"/>
-              <w:left w:w="120" w:type="dxa"/>
-              <w:right w:w="120" w:type="dxa"/>
-            </w:tcMar>
-            <w:tcBorders>
-              <w:top w:val="single" w:sz="4" w:space="0" w:color="CCCCCC"/>
-              <w:bottom w:val="single" w:sz="4" w:space="0" w:color="CCCCCC"/>
-              <w:left w:val="single" w:sz="4" w:space="0" w:color="CCCCCC"/>
-              <w:right w:val="single" w:sz="4" w:space="0" w:color="CCCCCC"/>
-            </w:tcBorders>
-          </w:tcPr>
-          <w:p>
-            <w:pPr>
-              <w:spacing w:before="60" w:after="60" w:line="252" w:lineRule="auto"/>
-              <w:jc w:val="left"/>
-            </w:pPr>
-            <w:r/>
-            <w:r>
-              <w:t>734.00</w:t>
-            </w:r>
-          </w:p>
-        </w:tc>
-        <w:tc>
-          <w:tcPr>
-            <w:tcW w:type="dxa" w:w="1152"/>
-            <w:shd w:fill="F8FAFC"/>
-            <w:tcMar>
-              <w:top w:w="100" w:type="dxa"/>
-              <w:bottom w:w="100" w:type="dxa"/>
-              <w:left w:w="120" w:type="dxa"/>
-              <w:right w:w="120" w:type="dxa"/>
-            </w:tcMar>
-            <w:tcBorders>
-              <w:top w:val="single" w:sz="4" w:space="0" w:color="CCCCCC"/>
-              <w:bottom w:val="single" w:sz="4" w:space="0" w:color="CCCCCC"/>
-              <w:left w:val="single" w:sz="4" w:space="0" w:color="CCCCCC"/>
-              <w:right w:val="single" w:sz="4" w:space="0" w:color="CCCCCC"/>
-            </w:tcBorders>
-          </w:tcPr>
-          <w:p>
-            <w:pPr>
-              <w:spacing w:before="60" w:after="60" w:line="252" w:lineRule="auto"/>
-              <w:jc w:val="left"/>
-            </w:pPr>
-            <w:r/>
-            <w:r>
-              <w:t>716.25</w:t>
-            </w:r>
-          </w:p>
-        </w:tc>
-        <w:tc>
-          <w:tcPr>
-            <w:tcW w:type="dxa" w:w="1728"/>
-            <w:shd w:fill="F8FAFC"/>
-            <w:tcMar>
-              <w:top w:w="100" w:type="dxa"/>
-              <w:bottom w:w="100" w:type="dxa"/>
-              <w:left w:w="120" w:type="dxa"/>
-              <w:right w:w="120" w:type="dxa"/>
-            </w:tcMar>
-            <w:tcBorders>
-              <w:top w:val="single" w:sz="4" w:space="0" w:color="CCCCCC"/>
-              <w:bottom w:val="single" w:sz="4" w:space="0" w:color="CCCCCC"/>
-              <w:left w:val="single" w:sz="4" w:space="0" w:color="CCCCCC"/>
-              <w:right w:val="single" w:sz="4" w:space="0" w:color="CCCCCC"/>
-            </w:tcBorders>
-          </w:tcPr>
-          <w:p>
-            <w:pPr>
-              <w:spacing w:before="60" w:after="60" w:line="252" w:lineRule="auto"/>
-              <w:jc w:val="left"/>
-            </w:pPr>
-            <w:r/>
-            <w:r>
-              <w:rPr>
-                <w:b/>
-              </w:rPr>
-              <w:t>723.25</w:t>
-            </w:r>
-          </w:p>
-        </w:tc>
-        <w:tc>
-          <w:tcPr>
-            <w:tcW w:type="dxa" w:w="3456"/>
-            <w:shd w:fill="F8FAFC"/>
-            <w:tcMar>
-              <w:top w:w="100" w:type="dxa"/>
-              <w:bottom w:w="100" w:type="dxa"/>
-              <w:left w:w="120" w:type="dxa"/>
-              <w:right w:w="120" w:type="dxa"/>
-            </w:tcMar>
-            <w:tcBorders>
-              <w:top w:val="single" w:sz="4" w:space="0" w:color="CCCCCC"/>
-              <w:bottom w:val="single" w:sz="4" w:space="0" w:color="CCCCCC"/>
-              <w:left w:val="single" w:sz="4" w:space="0" w:color="CCCCCC"/>
-              <w:right w:val="single" w:sz="4" w:space="0" w:color="CCCCCC"/>
-            </w:tcBorders>
-          </w:tcPr>
-          <w:p>
-            <w:pPr>
-              <w:spacing w:before="60" w:after="60" w:line="252" w:lineRule="auto"/>
-              <w:jc w:val="left"/>
-            </w:pPr>
-            <w:r/>
-            <w:r>
-              <w:rPr>
-                <w:b/>
-              </w:rPr>
-              <w:t>-0.25</w:t>
-            </w:r>
-          </w:p>
-        </w:tc>
-        <w:tc>
-          <w:tcPr>
-            <w:tcW w:type="dxa" w:w="1440"/>
-            <w:shd w:fill="F8FAFC"/>
-            <w:tcMar>
-              <w:top w:w="100" w:type="dxa"/>
-              <w:bottom w:w="100" w:type="dxa"/>
-              <w:left w:w="120" w:type="dxa"/>
-              <w:right w:w="120" w:type="dxa"/>
-            </w:tcMar>
-            <w:tcBorders>
-              <w:top w:val="single" w:sz="4" w:space="0" w:color="CCCCCC"/>
-              <w:bottom w:val="single" w:sz="4" w:space="0" w:color="CCCCCC"/>
-              <w:left w:val="single" w:sz="4" w:space="0" w:color="CCCCCC"/>
-              <w:right w:val="single" w:sz="4" w:space="0" w:color="CCCCCC"/>
-            </w:tcBorders>
-          </w:tcPr>
-          <w:p>
-            <w:pPr>
-              <w:spacing w:before="60" w:after="60" w:line="252" w:lineRule="auto"/>
-              <w:jc w:val="left"/>
-            </w:pPr>
-            <w:r/>
-            <w:r>
-              <w:t>BEAR</w:t>
-            </w:r>
-          </w:p>
-        </w:tc>
-      </w:tr>
-      <w:tr>
-        <w:tc>
-          <w:tcPr>
-            <w:tcW w:type="dxa" w:w="1584"/>
-            <w:shd w:fill="FFFFFF"/>
-            <w:tcMar>
-              <w:top w:w="100" w:type="dxa"/>
-              <w:bottom w:w="100" w:type="dxa"/>
-              <w:left w:w="120" w:type="dxa"/>
-              <w:right w:w="120" w:type="dxa"/>
-            </w:tcMar>
-            <w:tcBorders>
-              <w:top w:val="single" w:sz="4" w:space="0" w:color="CCCCCC"/>
-              <w:bottom w:val="single" w:sz="4" w:space="0" w:color="CCCCCC"/>
-              <w:left w:val="single" w:sz="4" w:space="0" w:color="CCCCCC"/>
-              <w:right w:val="single" w:sz="4" w:space="0" w:color="CCCCCC"/>
-            </w:tcBorders>
-          </w:tcPr>
-          <w:p>
-            <w:pPr>
-              <w:spacing w:before="60" w:after="60" w:line="252" w:lineRule="auto"/>
-              <w:jc w:val="left"/>
-            </w:pPr>
-            <w:r/>
-            <w:r>
-              <w:rPr>
-                <w:b/>
-              </w:rPr>
-              <w:t>Thu 24/09</w:t>
-            </w:r>
-          </w:p>
-        </w:tc>
-        <w:tc>
-          <w:tcPr>
-            <w:tcW w:type="dxa" w:w="864"/>
-            <w:shd w:fill="FFFFFF"/>
-            <w:tcMar>
-              <w:top w:w="100" w:type="dxa"/>
-              <w:bottom w:w="100" w:type="dxa"/>
-              <w:left w:w="120" w:type="dxa"/>
-              <w:right w:w="120" w:type="dxa"/>
-            </w:tcMar>
-            <w:tcBorders>
-              <w:top w:val="single" w:sz="4" w:space="0" w:color="CCCCCC"/>
-              <w:bottom w:val="single" w:sz="4" w:space="0" w:color="CCCCCC"/>
-              <w:left w:val="single" w:sz="4" w:space="0" w:color="CCCCCC"/>
-              <w:right w:val="single" w:sz="4" w:space="0" w:color="CCCCCC"/>
-            </w:tcBorders>
-          </w:tcPr>
-          <w:p>
-            <w:pPr>
-              <w:spacing w:before="60" w:after="60" w:line="252" w:lineRule="auto"/>
-              <w:jc w:val="left"/>
-            </w:pPr>
-            <w:r/>
-            <w:r>
-              <w:t>Asia 11-15</w:t>
-            </w:r>
-          </w:p>
-        </w:tc>
-        <w:tc>
-          <w:tcPr>
-            <w:tcW w:type="dxa" w:w="1440"/>
-            <w:shd w:fill="FFFFFF"/>
-            <w:tcMar>
-              <w:top w:w="100" w:type="dxa"/>
-              <w:bottom w:w="100" w:type="dxa"/>
-              <w:left w:w="120" w:type="dxa"/>
-              <w:right w:w="120" w:type="dxa"/>
-            </w:tcMar>
-            <w:tcBorders>
-              <w:top w:val="single" w:sz="4" w:space="0" w:color="CCCCCC"/>
-              <w:bottom w:val="single" w:sz="4" w:space="0" w:color="CCCCCC"/>
-              <w:left w:val="single" w:sz="4" w:space="0" w:color="CCCCCC"/>
-              <w:right w:val="single" w:sz="4" w:space="0" w:color="CCCCCC"/>
-            </w:tcBorders>
-          </w:tcPr>
-          <w:p>
-            <w:pPr>
-              <w:spacing w:before="60" w:after="60" w:line="252" w:lineRule="auto"/>
-              <w:jc w:val="left"/>
-            </w:pPr>
-            <w:r/>
-            <w:r>
-              <w:t>723.25</w:t>
-            </w:r>
-          </w:p>
-        </w:tc>
-        <w:tc>
-          <w:tcPr>
-            <w:tcW w:type="dxa" w:w="2016"/>
-            <w:shd w:fill="FFFFFF"/>
-            <w:tcMar>
-              <w:top w:w="100" w:type="dxa"/>
-              <w:bottom w:w="100" w:type="dxa"/>
-              <w:left w:w="120" w:type="dxa"/>
-              <w:right w:w="120" w:type="dxa"/>
-            </w:tcMar>
-            <w:tcBorders>
-              <w:top w:val="single" w:sz="4" w:space="0" w:color="CCCCCC"/>
-              <w:bottom w:val="single" w:sz="4" w:space="0" w:color="CCCCCC"/>
-              <w:left w:val="single" w:sz="4" w:space="0" w:color="CCCCCC"/>
-              <w:right w:val="single" w:sz="4" w:space="0" w:color="CCCCCC"/>
-            </w:tcBorders>
-          </w:tcPr>
-          <w:p>
-            <w:pPr>
-              <w:spacing w:before="60" w:after="60" w:line="252" w:lineRule="auto"/>
-              <w:jc w:val="left"/>
-            </w:pPr>
-            <w:r/>
-            <w:r>
-              <w:t>733.00</w:t>
-            </w:r>
-          </w:p>
-        </w:tc>
-        <w:tc>
-          <w:tcPr>
-            <w:tcW w:type="dxa" w:w="1152"/>
-            <w:shd w:fill="FFFFFF"/>
-            <w:tcMar>
-              <w:top w:w="100" w:type="dxa"/>
-              <w:bottom w:w="100" w:type="dxa"/>
-              <w:left w:w="120" w:type="dxa"/>
-              <w:right w:w="120" w:type="dxa"/>
-            </w:tcMar>
-            <w:tcBorders>
-              <w:top w:val="single" w:sz="4" w:space="0" w:color="CCCCCC"/>
-              <w:bottom w:val="single" w:sz="4" w:space="0" w:color="CCCCCC"/>
-              <w:left w:val="single" w:sz="4" w:space="0" w:color="CCCCCC"/>
-              <w:right w:val="single" w:sz="4" w:space="0" w:color="CCCCCC"/>
-            </w:tcBorders>
-          </w:tcPr>
-          <w:p>
-            <w:pPr>
-              <w:spacing w:before="60" w:after="60" w:line="252" w:lineRule="auto"/>
-              <w:jc w:val="left"/>
-            </w:pPr>
-            <w:r/>
-            <w:r>
-              <w:t>713.50</w:t>
-            </w:r>
-          </w:p>
-        </w:tc>
-        <w:tc>
-          <w:tcPr>
-            <w:tcW w:type="dxa" w:w="1728"/>
-            <w:shd w:fill="FFFFFF"/>
-            <w:tcMar>
-              <w:top w:w="100" w:type="dxa"/>
-              <w:bottom w:w="100" w:type="dxa"/>
-              <w:left w:w="120" w:type="dxa"/>
-              <w:right w:w="120" w:type="dxa"/>
-            </w:tcMar>
-            <w:tcBorders>
-              <w:top w:val="single" w:sz="4" w:space="0" w:color="CCCCCC"/>
-              <w:bottom w:val="single" w:sz="4" w:space="0" w:color="CCCCCC"/>
-              <w:left w:val="single" w:sz="4" w:space="0" w:color="CCCCCC"/>
-              <w:right w:val="single" w:sz="4" w:space="0" w:color="CCCCCC"/>
-            </w:tcBorders>
-          </w:tcPr>
-          <w:p>
-            <w:pPr>
-              <w:spacing w:before="60" w:after="60" w:line="252" w:lineRule="auto"/>
-              <w:jc w:val="left"/>
-            </w:pPr>
-            <w:r/>
-            <w:r>
-              <w:rPr>
-                <w:b/>
-              </w:rPr>
-              <w:t>723.75</w:t>
-            </w:r>
-          </w:p>
-        </w:tc>
-        <w:tc>
-          <w:tcPr>
-            <w:tcW w:type="dxa" w:w="3456"/>
-            <w:shd w:fill="FFFFFF"/>
-            <w:tcMar>
-              <w:top w:w="100" w:type="dxa"/>
-              <w:bottom w:w="100" w:type="dxa"/>
-              <w:left w:w="120" w:type="dxa"/>
-              <w:right w:w="120" w:type="dxa"/>
-            </w:tcMar>
-            <w:tcBorders>
-              <w:top w:val="single" w:sz="4" w:space="0" w:color="CCCCCC"/>
-              <w:bottom w:val="single" w:sz="4" w:space="0" w:color="CCCCCC"/>
-              <w:left w:val="single" w:sz="4" w:space="0" w:color="CCCCCC"/>
-              <w:right w:val="single" w:sz="4" w:space="0" w:color="CCCCCC"/>
-            </w:tcBorders>
-          </w:tcPr>
-          <w:p>
-            <w:pPr>
-              <w:spacing w:before="60" w:after="60" w:line="252" w:lineRule="auto"/>
-              <w:jc w:val="left"/>
-            </w:pPr>
-            <w:r/>
-            <w:r>
-              <w:rPr>
-                <w:b/>
-              </w:rPr>
-              <w:t>+0.50</w:t>
-            </w:r>
-          </w:p>
-        </w:tc>
-        <w:tc>
-          <w:tcPr>
-            <w:tcW w:type="dxa" w:w="1440"/>
-            <w:shd w:fill="FFFFFF"/>
-            <w:tcMar>
-              <w:top w:w="100" w:type="dxa"/>
-              <w:bottom w:w="100" w:type="dxa"/>
-              <w:left w:w="120" w:type="dxa"/>
-              <w:right w:w="120" w:type="dxa"/>
-            </w:tcMar>
-            <w:tcBorders>
-              <w:top w:val="single" w:sz="4" w:space="0" w:color="CCCCCC"/>
-              <w:bottom w:val="single" w:sz="4" w:space="0" w:color="CCCCCC"/>
-              <w:left w:val="single" w:sz="4" w:space="0" w:color="CCCCCC"/>
-              <w:right w:val="single" w:sz="4" w:space="0" w:color="CCCCCC"/>
-            </w:tcBorders>
-          </w:tcPr>
-          <w:p>
-            <w:pPr>
-              <w:spacing w:before="60" w:after="60" w:line="252" w:lineRule="auto"/>
-              <w:jc w:val="left"/>
-            </w:pPr>
-            <w:r/>
-            <w:r>
-              <w:t>BULL</w:t>
-            </w:r>
-          </w:p>
-        </w:tc>
-      </w:tr>
-      <w:tr>
-        <w:tc>
-          <w:tcPr>
-            <w:tcW w:type="dxa" w:w="1584"/>
-            <w:shd w:fill="F8FAFC"/>
-            <w:tcMar>
-              <w:top w:w="100" w:type="dxa"/>
-              <w:bottom w:w="100" w:type="dxa"/>
-              <w:left w:w="120" w:type="dxa"/>
-              <w:right w:w="120" w:type="dxa"/>
-            </w:tcMar>
-            <w:tcBorders>
-              <w:top w:val="single" w:sz="4" w:space="0" w:color="CCCCCC"/>
-              <w:bottom w:val="single" w:sz="4" w:space="0" w:color="CCCCCC"/>
-              <w:left w:val="single" w:sz="4" w:space="0" w:color="CCCCCC"/>
-              <w:right w:val="single" w:sz="4" w:space="0" w:color="CCCCCC"/>
-            </w:tcBorders>
-          </w:tcPr>
-          <w:p>
-            <w:pPr>
-              <w:spacing w:before="60" w:after="60" w:line="252" w:lineRule="auto"/>
-              <w:jc w:val="left"/>
-            </w:pPr>
-            <w:r/>
-            <w:r>
-              <w:rPr>
-                <w:b/>
-              </w:rPr>
-              <w:t>Thu 24/09</w:t>
-            </w:r>
-          </w:p>
-        </w:tc>
-        <w:tc>
-          <w:tcPr>
-            <w:tcW w:type="dxa" w:w="864"/>
-            <w:shd w:fill="F8FAFC"/>
-            <w:tcMar>
-              <w:top w:w="100" w:type="dxa"/>
-              <w:bottom w:w="100" w:type="dxa"/>
-              <w:left w:w="120" w:type="dxa"/>
-              <w:right w:w="120" w:type="dxa"/>
-            </w:tcMar>
-            <w:tcBorders>
-              <w:top w:val="single" w:sz="4" w:space="0" w:color="CCCCCC"/>
-              <w:bottom w:val="single" w:sz="4" w:space="0" w:color="CCCCCC"/>
-              <w:left w:val="single" w:sz="4" w:space="0" w:color="CCCCCC"/>
-              <w:right w:val="single" w:sz="4" w:space="0" w:color="CCCCCC"/>
-            </w:tcBorders>
-          </w:tcPr>
-          <w:p>
-            <w:pPr>
-              <w:spacing w:before="60" w:after="60" w:line="252" w:lineRule="auto"/>
-              <w:jc w:val="left"/>
-            </w:pPr>
-            <w:r/>
-            <w:r>
-              <w:t>London 15-19</w:t>
-            </w:r>
-          </w:p>
-        </w:tc>
-        <w:tc>
-          <w:tcPr>
-            <w:tcW w:type="dxa" w:w="1440"/>
-            <w:shd w:fill="F8FAFC"/>
-            <w:tcMar>
-              <w:top w:w="100" w:type="dxa"/>
-              <w:bottom w:w="100" w:type="dxa"/>
-              <w:left w:w="120" w:type="dxa"/>
-              <w:right w:w="120" w:type="dxa"/>
-            </w:tcMar>
-            <w:tcBorders>
-              <w:top w:val="single" w:sz="4" w:space="0" w:color="CCCCCC"/>
-              <w:bottom w:val="single" w:sz="4" w:space="0" w:color="CCCCCC"/>
-              <w:left w:val="single" w:sz="4" w:space="0" w:color="CCCCCC"/>
-              <w:right w:val="single" w:sz="4" w:space="0" w:color="CCCCCC"/>
-            </w:tcBorders>
-          </w:tcPr>
-          <w:p>
-            <w:pPr>
-              <w:spacing w:before="60" w:after="60" w:line="252" w:lineRule="auto"/>
-              <w:jc w:val="left"/>
-            </w:pPr>
-            <w:r/>
-            <w:r>
-              <w:t>723.75</w:t>
-            </w:r>
-          </w:p>
-        </w:tc>
-        <w:tc>
-          <w:tcPr>
-            <w:tcW w:type="dxa" w:w="2016"/>
-            <w:shd w:fill="F8FAFC"/>
-            <w:tcMar>
-              <w:top w:w="100" w:type="dxa"/>
-              <w:bottom w:w="100" w:type="dxa"/>
-              <w:left w:w="120" w:type="dxa"/>
-              <w:right w:w="120" w:type="dxa"/>
-            </w:tcMar>
-            <w:tcBorders>
-              <w:top w:val="single" w:sz="4" w:space="0" w:color="CCCCCC"/>
-              <w:bottom w:val="single" w:sz="4" w:space="0" w:color="CCCCCC"/>
-              <w:left w:val="single" w:sz="4" w:space="0" w:color="CCCCCC"/>
-              <w:right w:val="single" w:sz="4" w:space="0" w:color="CCCCCC"/>
-            </w:tcBorders>
-          </w:tcPr>
-          <w:p>
-            <w:pPr>
-              <w:spacing w:before="60" w:after="60" w:line="252" w:lineRule="auto"/>
-              <w:jc w:val="left"/>
-            </w:pPr>
-            <w:r/>
-            <w:r>
-              <w:t>734.50</w:t>
-            </w:r>
-          </w:p>
-        </w:tc>
-        <w:tc>
-          <w:tcPr>
-            <w:tcW w:type="dxa" w:w="1152"/>
-            <w:shd w:fill="F8FAFC"/>
-            <w:tcMar>
-              <w:top w:w="100" w:type="dxa"/>
-              <w:bottom w:w="100" w:type="dxa"/>
-              <w:left w:w="120" w:type="dxa"/>
-              <w:right w:w="120" w:type="dxa"/>
-            </w:tcMar>
-            <w:tcBorders>
-              <w:top w:val="single" w:sz="4" w:space="0" w:color="CCCCCC"/>
-              <w:bottom w:val="single" w:sz="4" w:space="0" w:color="CCCCCC"/>
-              <w:left w:val="single" w:sz="4" w:space="0" w:color="CCCCCC"/>
-              <w:right w:val="single" w:sz="4" w:space="0" w:color="CCCCCC"/>
-            </w:tcBorders>
-          </w:tcPr>
-          <w:p>
-            <w:pPr>
-              <w:spacing w:before="60" w:after="60" w:line="252" w:lineRule="auto"/>
-              <w:jc w:val="left"/>
-            </w:pPr>
-            <w:r/>
-            <w:r>
-              <w:t>716.50</w:t>
-            </w:r>
-          </w:p>
-        </w:tc>
-        <w:tc>
-          <w:tcPr>
-            <w:tcW w:type="dxa" w:w="1728"/>
-            <w:shd w:fill="F8FAFC"/>
-            <w:tcMar>
-              <w:top w:w="100" w:type="dxa"/>
-              <w:bottom w:w="100" w:type="dxa"/>
-              <w:left w:w="120" w:type="dxa"/>
-              <w:right w:w="120" w:type="dxa"/>
-            </w:tcMar>
-            <w:tcBorders>
-              <w:top w:val="single" w:sz="4" w:space="0" w:color="CCCCCC"/>
-              <w:bottom w:val="single" w:sz="4" w:space="0" w:color="CCCCCC"/>
-              <w:left w:val="single" w:sz="4" w:space="0" w:color="CCCCCC"/>
-              <w:right w:val="single" w:sz="4" w:space="0" w:color="CCCCCC"/>
-            </w:tcBorders>
-          </w:tcPr>
-          <w:p>
-            <w:pPr>
-              <w:spacing w:before="60" w:after="60" w:line="252" w:lineRule="auto"/>
-              <w:jc w:val="left"/>
-            </w:pPr>
-            <w:r/>
-            <w:r>
-              <w:rPr>
-                <w:b/>
-              </w:rPr>
-              <w:t>724.50</w:t>
-            </w:r>
-          </w:p>
-        </w:tc>
-        <w:tc>
-          <w:tcPr>
-            <w:tcW w:type="dxa" w:w="3456"/>
-            <w:shd w:fill="F8FAFC"/>
-            <w:tcMar>
-              <w:top w:w="100" w:type="dxa"/>
-              <w:bottom w:w="100" w:type="dxa"/>
-              <w:left w:w="120" w:type="dxa"/>
-              <w:right w:w="120" w:type="dxa"/>
-            </w:tcMar>
-            <w:tcBorders>
-              <w:top w:val="single" w:sz="4" w:space="0" w:color="CCCCCC"/>
-              <w:bottom w:val="single" w:sz="4" w:space="0" w:color="CCCCCC"/>
-              <w:left w:val="single" w:sz="4" w:space="0" w:color="CCCCCC"/>
-              <w:right w:val="single" w:sz="4" w:space="0" w:color="CCCCCC"/>
-            </w:tcBorders>
-          </w:tcPr>
-          <w:p>
-            <w:pPr>
-              <w:spacing w:before="60" w:after="60" w:line="252" w:lineRule="auto"/>
-              <w:jc w:val="left"/>
-            </w:pPr>
-            <w:r/>
-            <w:r>
-              <w:rPr>
-                <w:b/>
-              </w:rPr>
-              <w:t>+0.75</w:t>
-            </w:r>
-          </w:p>
-        </w:tc>
-        <w:tc>
-          <w:tcPr>
-            <w:tcW w:type="dxa" w:w="1440"/>
-            <w:shd w:fill="F8FAFC"/>
-            <w:tcMar>
-              <w:top w:w="100" w:type="dxa"/>
-              <w:bottom w:w="100" w:type="dxa"/>
-              <w:left w:w="120" w:type="dxa"/>
-              <w:right w:w="120" w:type="dxa"/>
-            </w:tcMar>
-            <w:tcBorders>
-              <w:top w:val="single" w:sz="4" w:space="0" w:color="CCCCCC"/>
-              <w:bottom w:val="single" w:sz="4" w:space="0" w:color="CCCCCC"/>
-              <w:left w:val="single" w:sz="4" w:space="0" w:color="CCCCCC"/>
-              <w:right w:val="single" w:sz="4" w:space="0" w:color="CCCCCC"/>
-            </w:tcBorders>
-          </w:tcPr>
-          <w:p>
-            <w:pPr>
-              <w:spacing w:before="60" w:after="60" w:line="252" w:lineRule="auto"/>
-              <w:jc w:val="left"/>
-            </w:pPr>
-            <w:r/>
-            <w:r>
-              <w:t>BULL</w:t>
-            </w:r>
-          </w:p>
-        </w:tc>
-      </w:tr>
-      <w:tr>
-        <w:tc>
-          <w:tcPr>
-            <w:tcW w:type="dxa" w:w="1584"/>
-            <w:shd w:fill="FFFFFF"/>
-            <w:tcMar>
-              <w:top w:w="100" w:type="dxa"/>
-              <w:bottom w:w="100" w:type="dxa"/>
-              <w:left w:w="120" w:type="dxa"/>
-              <w:right w:w="120" w:type="dxa"/>
-            </w:tcMar>
-            <w:tcBorders>
-              <w:top w:val="single" w:sz="4" w:space="0" w:color="CCCCCC"/>
-              <w:bottom w:val="single" w:sz="4" w:space="0" w:color="CCCCCC"/>
-              <w:left w:val="single" w:sz="4" w:space="0" w:color="CCCCCC"/>
-              <w:right w:val="single" w:sz="4" w:space="0" w:color="CCCCCC"/>
-            </w:tcBorders>
-          </w:tcPr>
-          <w:p>
-            <w:pPr>
-              <w:spacing w:before="60" w:after="60" w:line="252" w:lineRule="auto"/>
-              <w:jc w:val="left"/>
-            </w:pPr>
-            <w:r/>
-            <w:r>
-              <w:rPr>
-                <w:b/>
-              </w:rPr>
-              <w:t>Thu 24/09</w:t>
-            </w:r>
-          </w:p>
-        </w:tc>
-        <w:tc>
-          <w:tcPr>
-            <w:tcW w:type="dxa" w:w="864"/>
-            <w:shd w:fill="FFFFFF"/>
-            <w:tcMar>
-              <w:top w:w="100" w:type="dxa"/>
-              <w:bottom w:w="100" w:type="dxa"/>
-              <w:left w:w="120" w:type="dxa"/>
-              <w:right w:w="120" w:type="dxa"/>
-            </w:tcMar>
-            <w:tcBorders>
-              <w:top w:val="single" w:sz="4" w:space="0" w:color="CCCCCC"/>
-              <w:bottom w:val="single" w:sz="4" w:space="0" w:color="CCCCCC"/>
-              <w:left w:val="single" w:sz="4" w:space="0" w:color="CCCCCC"/>
-              <w:right w:val="single" w:sz="4" w:space="0" w:color="CCCCCC"/>
-            </w:tcBorders>
-          </w:tcPr>
-          <w:p>
-            <w:pPr>
-              <w:spacing w:before="60" w:after="60" w:line="252" w:lineRule="auto"/>
-              <w:jc w:val="left"/>
-            </w:pPr>
-            <w:r/>
-            <w:r>
-              <w:t>Pre-NY 19-21</w:t>
-            </w:r>
-          </w:p>
-        </w:tc>
-        <w:tc>
-          <w:tcPr>
-            <w:tcW w:type="dxa" w:w="1440"/>
-            <w:shd w:fill="FFFFFF"/>
-            <w:tcMar>
-              <w:top w:w="100" w:type="dxa"/>
-              <w:bottom w:w="100" w:type="dxa"/>
-              <w:left w:w="120" w:type="dxa"/>
-              <w:right w:w="120" w:type="dxa"/>
-            </w:tcMar>
-            <w:tcBorders>
-              <w:top w:val="single" w:sz="4" w:space="0" w:color="CCCCCC"/>
-              <w:bottom w:val="single" w:sz="4" w:space="0" w:color="CCCCCC"/>
-              <w:left w:val="single" w:sz="4" w:space="0" w:color="CCCCCC"/>
-              <w:right w:val="single" w:sz="4" w:space="0" w:color="CCCCCC"/>
-            </w:tcBorders>
-          </w:tcPr>
-          <w:p>
-            <w:pPr>
-              <w:spacing w:before="60" w:after="60" w:line="252" w:lineRule="auto"/>
-              <w:jc w:val="left"/>
-            </w:pPr>
-            <w:r/>
-            <w:r>
-              <w:t>724.50</w:t>
-            </w:r>
-          </w:p>
-        </w:tc>
-        <w:tc>
-          <w:tcPr>
-            <w:tcW w:type="dxa" w:w="2016"/>
-            <w:shd w:fill="FFFFFF"/>
-            <w:tcMar>
-              <w:top w:w="100" w:type="dxa"/>
-              <w:bottom w:w="100" w:type="dxa"/>
-              <w:left w:w="120" w:type="dxa"/>
-              <w:right w:w="120" w:type="dxa"/>
-            </w:tcMar>
-            <w:tcBorders>
-              <w:top w:val="single" w:sz="4" w:space="0" w:color="CCCCCC"/>
-              <w:bottom w:val="single" w:sz="4" w:space="0" w:color="CCCCCC"/>
-              <w:left w:val="single" w:sz="4" w:space="0" w:color="CCCCCC"/>
-              <w:right w:val="single" w:sz="4" w:space="0" w:color="CCCCCC"/>
-            </w:tcBorders>
-          </w:tcPr>
-          <w:p>
-            <w:pPr>
-              <w:spacing w:before="60" w:after="60" w:line="252" w:lineRule="auto"/>
-              <w:jc w:val="left"/>
-            </w:pPr>
-            <w:r/>
-            <w:r>
-              <w:t>731.00</w:t>
-            </w:r>
-          </w:p>
-        </w:tc>
-        <w:tc>
-          <w:tcPr>
-            <w:tcW w:type="dxa" w:w="1152"/>
-            <w:shd w:fill="FFFFFF"/>
-            <w:tcMar>
-              <w:top w:w="100" w:type="dxa"/>
-              <w:bottom w:w="100" w:type="dxa"/>
-              <w:left w:w="120" w:type="dxa"/>
-              <w:right w:w="120" w:type="dxa"/>
-            </w:tcMar>
-            <w:tcBorders>
-              <w:top w:val="single" w:sz="4" w:space="0" w:color="CCCCCC"/>
-              <w:bottom w:val="single" w:sz="4" w:space="0" w:color="CCCCCC"/>
-              <w:left w:val="single" w:sz="4" w:space="0" w:color="CCCCCC"/>
-              <w:right w:val="single" w:sz="4" w:space="0" w:color="CCCCCC"/>
-            </w:tcBorders>
-          </w:tcPr>
-          <w:p>
-            <w:pPr>
-              <w:spacing w:before="60" w:after="60" w:line="252" w:lineRule="auto"/>
-              <w:jc w:val="left"/>
-            </w:pPr>
-            <w:r/>
-            <w:r>
-              <w:t>716.00</w:t>
-            </w:r>
-          </w:p>
-        </w:tc>
-        <w:tc>
-          <w:tcPr>
-            <w:tcW w:type="dxa" w:w="1728"/>
-            <w:shd w:fill="FFFFFF"/>
-            <w:tcMar>
-              <w:top w:w="100" w:type="dxa"/>
-              <w:bottom w:w="100" w:type="dxa"/>
-              <w:left w:w="120" w:type="dxa"/>
-              <w:right w:w="120" w:type="dxa"/>
-            </w:tcMar>
-            <w:tcBorders>
-              <w:top w:val="single" w:sz="4" w:space="0" w:color="CCCCCC"/>
-              <w:bottom w:val="single" w:sz="4" w:space="0" w:color="CCCCCC"/>
-              <w:left w:val="single" w:sz="4" w:space="0" w:color="CCCCCC"/>
-              <w:right w:val="single" w:sz="4" w:space="0" w:color="CCCCCC"/>
-            </w:tcBorders>
-          </w:tcPr>
-          <w:p>
-            <w:pPr>
-              <w:spacing w:before="60" w:after="60" w:line="252" w:lineRule="auto"/>
-              <w:jc w:val="left"/>
-            </w:pPr>
-            <w:r/>
-            <w:r>
-              <w:rPr>
-                <w:b/>
-              </w:rPr>
-              <w:t>725.00</w:t>
-            </w:r>
-          </w:p>
-        </w:tc>
-        <w:tc>
-          <w:tcPr>
-            <w:tcW w:type="dxa" w:w="3456"/>
-            <w:shd w:fill="FFFFFF"/>
-            <w:tcMar>
-              <w:top w:w="100" w:type="dxa"/>
-              <w:bottom w:w="100" w:type="dxa"/>
-              <w:left w:w="120" w:type="dxa"/>
-              <w:right w:w="120" w:type="dxa"/>
-            </w:tcMar>
-            <w:tcBorders>
-              <w:top w:val="single" w:sz="4" w:space="0" w:color="CCCCCC"/>
-              <w:bottom w:val="single" w:sz="4" w:space="0" w:color="CCCCCC"/>
-              <w:left w:val="single" w:sz="4" w:space="0" w:color="CCCCCC"/>
-              <w:right w:val="single" w:sz="4" w:space="0" w:color="CCCCCC"/>
-            </w:tcBorders>
-          </w:tcPr>
-          <w:p>
-            <w:pPr>
-              <w:spacing w:before="60" w:after="60" w:line="252" w:lineRule="auto"/>
-              <w:jc w:val="left"/>
-            </w:pPr>
-            <w:r/>
-            <w:r>
-              <w:rPr>
-                <w:b/>
-              </w:rPr>
-              <w:t>+0.50</w:t>
-            </w:r>
-          </w:p>
-        </w:tc>
-        <w:tc>
-          <w:tcPr>
-            <w:tcW w:type="dxa" w:w="1440"/>
-            <w:shd w:fill="FFFFFF"/>
-            <w:tcMar>
-              <w:top w:w="100" w:type="dxa"/>
-              <w:bottom w:w="100" w:type="dxa"/>
-              <w:left w:w="120" w:type="dxa"/>
-              <w:right w:w="120" w:type="dxa"/>
-            </w:tcMar>
-            <w:tcBorders>
-              <w:top w:val="single" w:sz="4" w:space="0" w:color="CCCCCC"/>
-              <w:bottom w:val="single" w:sz="4" w:space="0" w:color="CCCCCC"/>
-              <w:left w:val="single" w:sz="4" w:space="0" w:color="CCCCCC"/>
-              <w:right w:val="single" w:sz="4" w:space="0" w:color="CCCCCC"/>
-            </w:tcBorders>
-          </w:tcPr>
-          <w:p>
-            <w:pPr>
-              <w:spacing w:before="60" w:after="60" w:line="252" w:lineRule="auto"/>
-              <w:jc w:val="left"/>
-            </w:pPr>
-            <w:r/>
-            <w:r>
-              <w:t>BULL</w:t>
-            </w:r>
-          </w:p>
-        </w:tc>
-      </w:tr>
-      <w:tr>
-        <w:tc>
-          <w:tcPr>
-            <w:tcW w:type="dxa" w:w="1584"/>
-            <w:shd w:fill="F8FAFC"/>
-            <w:tcMar>
-              <w:top w:w="100" w:type="dxa"/>
-              <w:bottom w:w="100" w:type="dxa"/>
-              <w:left w:w="120" w:type="dxa"/>
-              <w:right w:w="120" w:type="dxa"/>
-            </w:tcMar>
-            <w:tcBorders>
-              <w:top w:val="single" w:sz="4" w:space="0" w:color="CCCCCC"/>
-              <w:bottom w:val="single" w:sz="4" w:space="0" w:color="CCCCCC"/>
-              <w:left w:val="single" w:sz="4" w:space="0" w:color="CCCCCC"/>
-              <w:right w:val="single" w:sz="4" w:space="0" w:color="CCCCCC"/>
-            </w:tcBorders>
-          </w:tcPr>
-          <w:p>
-            <w:pPr>
-              <w:spacing w:before="60" w:after="60" w:line="252" w:lineRule="auto"/>
-              <w:jc w:val="left"/>
-            </w:pPr>
-            <w:r/>
-            <w:r>
-              <w:rPr>
-                <w:b/>
-              </w:rPr>
-              <w:t>Thu 24/09</w:t>
-            </w:r>
-          </w:p>
-        </w:tc>
-        <w:tc>
-          <w:tcPr>
-            <w:tcW w:type="dxa" w:w="864"/>
-            <w:shd w:fill="F8FAFC"/>
-            <w:tcMar>
-              <w:top w:w="100" w:type="dxa"/>
-              <w:bottom w:w="100" w:type="dxa"/>
-              <w:left w:w="120" w:type="dxa"/>
-              <w:right w:w="120" w:type="dxa"/>
-            </w:tcMar>
-            <w:tcBorders>
-              <w:top w:val="single" w:sz="4" w:space="0" w:color="CCCCCC"/>
-              <w:bottom w:val="single" w:sz="4" w:space="0" w:color="CCCCCC"/>
-              <w:left w:val="single" w:sz="4" w:space="0" w:color="CCCCCC"/>
-              <w:right w:val="single" w:sz="4" w:space="0" w:color="CCCCCC"/>
-            </w:tcBorders>
-          </w:tcPr>
-          <w:p>
-            <w:pPr>
-              <w:spacing w:before="60" w:after="60" w:line="252" w:lineRule="auto"/>
-              <w:jc w:val="left"/>
-            </w:pPr>
-            <w:r/>
-            <w:r>
-              <w:t>NY Open 21-23</w:t>
-            </w:r>
-          </w:p>
-        </w:tc>
-        <w:tc>
-          <w:tcPr>
-            <w:tcW w:type="dxa" w:w="1440"/>
-            <w:shd w:fill="F8FAFC"/>
-            <w:tcMar>
-              <w:top w:w="100" w:type="dxa"/>
-              <w:bottom w:w="100" w:type="dxa"/>
-              <w:left w:w="120" w:type="dxa"/>
-              <w:right w:w="120" w:type="dxa"/>
-            </w:tcMar>
-            <w:tcBorders>
-              <w:top w:val="single" w:sz="4" w:space="0" w:color="CCCCCC"/>
-              <w:bottom w:val="single" w:sz="4" w:space="0" w:color="CCCCCC"/>
-              <w:left w:val="single" w:sz="4" w:space="0" w:color="CCCCCC"/>
-              <w:right w:val="single" w:sz="4" w:space="0" w:color="CCCCCC"/>
-            </w:tcBorders>
-          </w:tcPr>
-          <w:p>
-            <w:pPr>
-              <w:spacing w:before="60" w:after="60" w:line="252" w:lineRule="auto"/>
-              <w:jc w:val="left"/>
-            </w:pPr>
-            <w:r/>
-            <w:r>
-              <w:t>725.00</w:t>
-            </w:r>
-          </w:p>
-        </w:tc>
-        <w:tc>
-          <w:tcPr>
-            <w:tcW w:type="dxa" w:w="2016"/>
-            <w:shd w:fill="F8FAFC"/>
-            <w:tcMar>
-              <w:top w:w="100" w:type="dxa"/>
-              <w:bottom w:w="100" w:type="dxa"/>
-              <w:left w:w="120" w:type="dxa"/>
-              <w:right w:w="120" w:type="dxa"/>
-            </w:tcMar>
-            <w:tcBorders>
-              <w:top w:val="single" w:sz="4" w:space="0" w:color="CCCCCC"/>
-              <w:bottom w:val="single" w:sz="4" w:space="0" w:color="CCCCCC"/>
-              <w:left w:val="single" w:sz="4" w:space="0" w:color="CCCCCC"/>
-              <w:right w:val="single" w:sz="4" w:space="0" w:color="CCCCCC"/>
-            </w:tcBorders>
-          </w:tcPr>
-          <w:p>
-            <w:pPr>
-              <w:spacing w:before="60" w:after="60" w:line="252" w:lineRule="auto"/>
-              <w:jc w:val="left"/>
-            </w:pPr>
-            <w:r/>
-            <w:r>
-              <w:t>736.00</w:t>
-            </w:r>
-          </w:p>
-        </w:tc>
-        <w:tc>
-          <w:tcPr>
-            <w:tcW w:type="dxa" w:w="1152"/>
-            <w:shd w:fill="F8FAFC"/>
-            <w:tcMar>
-              <w:top w:w="100" w:type="dxa"/>
-              <w:bottom w:w="100" w:type="dxa"/>
-              <w:left w:w="120" w:type="dxa"/>
-              <w:right w:w="120" w:type="dxa"/>
-            </w:tcMar>
-            <w:tcBorders>
-              <w:top w:val="single" w:sz="4" w:space="0" w:color="CCCCCC"/>
-              <w:bottom w:val="single" w:sz="4" w:space="0" w:color="CCCCCC"/>
-              <w:left w:val="single" w:sz="4" w:space="0" w:color="CCCCCC"/>
-              <w:right w:val="single" w:sz="4" w:space="0" w:color="CCCCCC"/>
-            </w:tcBorders>
-          </w:tcPr>
-          <w:p>
-            <w:pPr>
-              <w:spacing w:before="60" w:after="60" w:line="252" w:lineRule="auto"/>
-              <w:jc w:val="left"/>
-            </w:pPr>
-            <w:r/>
-            <w:r>
-              <w:t>713.25</w:t>
-            </w:r>
-          </w:p>
-        </w:tc>
-        <w:tc>
-          <w:tcPr>
-            <w:tcW w:type="dxa" w:w="1728"/>
-            <w:shd w:fill="F8FAFC"/>
-            <w:tcMar>
-              <w:top w:w="100" w:type="dxa"/>
-              <w:bottom w:w="100" w:type="dxa"/>
-              <w:left w:w="120" w:type="dxa"/>
-              <w:right w:w="120" w:type="dxa"/>
-            </w:tcMar>
-            <w:tcBorders>
-              <w:top w:val="single" w:sz="4" w:space="0" w:color="CCCCCC"/>
-              <w:bottom w:val="single" w:sz="4" w:space="0" w:color="CCCCCC"/>
-              <w:left w:val="single" w:sz="4" w:space="0" w:color="CCCCCC"/>
-              <w:right w:val="single" w:sz="4" w:space="0" w:color="CCCCCC"/>
-            </w:tcBorders>
-          </w:tcPr>
-          <w:p>
-            <w:pPr>
-              <w:spacing w:before="60" w:after="60" w:line="252" w:lineRule="auto"/>
-              <w:jc w:val="left"/>
-            </w:pPr>
-            <w:r/>
-            <w:r>
-              <w:rPr>
-                <w:b/>
-              </w:rPr>
-              <w:t>728.50</w:t>
-            </w:r>
-          </w:p>
-        </w:tc>
-        <w:tc>
-          <w:tcPr>
-            <w:tcW w:type="dxa" w:w="3456"/>
-            <w:shd w:fill="F8FAFC"/>
-            <w:tcMar>
-              <w:top w:w="100" w:type="dxa"/>
-              <w:bottom w:w="100" w:type="dxa"/>
-              <w:left w:w="120" w:type="dxa"/>
-              <w:right w:w="120" w:type="dxa"/>
-            </w:tcMar>
-            <w:tcBorders>
-              <w:top w:val="single" w:sz="4" w:space="0" w:color="CCCCCC"/>
-              <w:bottom w:val="single" w:sz="4" w:space="0" w:color="CCCCCC"/>
-              <w:left w:val="single" w:sz="4" w:space="0" w:color="CCCCCC"/>
-              <w:right w:val="single" w:sz="4" w:space="0" w:color="CCCCCC"/>
-            </w:tcBorders>
-          </w:tcPr>
-          <w:p>
-            <w:pPr>
-              <w:spacing w:before="60" w:after="60" w:line="252" w:lineRule="auto"/>
-              <w:jc w:val="left"/>
-            </w:pPr>
-            <w:r/>
-            <w:r>
-              <w:rPr>
-                <w:b/>
-              </w:rPr>
-              <w:t>+3.50</w:t>
-            </w:r>
-          </w:p>
-        </w:tc>
-        <w:tc>
-          <w:tcPr>
-            <w:tcW w:type="dxa" w:w="1440"/>
-            <w:shd w:fill="F8FAFC"/>
-            <w:tcMar>
-              <w:top w:w="100" w:type="dxa"/>
-              <w:bottom w:w="100" w:type="dxa"/>
-              <w:left w:w="120" w:type="dxa"/>
-              <w:right w:w="120" w:type="dxa"/>
-            </w:tcMar>
-            <w:tcBorders>
-              <w:top w:val="single" w:sz="4" w:space="0" w:color="CCCCCC"/>
-              <w:bottom w:val="single" w:sz="4" w:space="0" w:color="CCCCCC"/>
-              <w:left w:val="single" w:sz="4" w:space="0" w:color="CCCCCC"/>
-              <w:right w:val="single" w:sz="4" w:space="0" w:color="CCCCCC"/>
-            </w:tcBorders>
-          </w:tcPr>
-          <w:p>
-            <w:pPr>
-              <w:spacing w:before="60" w:after="60" w:line="252" w:lineRule="auto"/>
-              <w:jc w:val="left"/>
-            </w:pPr>
-            <w:r/>
-            <w:r>
-              <w:t>BULL</w:t>
-            </w:r>
-          </w:p>
-        </w:tc>
-      </w:tr>
-      <w:tr>
-        <w:tc>
-          <w:tcPr>
-            <w:tcW w:type="dxa" w:w="1584"/>
-            <w:shd w:fill="FFFFFF"/>
-            <w:tcMar>
-              <w:top w:w="100" w:type="dxa"/>
-              <w:bottom w:w="100" w:type="dxa"/>
-              <w:left w:w="120" w:type="dxa"/>
-              <w:right w:w="120" w:type="dxa"/>
-            </w:tcMar>
-            <w:tcBorders>
-              <w:top w:val="single" w:sz="4" w:space="0" w:color="CCCCCC"/>
-              <w:bottom w:val="single" w:sz="4" w:space="0" w:color="CCCCCC"/>
-              <w:left w:val="single" w:sz="4" w:space="0" w:color="CCCCCC"/>
-              <w:right w:val="single" w:sz="4" w:space="0" w:color="CCCCCC"/>
-            </w:tcBorders>
-          </w:tcPr>
-          <w:p>
-            <w:pPr>
-              <w:spacing w:before="60" w:after="60" w:line="252" w:lineRule="auto"/>
-              <w:jc w:val="left"/>
-            </w:pPr>
-            <w:r/>
-            <w:r>
-              <w:rPr>
-                <w:b/>
-              </w:rPr>
-              <w:t>Thu 24/09</w:t>
-            </w:r>
-          </w:p>
-        </w:tc>
-        <w:tc>
-          <w:tcPr>
-            <w:tcW w:type="dxa" w:w="864"/>
-            <w:shd w:fill="FFFFFF"/>
-            <w:tcMar>
-              <w:top w:w="100" w:type="dxa"/>
-              <w:bottom w:w="100" w:type="dxa"/>
-              <w:left w:w="120" w:type="dxa"/>
-              <w:right w:w="120" w:type="dxa"/>
-            </w:tcMar>
-            <w:tcBorders>
-              <w:top w:val="single" w:sz="4" w:space="0" w:color="CCCCCC"/>
-              <w:bottom w:val="single" w:sz="4" w:space="0" w:color="CCCCCC"/>
-              <w:left w:val="single" w:sz="4" w:space="0" w:color="CCCCCC"/>
-              <w:right w:val="single" w:sz="4" w:space="0" w:color="CCCCCC"/>
-            </w:tcBorders>
-          </w:tcPr>
-          <w:p>
-            <w:pPr>
-              <w:spacing w:before="60" w:after="60" w:line="252" w:lineRule="auto"/>
-              <w:jc w:val="left"/>
-            </w:pPr>
-            <w:r/>
-            <w:r>
-              <w:t>NY Close 23-01</w:t>
-            </w:r>
-          </w:p>
-        </w:tc>
-        <w:tc>
-          <w:tcPr>
-            <w:tcW w:type="dxa" w:w="1440"/>
-            <w:shd w:fill="FFFFFF"/>
-            <w:tcMar>
-              <w:top w:w="100" w:type="dxa"/>
-              <w:bottom w:w="100" w:type="dxa"/>
-              <w:left w:w="120" w:type="dxa"/>
-              <w:right w:w="120" w:type="dxa"/>
-            </w:tcMar>
-            <w:tcBorders>
-              <w:top w:val="single" w:sz="4" w:space="0" w:color="CCCCCC"/>
-              <w:bottom w:val="single" w:sz="4" w:space="0" w:color="CCCCCC"/>
-              <w:left w:val="single" w:sz="4" w:space="0" w:color="CCCCCC"/>
-              <w:right w:val="single" w:sz="4" w:space="0" w:color="CCCCCC"/>
-            </w:tcBorders>
-          </w:tcPr>
-          <w:p>
-            <w:pPr>
-              <w:spacing w:before="60" w:after="60" w:line="252" w:lineRule="auto"/>
-              <w:jc w:val="left"/>
-            </w:pPr>
-            <w:r/>
-            <w:r>
-              <w:t>728.50</w:t>
-            </w:r>
-          </w:p>
-        </w:tc>
-        <w:tc>
-          <w:tcPr>
-            <w:tcW w:type="dxa" w:w="2016"/>
-            <w:shd w:fill="FFFFFF"/>
-            <w:tcMar>
-              <w:top w:w="100" w:type="dxa"/>
-              <w:bottom w:w="100" w:type="dxa"/>
-              <w:left w:w="120" w:type="dxa"/>
-              <w:right w:w="120" w:type="dxa"/>
-            </w:tcMar>
-            <w:tcBorders>
-              <w:top w:val="single" w:sz="4" w:space="0" w:color="CCCCCC"/>
-              <w:bottom w:val="single" w:sz="4" w:space="0" w:color="CCCCCC"/>
-              <w:left w:val="single" w:sz="4" w:space="0" w:color="CCCCCC"/>
-              <w:right w:val="single" w:sz="4" w:space="0" w:color="CCCCCC"/>
-            </w:tcBorders>
-          </w:tcPr>
-          <w:p>
-            <w:pPr>
-              <w:spacing w:before="60" w:after="60" w:line="252" w:lineRule="auto"/>
-              <w:jc w:val="left"/>
-            </w:pPr>
-            <w:r/>
-            <w:r>
-              <w:t>734.00</w:t>
-            </w:r>
-          </w:p>
-        </w:tc>
-        <w:tc>
-          <w:tcPr>
-            <w:tcW w:type="dxa" w:w="1152"/>
-            <w:shd w:fill="FFFFFF"/>
-            <w:tcMar>
-              <w:top w:w="100" w:type="dxa"/>
-              <w:bottom w:w="100" w:type="dxa"/>
-              <w:left w:w="120" w:type="dxa"/>
-              <w:right w:w="120" w:type="dxa"/>
-            </w:tcMar>
-            <w:tcBorders>
-              <w:top w:val="single" w:sz="4" w:space="0" w:color="CCCCCC"/>
-              <w:bottom w:val="single" w:sz="4" w:space="0" w:color="CCCCCC"/>
-              <w:left w:val="single" w:sz="4" w:space="0" w:color="CCCCCC"/>
-              <w:right w:val="single" w:sz="4" w:space="0" w:color="CCCCCC"/>
-            </w:tcBorders>
-          </w:tcPr>
-          <w:p>
-            <w:pPr>
-              <w:spacing w:before="60" w:after="60" w:line="252" w:lineRule="auto"/>
-              <w:jc w:val="left"/>
-            </w:pPr>
-            <w:r/>
-            <w:r>
-              <w:t>720.75</w:t>
-            </w:r>
-          </w:p>
-        </w:tc>
-        <w:tc>
-          <w:tcPr>
-            <w:tcW w:type="dxa" w:w="1728"/>
-            <w:shd w:fill="FFFFFF"/>
-            <w:tcMar>
-              <w:top w:w="100" w:type="dxa"/>
-              <w:bottom w:w="100" w:type="dxa"/>
-              <w:left w:w="120" w:type="dxa"/>
-              <w:right w:w="120" w:type="dxa"/>
-            </w:tcMar>
-            <w:tcBorders>
-              <w:top w:val="single" w:sz="4" w:space="0" w:color="CCCCCC"/>
-              <w:bottom w:val="single" w:sz="4" w:space="0" w:color="CCCCCC"/>
-              <w:left w:val="single" w:sz="4" w:space="0" w:color="CCCCCC"/>
-              <w:right w:val="single" w:sz="4" w:space="0" w:color="CCCCCC"/>
-            </w:tcBorders>
-          </w:tcPr>
-          <w:p>
-            <w:pPr>
-              <w:spacing w:before="60" w:after="60" w:line="252" w:lineRule="auto"/>
-              <w:jc w:val="left"/>
-            </w:pPr>
-            <w:r/>
-            <w:r>
-              <w:rPr>
-                <w:b/>
-              </w:rPr>
-              <w:t>729.25</w:t>
-            </w:r>
-          </w:p>
-        </w:tc>
-        <w:tc>
-          <w:tcPr>
-            <w:tcW w:type="dxa" w:w="3456"/>
-            <w:shd w:fill="FFFFFF"/>
-            <w:tcMar>
-              <w:top w:w="100" w:type="dxa"/>
-              <w:bottom w:w="100" w:type="dxa"/>
-              <w:left w:w="120" w:type="dxa"/>
-              <w:right w:w="120" w:type="dxa"/>
-            </w:tcMar>
-            <w:tcBorders>
-              <w:top w:val="single" w:sz="4" w:space="0" w:color="CCCCCC"/>
-              <w:bottom w:val="single" w:sz="4" w:space="0" w:color="CCCCCC"/>
-              <w:left w:val="single" w:sz="4" w:space="0" w:color="CCCCCC"/>
-              <w:right w:val="single" w:sz="4" w:space="0" w:color="CCCCCC"/>
-            </w:tcBorders>
-          </w:tcPr>
-          <w:p>
-            <w:pPr>
-              <w:spacing w:before="60" w:after="60" w:line="252" w:lineRule="auto"/>
-              <w:jc w:val="left"/>
-            </w:pPr>
-            <w:r/>
-            <w:r>
-              <w:rPr>
-                <w:b/>
-              </w:rPr>
-              <w:t>+0.75</w:t>
-            </w:r>
-          </w:p>
-        </w:tc>
-        <w:tc>
-          <w:tcPr>
-            <w:tcW w:type="dxa" w:w="1440"/>
-            <w:shd w:fill="FFFFFF"/>
-            <w:tcMar>
-              <w:top w:w="100" w:type="dxa"/>
-              <w:bottom w:w="100" w:type="dxa"/>
-              <w:left w:w="120" w:type="dxa"/>
-              <w:right w:w="120" w:type="dxa"/>
-            </w:tcMar>
-            <w:tcBorders>
-              <w:top w:val="single" w:sz="4" w:space="0" w:color="CCCCCC"/>
-              <w:bottom w:val="single" w:sz="4" w:space="0" w:color="CCCCCC"/>
-              <w:left w:val="single" w:sz="4" w:space="0" w:color="CCCCCC"/>
-              <w:right w:val="single" w:sz="4" w:space="0" w:color="CCCCCC"/>
-            </w:tcBorders>
-          </w:tcPr>
-          <w:p>
-            <w:pPr>
-              <w:spacing w:before="60" w:after="60" w:line="252" w:lineRule="auto"/>
-              <w:jc w:val="left"/>
-            </w:pPr>
-            <w:r/>
-            <w:r>
-              <w:t>BULL</w:t>
-            </w:r>
-          </w:p>
-        </w:tc>
-      </w:tr>
-      <w:tr>
-        <w:tc>
-          <w:tcPr>
-            <w:tcW w:type="dxa" w:w="1584"/>
-            <w:shd w:fill="F8FAFC"/>
-            <w:tcMar>
-              <w:top w:w="100" w:type="dxa"/>
-              <w:bottom w:w="100" w:type="dxa"/>
-              <w:left w:w="120" w:type="dxa"/>
-              <w:right w:w="120" w:type="dxa"/>
-            </w:tcMar>
-            <w:tcBorders>
-              <w:top w:val="single" w:sz="4" w:space="0" w:color="CCCCCC"/>
-              <w:bottom w:val="single" w:sz="4" w:space="0" w:color="CCCCCC"/>
-              <w:left w:val="single" w:sz="4" w:space="0" w:color="CCCCCC"/>
-              <w:right w:val="single" w:sz="4" w:space="0" w:color="CCCCCC"/>
-            </w:tcBorders>
-          </w:tcPr>
-          <w:p>
-            <w:pPr>
-              <w:spacing w:before="60" w:after="60" w:line="252" w:lineRule="auto"/>
-              <w:jc w:val="left"/>
-            </w:pPr>
-            <w:r/>
-            <w:r>
-              <w:rPr>
-                <w:b/>
-              </w:rPr>
-              <w:t>Fri 25/09</w:t>
-            </w:r>
-          </w:p>
-        </w:tc>
-        <w:tc>
-          <w:tcPr>
-            <w:tcW w:type="dxa" w:w="864"/>
-            <w:shd w:fill="F8FAFC"/>
-            <w:tcMar>
-              <w:top w:w="100" w:type="dxa"/>
-              <w:bottom w:w="100" w:type="dxa"/>
-              <w:left w:w="120" w:type="dxa"/>
-              <w:right w:w="120" w:type="dxa"/>
-            </w:tcMar>
-            <w:tcBorders>
-              <w:top w:val="single" w:sz="4" w:space="0" w:color="CCCCCC"/>
-              <w:bottom w:val="single" w:sz="4" w:space="0" w:color="CCCCCC"/>
-              <w:left w:val="single" w:sz="4" w:space="0" w:color="CCCCCC"/>
-              <w:right w:val="single" w:sz="4" w:space="0" w:color="CCCCCC"/>
-            </w:tcBorders>
-          </w:tcPr>
-          <w:p>
-            <w:pPr>
-              <w:spacing w:before="60" w:after="60" w:line="252" w:lineRule="auto"/>
-              <w:jc w:val="left"/>
-            </w:pPr>
-            <w:r/>
-            <w:r>
-              <w:t>Asia 07-11</w:t>
-            </w:r>
-          </w:p>
-        </w:tc>
-        <w:tc>
-          <w:tcPr>
-            <w:tcW w:type="dxa" w:w="1440"/>
-            <w:shd w:fill="F8FAFC"/>
-            <w:tcMar>
-              <w:top w:w="100" w:type="dxa"/>
-              <w:bottom w:w="100" w:type="dxa"/>
-              <w:left w:w="120" w:type="dxa"/>
-              <w:right w:w="120" w:type="dxa"/>
-            </w:tcMar>
-            <w:tcBorders>
-              <w:top w:val="single" w:sz="4" w:space="0" w:color="CCCCCC"/>
-              <w:bottom w:val="single" w:sz="4" w:space="0" w:color="CCCCCC"/>
-              <w:left w:val="single" w:sz="4" w:space="0" w:color="CCCCCC"/>
-              <w:right w:val="single" w:sz="4" w:space="0" w:color="CCCCCC"/>
-            </w:tcBorders>
-          </w:tcPr>
-          <w:p>
-            <w:pPr>
-              <w:spacing w:before="60" w:after="60" w:line="252" w:lineRule="auto"/>
-              <w:jc w:val="left"/>
-            </w:pPr>
-            <w:r/>
-            <w:r>
-              <w:t>729.25</w:t>
-            </w:r>
-          </w:p>
-        </w:tc>
-        <w:tc>
-          <w:tcPr>
-            <w:tcW w:type="dxa" w:w="2016"/>
-            <w:shd w:fill="F8FAFC"/>
-            <w:tcMar>
-              <w:top w:w="100" w:type="dxa"/>
-              <w:bottom w:w="100" w:type="dxa"/>
-              <w:left w:w="120" w:type="dxa"/>
-              <w:right w:w="120" w:type="dxa"/>
-            </w:tcMar>
-            <w:tcBorders>
-              <w:top w:val="single" w:sz="4" w:space="0" w:color="CCCCCC"/>
-              <w:bottom w:val="single" w:sz="4" w:space="0" w:color="CCCCCC"/>
-              <w:left w:val="single" w:sz="4" w:space="0" w:color="CCCCCC"/>
-              <w:right w:val="single" w:sz="4" w:space="0" w:color="CCCCCC"/>
-            </w:tcBorders>
-          </w:tcPr>
-          <w:p>
-            <w:pPr>
-              <w:spacing w:before="60" w:after="60" w:line="252" w:lineRule="auto"/>
-              <w:jc w:val="left"/>
-            </w:pPr>
-            <w:r/>
-            <w:r>
-              <w:t>738.50</w:t>
-            </w:r>
-          </w:p>
-        </w:tc>
-        <w:tc>
-          <w:tcPr>
-            <w:tcW w:type="dxa" w:w="1152"/>
-            <w:shd w:fill="F8FAFC"/>
-            <w:tcMar>
-              <w:top w:w="100" w:type="dxa"/>
-              <w:bottom w:w="100" w:type="dxa"/>
-              <w:left w:w="120" w:type="dxa"/>
-              <w:right w:w="120" w:type="dxa"/>
-            </w:tcMar>
-            <w:tcBorders>
-              <w:top w:val="single" w:sz="4" w:space="0" w:color="CCCCCC"/>
-              <w:bottom w:val="single" w:sz="4" w:space="0" w:color="CCCCCC"/>
-              <w:left w:val="single" w:sz="4" w:space="0" w:color="CCCCCC"/>
-              <w:right w:val="single" w:sz="4" w:space="0" w:color="CCCCCC"/>
-            </w:tcBorders>
-          </w:tcPr>
-          <w:p>
-            <w:pPr>
-              <w:spacing w:before="60" w:after="60" w:line="252" w:lineRule="auto"/>
-              <w:jc w:val="left"/>
-            </w:pPr>
-            <w:r/>
-            <w:r>
-              <w:t>722.75</w:t>
-            </w:r>
-          </w:p>
-        </w:tc>
-        <w:tc>
-          <w:tcPr>
-            <w:tcW w:type="dxa" w:w="1728"/>
-            <w:shd w:fill="F8FAFC"/>
-            <w:tcMar>
-              <w:top w:w="100" w:type="dxa"/>
-              <w:bottom w:w="100" w:type="dxa"/>
-              <w:left w:w="120" w:type="dxa"/>
-              <w:right w:w="120" w:type="dxa"/>
-            </w:tcMar>
-            <w:tcBorders>
-              <w:top w:val="single" w:sz="4" w:space="0" w:color="CCCCCC"/>
-              <w:bottom w:val="single" w:sz="4" w:space="0" w:color="CCCCCC"/>
-              <w:left w:val="single" w:sz="4" w:space="0" w:color="CCCCCC"/>
-              <w:right w:val="single" w:sz="4" w:space="0" w:color="CCCCCC"/>
-            </w:tcBorders>
-          </w:tcPr>
-          <w:p>
-            <w:pPr>
-              <w:spacing w:before="60" w:after="60" w:line="252" w:lineRule="auto"/>
-              <w:jc w:val="left"/>
-            </w:pPr>
-            <w:r/>
-            <w:r>
-              <w:rPr>
-                <w:b/>
-              </w:rPr>
-              <w:t>728.50</w:t>
-            </w:r>
-          </w:p>
-        </w:tc>
-        <w:tc>
-          <w:tcPr>
-            <w:tcW w:type="dxa" w:w="3456"/>
-            <w:shd w:fill="F8FAFC"/>
-            <w:tcMar>
-              <w:top w:w="100" w:type="dxa"/>
-              <w:bottom w:w="100" w:type="dxa"/>
-              <w:left w:w="120" w:type="dxa"/>
-              <w:right w:w="120" w:type="dxa"/>
-            </w:tcMar>
-            <w:tcBorders>
-              <w:top w:val="single" w:sz="4" w:space="0" w:color="CCCCCC"/>
-              <w:bottom w:val="single" w:sz="4" w:space="0" w:color="CCCCCC"/>
-              <w:left w:val="single" w:sz="4" w:space="0" w:color="CCCCCC"/>
-              <w:right w:val="single" w:sz="4" w:space="0" w:color="CCCCCC"/>
-            </w:tcBorders>
-          </w:tcPr>
-          <w:p>
-            <w:pPr>
-              <w:spacing w:before="60" w:after="60" w:line="252" w:lineRule="auto"/>
-              <w:jc w:val="left"/>
-            </w:pPr>
-            <w:r/>
-            <w:r>
-              <w:rPr>
-                <w:b/>
-              </w:rPr>
-              <w:t>-0.75</w:t>
-            </w:r>
-          </w:p>
-        </w:tc>
-        <w:tc>
-          <w:tcPr>
-            <w:tcW w:type="dxa" w:w="1440"/>
-            <w:shd w:fill="F8FAFC"/>
-            <w:tcMar>
-              <w:top w:w="100" w:type="dxa"/>
-              <w:bottom w:w="100" w:type="dxa"/>
-              <w:left w:w="120" w:type="dxa"/>
-              <w:right w:w="120" w:type="dxa"/>
-            </w:tcMar>
-            <w:tcBorders>
-              <w:top w:val="single" w:sz="4" w:space="0" w:color="CCCCCC"/>
-              <w:bottom w:val="single" w:sz="4" w:space="0" w:color="CCCCCC"/>
-              <w:left w:val="single" w:sz="4" w:space="0" w:color="CCCCCC"/>
-              <w:right w:val="single" w:sz="4" w:space="0" w:color="CCCCCC"/>
-            </w:tcBorders>
-          </w:tcPr>
-          <w:p>
-            <w:pPr>
-              <w:spacing w:before="60" w:after="60" w:line="252" w:lineRule="auto"/>
-              <w:jc w:val="left"/>
-            </w:pPr>
-            <w:r/>
-            <w:r>
-              <w:t>BEAR</w:t>
-            </w:r>
-          </w:p>
-        </w:tc>
-      </w:tr>
-      <w:tr>
-        <w:tc>
-          <w:tcPr>
-            <w:tcW w:type="dxa" w:w="1584"/>
-            <w:shd w:fill="FFFFFF"/>
-            <w:tcMar>
-              <w:top w:w="100" w:type="dxa"/>
-              <w:bottom w:w="100" w:type="dxa"/>
-              <w:left w:w="120" w:type="dxa"/>
-              <w:right w:w="120" w:type="dxa"/>
-            </w:tcMar>
-            <w:tcBorders>
-              <w:top w:val="single" w:sz="4" w:space="0" w:color="CCCCCC"/>
-              <w:bottom w:val="single" w:sz="4" w:space="0" w:color="CCCCCC"/>
-              <w:left w:val="single" w:sz="4" w:space="0" w:color="CCCCCC"/>
-              <w:right w:val="single" w:sz="4" w:space="0" w:color="CCCCCC"/>
-            </w:tcBorders>
-          </w:tcPr>
-          <w:p>
-            <w:pPr>
-              <w:spacing w:before="60" w:after="60" w:line="252" w:lineRule="auto"/>
-              <w:jc w:val="left"/>
-            </w:pPr>
-            <w:r/>
-            <w:r>
-              <w:rPr>
-                <w:b/>
-              </w:rPr>
-              <w:t>Fri 25/09</w:t>
-            </w:r>
-          </w:p>
-        </w:tc>
-        <w:tc>
-          <w:tcPr>
-            <w:tcW w:type="dxa" w:w="864"/>
-            <w:shd w:fill="FFFFFF"/>
-            <w:tcMar>
-              <w:top w:w="100" w:type="dxa"/>
-              <w:bottom w:w="100" w:type="dxa"/>
-              <w:left w:w="120" w:type="dxa"/>
-              <w:right w:w="120" w:type="dxa"/>
-            </w:tcMar>
-            <w:tcBorders>
-              <w:top w:val="single" w:sz="4" w:space="0" w:color="CCCCCC"/>
-              <w:bottom w:val="single" w:sz="4" w:space="0" w:color="CCCCCC"/>
-              <w:left w:val="single" w:sz="4" w:space="0" w:color="CCCCCC"/>
-              <w:right w:val="single" w:sz="4" w:space="0" w:color="CCCCCC"/>
-            </w:tcBorders>
-          </w:tcPr>
-          <w:p>
-            <w:pPr>
-              <w:spacing w:before="60" w:after="60" w:line="252" w:lineRule="auto"/>
-              <w:jc w:val="left"/>
-            </w:pPr>
-            <w:r/>
-            <w:r>
-              <w:t>Asia 11-15</w:t>
-            </w:r>
-          </w:p>
-        </w:tc>
-        <w:tc>
-          <w:tcPr>
-            <w:tcW w:type="dxa" w:w="1440"/>
-            <w:shd w:fill="FFFFFF"/>
-            <w:tcMar>
-              <w:top w:w="100" w:type="dxa"/>
-              <w:bottom w:w="100" w:type="dxa"/>
-              <w:left w:w="120" w:type="dxa"/>
-              <w:right w:w="120" w:type="dxa"/>
-            </w:tcMar>
-            <w:tcBorders>
-              <w:top w:val="single" w:sz="4" w:space="0" w:color="CCCCCC"/>
-              <w:bottom w:val="single" w:sz="4" w:space="0" w:color="CCCCCC"/>
-              <w:left w:val="single" w:sz="4" w:space="0" w:color="CCCCCC"/>
-              <w:right w:val="single" w:sz="4" w:space="0" w:color="CCCCCC"/>
-            </w:tcBorders>
-          </w:tcPr>
-          <w:p>
-            <w:pPr>
-              <w:spacing w:before="60" w:after="60" w:line="252" w:lineRule="auto"/>
-              <w:jc w:val="left"/>
-            </w:pPr>
-            <w:r/>
-            <w:r>
-              <w:t>728.50</w:t>
-            </w:r>
-          </w:p>
-        </w:tc>
-        <w:tc>
-          <w:tcPr>
-            <w:tcW w:type="dxa" w:w="2016"/>
-            <w:shd w:fill="FFFFFF"/>
-            <w:tcMar>
-              <w:top w:w="100" w:type="dxa"/>
-              <w:bottom w:w="100" w:type="dxa"/>
-              <w:left w:w="120" w:type="dxa"/>
-              <w:right w:w="120" w:type="dxa"/>
-            </w:tcMar>
-            <w:tcBorders>
-              <w:top w:val="single" w:sz="4" w:space="0" w:color="CCCCCC"/>
-              <w:bottom w:val="single" w:sz="4" w:space="0" w:color="CCCCCC"/>
-              <w:left w:val="single" w:sz="4" w:space="0" w:color="CCCCCC"/>
-              <w:right w:val="single" w:sz="4" w:space="0" w:color="CCCCCC"/>
-            </w:tcBorders>
-          </w:tcPr>
-          <w:p>
-            <w:pPr>
-              <w:spacing w:before="60" w:after="60" w:line="252" w:lineRule="auto"/>
-              <w:jc w:val="left"/>
-            </w:pPr>
-            <w:r/>
-            <w:r>
-              <w:t>736.00</w:t>
-            </w:r>
-          </w:p>
-        </w:tc>
-        <w:tc>
-          <w:tcPr>
-            <w:tcW w:type="dxa" w:w="1152"/>
-            <w:shd w:fill="FFFFFF"/>
-            <w:tcMar>
-              <w:top w:w="100" w:type="dxa"/>
-              <w:bottom w:w="100" w:type="dxa"/>
-              <w:left w:w="120" w:type="dxa"/>
-              <w:right w:w="120" w:type="dxa"/>
-            </w:tcMar>
-            <w:tcBorders>
-              <w:top w:val="single" w:sz="4" w:space="0" w:color="CCCCCC"/>
-              <w:bottom w:val="single" w:sz="4" w:space="0" w:color="CCCCCC"/>
-              <w:left w:val="single" w:sz="4" w:space="0" w:color="CCCCCC"/>
-              <w:right w:val="single" w:sz="4" w:space="0" w:color="CCCCCC"/>
-            </w:tcBorders>
-          </w:tcPr>
-          <w:p>
-            <w:pPr>
-              <w:spacing w:before="60" w:after="60" w:line="252" w:lineRule="auto"/>
-              <w:jc w:val="left"/>
-            </w:pPr>
-            <w:r/>
-            <w:r>
-              <w:t>722.50</w:t>
-            </w:r>
-          </w:p>
-        </w:tc>
-        <w:tc>
-          <w:tcPr>
-            <w:tcW w:type="dxa" w:w="1728"/>
-            <w:shd w:fill="FFFFFF"/>
-            <w:tcMar>
-              <w:top w:w="100" w:type="dxa"/>
-              <w:bottom w:w="100" w:type="dxa"/>
-              <w:left w:w="120" w:type="dxa"/>
-              <w:right w:w="120" w:type="dxa"/>
-            </w:tcMar>
-            <w:tcBorders>
-              <w:top w:val="single" w:sz="4" w:space="0" w:color="CCCCCC"/>
-              <w:bottom w:val="single" w:sz="4" w:space="0" w:color="CCCCCC"/>
-              <w:left w:val="single" w:sz="4" w:space="0" w:color="CCCCCC"/>
-              <w:right w:val="single" w:sz="4" w:space="0" w:color="CCCCCC"/>
-            </w:tcBorders>
-          </w:tcPr>
-          <w:p>
-            <w:pPr>
-              <w:spacing w:before="60" w:after="60" w:line="252" w:lineRule="auto"/>
-              <w:jc w:val="left"/>
-            </w:pPr>
-            <w:r/>
-            <w:r>
-              <w:rPr>
-                <w:b/>
-              </w:rPr>
-              <w:t>727.50</w:t>
-            </w:r>
-          </w:p>
-        </w:tc>
-        <w:tc>
-          <w:tcPr>
-            <w:tcW w:type="dxa" w:w="3456"/>
-            <w:shd w:fill="FFFFFF"/>
-            <w:tcMar>
-              <w:top w:w="100" w:type="dxa"/>
-              <w:bottom w:w="100" w:type="dxa"/>
-              <w:left w:w="120" w:type="dxa"/>
-              <w:right w:w="120" w:type="dxa"/>
-            </w:tcMar>
-            <w:tcBorders>
-              <w:top w:val="single" w:sz="4" w:space="0" w:color="CCCCCC"/>
-              <w:bottom w:val="single" w:sz="4" w:space="0" w:color="CCCCCC"/>
-              <w:left w:val="single" w:sz="4" w:space="0" w:color="CCCCCC"/>
-              <w:right w:val="single" w:sz="4" w:space="0" w:color="CCCCCC"/>
-            </w:tcBorders>
-          </w:tcPr>
-          <w:p>
-            <w:pPr>
-              <w:spacing w:before="60" w:after="60" w:line="252" w:lineRule="auto"/>
-              <w:jc w:val="left"/>
-            </w:pPr>
-            <w:r/>
-            <w:r>
-              <w:rPr>
-                <w:b/>
-              </w:rPr>
-              <w:t>-1.00</w:t>
-            </w:r>
-          </w:p>
-        </w:tc>
-        <w:tc>
-          <w:tcPr>
-            <w:tcW w:type="dxa" w:w="1440"/>
-            <w:shd w:fill="FFFFFF"/>
-            <w:tcMar>
-              <w:top w:w="100" w:type="dxa"/>
-              <w:bottom w:w="100" w:type="dxa"/>
-              <w:left w:w="120" w:type="dxa"/>
-              <w:right w:w="120" w:type="dxa"/>
-            </w:tcMar>
-            <w:tcBorders>
-              <w:top w:val="single" w:sz="4" w:space="0" w:color="CCCCCC"/>
-              <w:bottom w:val="single" w:sz="4" w:space="0" w:color="CCCCCC"/>
-              <w:left w:val="single" w:sz="4" w:space="0" w:color="CCCCCC"/>
-              <w:right w:val="single" w:sz="4" w:space="0" w:color="CCCCCC"/>
-            </w:tcBorders>
-          </w:tcPr>
-          <w:p>
-            <w:pPr>
-              <w:spacing w:before="60" w:after="60" w:line="252" w:lineRule="auto"/>
-              <w:jc w:val="left"/>
-            </w:pPr>
-            <w:r/>
-            <w:r>
-              <w:t>BEAR</w:t>
-            </w:r>
-          </w:p>
-        </w:tc>
-      </w:tr>
-      <w:tr>
-        <w:tc>
-          <w:tcPr>
-            <w:tcW w:type="dxa" w:w="1584"/>
-            <w:shd w:fill="F8FAFC"/>
-            <w:tcMar>
-              <w:top w:w="100" w:type="dxa"/>
-              <w:bottom w:w="100" w:type="dxa"/>
-              <w:left w:w="120" w:type="dxa"/>
-              <w:right w:w="120" w:type="dxa"/>
-            </w:tcMar>
-            <w:tcBorders>
-              <w:top w:val="single" w:sz="4" w:space="0" w:color="CCCCCC"/>
-              <w:bottom w:val="single" w:sz="4" w:space="0" w:color="CCCCCC"/>
-              <w:left w:val="single" w:sz="4" w:space="0" w:color="CCCCCC"/>
-              <w:right w:val="single" w:sz="4" w:space="0" w:color="CCCCCC"/>
-            </w:tcBorders>
-          </w:tcPr>
-          <w:p>
-            <w:pPr>
-              <w:spacing w:before="60" w:after="60" w:line="252" w:lineRule="auto"/>
-              <w:jc w:val="left"/>
-            </w:pPr>
-            <w:r/>
-            <w:r>
-              <w:rPr>
-                <w:b/>
-              </w:rPr>
-              <w:t>Fri 25/09</w:t>
-            </w:r>
-          </w:p>
-        </w:tc>
-        <w:tc>
-          <w:tcPr>
-            <w:tcW w:type="dxa" w:w="864"/>
-            <w:shd w:fill="F8FAFC"/>
-            <w:tcMar>
-              <w:top w:w="100" w:type="dxa"/>
-              <w:bottom w:w="100" w:type="dxa"/>
-              <w:left w:w="120" w:type="dxa"/>
-              <w:right w:w="120" w:type="dxa"/>
-            </w:tcMar>
-            <w:tcBorders>
-              <w:top w:val="single" w:sz="4" w:space="0" w:color="CCCCCC"/>
-              <w:bottom w:val="single" w:sz="4" w:space="0" w:color="CCCCCC"/>
-              <w:left w:val="single" w:sz="4" w:space="0" w:color="CCCCCC"/>
-              <w:right w:val="single" w:sz="4" w:space="0" w:color="CCCCCC"/>
-            </w:tcBorders>
-          </w:tcPr>
-          <w:p>
-            <w:pPr>
-              <w:spacing w:before="60" w:after="60" w:line="252" w:lineRule="auto"/>
-              <w:jc w:val="left"/>
-            </w:pPr>
-            <w:r/>
-            <w:r>
-              <w:t>London 15-19</w:t>
-            </w:r>
-          </w:p>
-        </w:tc>
-        <w:tc>
-          <w:tcPr>
-            <w:tcW w:type="dxa" w:w="1440"/>
-            <w:shd w:fill="F8FAFC"/>
-            <w:tcMar>
-              <w:top w:w="100" w:type="dxa"/>
-              <w:bottom w:w="100" w:type="dxa"/>
-              <w:left w:w="120" w:type="dxa"/>
-              <w:right w:w="120" w:type="dxa"/>
-            </w:tcMar>
-            <w:tcBorders>
-              <w:top w:val="single" w:sz="4" w:space="0" w:color="CCCCCC"/>
-              <w:bottom w:val="single" w:sz="4" w:space="0" w:color="CCCCCC"/>
-              <w:left w:val="single" w:sz="4" w:space="0" w:color="CCCCCC"/>
-              <w:right w:val="single" w:sz="4" w:space="0" w:color="CCCCCC"/>
-            </w:tcBorders>
-          </w:tcPr>
-          <w:p>
-            <w:pPr>
-              <w:spacing w:before="60" w:after="60" w:line="252" w:lineRule="auto"/>
-              <w:jc w:val="left"/>
-            </w:pPr>
-            <w:r/>
-            <w:r>
-              <w:t>727.50</w:t>
-            </w:r>
-          </w:p>
-        </w:tc>
-        <w:tc>
-          <w:tcPr>
-            <w:tcW w:type="dxa" w:w="2016"/>
-            <w:shd w:fill="F8FAFC"/>
-            <w:tcMar>
-              <w:top w:w="100" w:type="dxa"/>
-              <w:bottom w:w="100" w:type="dxa"/>
-              <w:left w:w="120" w:type="dxa"/>
-              <w:right w:w="120" w:type="dxa"/>
-            </w:tcMar>
-            <w:tcBorders>
-              <w:top w:val="single" w:sz="4" w:space="0" w:color="CCCCCC"/>
-              <w:bottom w:val="single" w:sz="4" w:space="0" w:color="CCCCCC"/>
-              <w:left w:val="single" w:sz="4" w:space="0" w:color="CCCCCC"/>
-              <w:right w:val="single" w:sz="4" w:space="0" w:color="CCCCCC"/>
-            </w:tcBorders>
-          </w:tcPr>
-          <w:p>
-            <w:pPr>
-              <w:spacing w:before="60" w:after="60" w:line="252" w:lineRule="auto"/>
-              <w:jc w:val="left"/>
-            </w:pPr>
-            <w:r/>
-            <w:r>
-              <w:t>734.50</w:t>
-            </w:r>
-          </w:p>
-        </w:tc>
-        <w:tc>
-          <w:tcPr>
-            <w:tcW w:type="dxa" w:w="1152"/>
-            <w:shd w:fill="F8FAFC"/>
-            <w:tcMar>
-              <w:top w:w="100" w:type="dxa"/>
-              <w:bottom w:w="100" w:type="dxa"/>
-              <w:left w:w="120" w:type="dxa"/>
-              <w:right w:w="120" w:type="dxa"/>
-            </w:tcMar>
-            <w:tcBorders>
-              <w:top w:val="single" w:sz="4" w:space="0" w:color="CCCCCC"/>
-              <w:bottom w:val="single" w:sz="4" w:space="0" w:color="CCCCCC"/>
-              <w:left w:val="single" w:sz="4" w:space="0" w:color="CCCCCC"/>
-              <w:right w:val="single" w:sz="4" w:space="0" w:color="CCCCCC"/>
-            </w:tcBorders>
-          </w:tcPr>
-          <w:p>
-            <w:pPr>
-              <w:spacing w:before="60" w:after="60" w:line="252" w:lineRule="auto"/>
-              <w:jc w:val="left"/>
-            </w:pPr>
-            <w:r/>
-            <w:r>
-              <w:t>714.00</w:t>
-            </w:r>
-          </w:p>
-        </w:tc>
-        <w:tc>
-          <w:tcPr>
-            <w:tcW w:type="dxa" w:w="1728"/>
-            <w:shd w:fill="F8FAFC"/>
-            <w:tcMar>
-              <w:top w:w="100" w:type="dxa"/>
-              <w:bottom w:w="100" w:type="dxa"/>
-              <w:left w:w="120" w:type="dxa"/>
-              <w:right w:w="120" w:type="dxa"/>
-            </w:tcMar>
-            <w:tcBorders>
-              <w:top w:val="single" w:sz="4" w:space="0" w:color="CCCCCC"/>
-              <w:bottom w:val="single" w:sz="4" w:space="0" w:color="CCCCCC"/>
-              <w:left w:val="single" w:sz="4" w:space="0" w:color="CCCCCC"/>
-              <w:right w:val="single" w:sz="4" w:space="0" w:color="CCCCCC"/>
-            </w:tcBorders>
-          </w:tcPr>
-          <w:p>
-            <w:pPr>
-              <w:spacing w:before="60" w:after="60" w:line="252" w:lineRule="auto"/>
-              <w:jc w:val="left"/>
-            </w:pPr>
-            <w:r/>
-            <w:r>
-              <w:rPr>
-                <w:b/>
-              </w:rPr>
-              <w:t>728.25</w:t>
-            </w:r>
-          </w:p>
-        </w:tc>
-        <w:tc>
-          <w:tcPr>
-            <w:tcW w:type="dxa" w:w="3456"/>
-            <w:shd w:fill="F8FAFC"/>
-            <w:tcMar>
-              <w:top w:w="100" w:type="dxa"/>
-              <w:bottom w:w="100" w:type="dxa"/>
-              <w:left w:w="120" w:type="dxa"/>
-              <w:right w:w="120" w:type="dxa"/>
-            </w:tcMar>
-            <w:tcBorders>
-              <w:top w:val="single" w:sz="4" w:space="0" w:color="CCCCCC"/>
-              <w:bottom w:val="single" w:sz="4" w:space="0" w:color="CCCCCC"/>
-              <w:left w:val="single" w:sz="4" w:space="0" w:color="CCCCCC"/>
-              <w:right w:val="single" w:sz="4" w:space="0" w:color="CCCCCC"/>
-            </w:tcBorders>
-          </w:tcPr>
-          <w:p>
-            <w:pPr>
-              <w:spacing w:before="60" w:after="60" w:line="252" w:lineRule="auto"/>
-              <w:jc w:val="left"/>
-            </w:pPr>
-            <w:r/>
-            <w:r>
-              <w:rPr>
-                <w:b/>
-              </w:rPr>
-              <w:t>+0.75</w:t>
-            </w:r>
-          </w:p>
-        </w:tc>
-        <w:tc>
-          <w:tcPr>
-            <w:tcW w:type="dxa" w:w="1440"/>
-            <w:shd w:fill="F8FAFC"/>
-            <w:tcMar>
-              <w:top w:w="100" w:type="dxa"/>
-              <w:bottom w:w="100" w:type="dxa"/>
-              <w:left w:w="120" w:type="dxa"/>
-              <w:right w:w="120" w:type="dxa"/>
-            </w:tcMar>
-            <w:tcBorders>
-              <w:top w:val="single" w:sz="4" w:space="0" w:color="CCCCCC"/>
-              <w:bottom w:val="single" w:sz="4" w:space="0" w:color="CCCCCC"/>
-              <w:left w:val="single" w:sz="4" w:space="0" w:color="CCCCCC"/>
-              <w:right w:val="single" w:sz="4" w:space="0" w:color="CCCCCC"/>
-            </w:tcBorders>
-          </w:tcPr>
-          <w:p>
-            <w:pPr>
-              <w:spacing w:before="60" w:after="60" w:line="252" w:lineRule="auto"/>
-              <w:jc w:val="left"/>
-            </w:pPr>
-            <w:r/>
-            <w:r>
-              <w:t>BULL</w:t>
-            </w:r>
-          </w:p>
-        </w:tc>
-      </w:tr>
-      <w:tr>
-        <w:tc>
-          <w:tcPr>
-            <w:tcW w:type="dxa" w:w="1584"/>
-            <w:shd w:fill="FFFFFF"/>
-            <w:tcMar>
-              <w:top w:w="100" w:type="dxa"/>
-              <w:bottom w:w="100" w:type="dxa"/>
-              <w:left w:w="120" w:type="dxa"/>
-              <w:right w:w="120" w:type="dxa"/>
-            </w:tcMar>
-            <w:tcBorders>
-              <w:top w:val="single" w:sz="4" w:space="0" w:color="CCCCCC"/>
-              <w:bottom w:val="single" w:sz="4" w:space="0" w:color="CCCCCC"/>
-              <w:left w:val="single" w:sz="4" w:space="0" w:color="CCCCCC"/>
-              <w:right w:val="single" w:sz="4" w:space="0" w:color="CCCCCC"/>
-            </w:tcBorders>
-          </w:tcPr>
-          <w:p>
-            <w:pPr>
-              <w:spacing w:before="60" w:after="60" w:line="252" w:lineRule="auto"/>
-              <w:jc w:val="left"/>
-            </w:pPr>
-            <w:r/>
-            <w:r>
-              <w:rPr>
-                <w:b/>
-              </w:rPr>
-              <w:t>Fri 25/09</w:t>
-            </w:r>
-          </w:p>
-        </w:tc>
-        <w:tc>
-          <w:tcPr>
-            <w:tcW w:type="dxa" w:w="864"/>
-            <w:shd w:fill="FFFFFF"/>
-            <w:tcMar>
-              <w:top w:w="100" w:type="dxa"/>
-              <w:bottom w:w="100" w:type="dxa"/>
-              <w:left w:w="120" w:type="dxa"/>
-              <w:right w:w="120" w:type="dxa"/>
-            </w:tcMar>
-            <w:tcBorders>
-              <w:top w:val="single" w:sz="4" w:space="0" w:color="CCCCCC"/>
-              <w:bottom w:val="single" w:sz="4" w:space="0" w:color="CCCCCC"/>
-              <w:left w:val="single" w:sz="4" w:space="0" w:color="CCCCCC"/>
-              <w:right w:val="single" w:sz="4" w:space="0" w:color="CCCCCC"/>
-            </w:tcBorders>
-          </w:tcPr>
-          <w:p>
-            <w:pPr>
-              <w:spacing w:before="60" w:after="60" w:line="252" w:lineRule="auto"/>
-              <w:jc w:val="left"/>
-            </w:pPr>
-            <w:r/>
-            <w:r>
-              <w:t>Pre-NY 19-21</w:t>
-            </w:r>
-          </w:p>
-        </w:tc>
-        <w:tc>
-          <w:tcPr>
-            <w:tcW w:type="dxa" w:w="1440"/>
-            <w:shd w:fill="FFFFFF"/>
-            <w:tcMar>
-              <w:top w:w="100" w:type="dxa"/>
-              <w:bottom w:w="100" w:type="dxa"/>
-              <w:left w:w="120" w:type="dxa"/>
-              <w:right w:w="120" w:type="dxa"/>
-            </w:tcMar>
-            <w:tcBorders>
-              <w:top w:val="single" w:sz="4" w:space="0" w:color="CCCCCC"/>
-              <w:bottom w:val="single" w:sz="4" w:space="0" w:color="CCCCCC"/>
-              <w:left w:val="single" w:sz="4" w:space="0" w:color="CCCCCC"/>
-              <w:right w:val="single" w:sz="4" w:space="0" w:color="CCCCCC"/>
-            </w:tcBorders>
-          </w:tcPr>
-          <w:p>
-            <w:pPr>
-              <w:spacing w:before="60" w:after="60" w:line="252" w:lineRule="auto"/>
-              <w:jc w:val="left"/>
-            </w:pPr>
-            <w:r/>
-            <w:r>
-              <w:t>728.25</w:t>
-            </w:r>
-          </w:p>
-        </w:tc>
-        <w:tc>
-          <w:tcPr>
-            <w:tcW w:type="dxa" w:w="2016"/>
-            <w:shd w:fill="FFFFFF"/>
-            <w:tcMar>
-              <w:top w:w="100" w:type="dxa"/>
-              <w:bottom w:w="100" w:type="dxa"/>
-              <w:left w:w="120" w:type="dxa"/>
-              <w:right w:w="120" w:type="dxa"/>
-            </w:tcMar>
-            <w:tcBorders>
-              <w:top w:val="single" w:sz="4" w:space="0" w:color="CCCCCC"/>
-              <w:bottom w:val="single" w:sz="4" w:space="0" w:color="CCCCCC"/>
-              <w:left w:val="single" w:sz="4" w:space="0" w:color="CCCCCC"/>
-              <w:right w:val="single" w:sz="4" w:space="0" w:color="CCCCCC"/>
-            </w:tcBorders>
-          </w:tcPr>
-          <w:p>
-            <w:pPr>
-              <w:spacing w:before="60" w:after="60" w:line="252" w:lineRule="auto"/>
-              <w:jc w:val="left"/>
-            </w:pPr>
-            <w:r/>
-            <w:r>
-              <w:t>737.50</w:t>
-            </w:r>
-          </w:p>
-        </w:tc>
-        <w:tc>
-          <w:tcPr>
-            <w:tcW w:type="dxa" w:w="1152"/>
-            <w:shd w:fill="FFFFFF"/>
-            <w:tcMar>
-              <w:top w:w="100" w:type="dxa"/>
-              <w:bottom w:w="100" w:type="dxa"/>
-              <w:left w:w="120" w:type="dxa"/>
-              <w:right w:w="120" w:type="dxa"/>
-            </w:tcMar>
-            <w:tcBorders>
-              <w:top w:val="single" w:sz="4" w:space="0" w:color="CCCCCC"/>
-              <w:bottom w:val="single" w:sz="4" w:space="0" w:color="CCCCCC"/>
-              <w:left w:val="single" w:sz="4" w:space="0" w:color="CCCCCC"/>
-              <w:right w:val="single" w:sz="4" w:space="0" w:color="CCCCCC"/>
-            </w:tcBorders>
-          </w:tcPr>
-          <w:p>
-            <w:pPr>
-              <w:spacing w:before="60" w:after="60" w:line="252" w:lineRule="auto"/>
-              <w:jc w:val="left"/>
-            </w:pPr>
-            <w:r/>
-            <w:r>
-              <w:t>721.00</w:t>
-            </w:r>
-          </w:p>
-        </w:tc>
-        <w:tc>
-          <w:tcPr>
-            <w:tcW w:type="dxa" w:w="1728"/>
-            <w:shd w:fill="FFFFFF"/>
-            <w:tcMar>
-              <w:top w:w="100" w:type="dxa"/>
-              <w:bottom w:w="100" w:type="dxa"/>
-              <w:left w:w="120" w:type="dxa"/>
-              <w:right w:w="120" w:type="dxa"/>
-            </w:tcMar>
-            <w:tcBorders>
-              <w:top w:val="single" w:sz="4" w:space="0" w:color="CCCCCC"/>
-              <w:bottom w:val="single" w:sz="4" w:space="0" w:color="CCCCCC"/>
-              <w:left w:val="single" w:sz="4" w:space="0" w:color="CCCCCC"/>
-              <w:right w:val="single" w:sz="4" w:space="0" w:color="CCCCCC"/>
-            </w:tcBorders>
-          </w:tcPr>
-          <w:p>
-            <w:pPr>
-              <w:spacing w:before="60" w:after="60" w:line="252" w:lineRule="auto"/>
-              <w:jc w:val="left"/>
-            </w:pPr>
-            <w:r/>
-            <w:r>
-              <w:rPr>
-                <w:b/>
-              </w:rPr>
-              <w:t>728.00</w:t>
-            </w:r>
-          </w:p>
-        </w:tc>
-        <w:tc>
-          <w:tcPr>
-            <w:tcW w:type="dxa" w:w="3456"/>
-            <w:shd w:fill="FFFFFF"/>
-            <w:tcMar>
-              <w:top w:w="100" w:type="dxa"/>
-              <w:bottom w:w="100" w:type="dxa"/>
-              <w:left w:w="120" w:type="dxa"/>
-              <w:right w:w="120" w:type="dxa"/>
-            </w:tcMar>
-            <w:tcBorders>
-              <w:top w:val="single" w:sz="4" w:space="0" w:color="CCCCCC"/>
-              <w:bottom w:val="single" w:sz="4" w:space="0" w:color="CCCCCC"/>
-              <w:left w:val="single" w:sz="4" w:space="0" w:color="CCCCCC"/>
-              <w:right w:val="single" w:sz="4" w:space="0" w:color="CCCCCC"/>
-            </w:tcBorders>
-          </w:tcPr>
-          <w:p>
-            <w:pPr>
-              <w:spacing w:before="60" w:after="60" w:line="252" w:lineRule="auto"/>
-              <w:jc w:val="left"/>
-            </w:pPr>
-            <w:r/>
-            <w:r>
-              <w:rPr>
-                <w:b/>
-              </w:rPr>
-              <w:t>-0.25</w:t>
-            </w:r>
-          </w:p>
-        </w:tc>
-        <w:tc>
-          <w:tcPr>
-            <w:tcW w:type="dxa" w:w="1440"/>
-            <w:shd w:fill="FFFFFF"/>
-            <w:tcMar>
-              <w:top w:w="100" w:type="dxa"/>
-              <w:bottom w:w="100" w:type="dxa"/>
-              <w:left w:w="120" w:type="dxa"/>
-              <w:right w:w="120" w:type="dxa"/>
-            </w:tcMar>
-            <w:tcBorders>
-              <w:top w:val="single" w:sz="4" w:space="0" w:color="CCCCCC"/>
-              <w:bottom w:val="single" w:sz="4" w:space="0" w:color="CCCCCC"/>
-              <w:left w:val="single" w:sz="4" w:space="0" w:color="CCCCCC"/>
-              <w:right w:val="single" w:sz="4" w:space="0" w:color="CCCCCC"/>
-            </w:tcBorders>
-          </w:tcPr>
-          <w:p>
-            <w:pPr>
-              <w:spacing w:before="60" w:after="60" w:line="252" w:lineRule="auto"/>
-              <w:jc w:val="left"/>
-            </w:pPr>
-            <w:r/>
-            <w:r>
-              <w:t>BEAR</w:t>
-            </w:r>
-          </w:p>
-        </w:tc>
-      </w:tr>
-      <w:tr>
-        <w:tc>
-          <w:tcPr>
-            <w:tcW w:type="dxa" w:w="1584"/>
-            <w:shd w:fill="F8FAFC"/>
-            <w:tcMar>
-              <w:top w:w="100" w:type="dxa"/>
-              <w:bottom w:w="100" w:type="dxa"/>
-              <w:left w:w="120" w:type="dxa"/>
-              <w:right w:w="120" w:type="dxa"/>
-            </w:tcMar>
-            <w:tcBorders>
-              <w:top w:val="single" w:sz="4" w:space="0" w:color="CCCCCC"/>
-              <w:bottom w:val="single" w:sz="4" w:space="0" w:color="CCCCCC"/>
-              <w:left w:val="single" w:sz="4" w:space="0" w:color="CCCCCC"/>
-              <w:right w:val="single" w:sz="4" w:space="0" w:color="CCCCCC"/>
-            </w:tcBorders>
-          </w:tcPr>
-          <w:p>
-            <w:pPr>
-              <w:spacing w:before="60" w:after="60" w:line="252" w:lineRule="auto"/>
-              <w:jc w:val="left"/>
-            </w:pPr>
-            <w:r/>
-            <w:r>
-              <w:rPr>
-                <w:b/>
-              </w:rPr>
-              <w:t>Fri 25/09</w:t>
-            </w:r>
-          </w:p>
-        </w:tc>
-        <w:tc>
-          <w:tcPr>
-            <w:tcW w:type="dxa" w:w="864"/>
-            <w:shd w:fill="F8FAFC"/>
-            <w:tcMar>
-              <w:top w:w="100" w:type="dxa"/>
-              <w:bottom w:w="100" w:type="dxa"/>
-              <w:left w:w="120" w:type="dxa"/>
-              <w:right w:w="120" w:type="dxa"/>
-            </w:tcMar>
-            <w:tcBorders>
-              <w:top w:val="single" w:sz="4" w:space="0" w:color="CCCCCC"/>
-              <w:bottom w:val="single" w:sz="4" w:space="0" w:color="CCCCCC"/>
-              <w:left w:val="single" w:sz="4" w:space="0" w:color="CCCCCC"/>
-              <w:right w:val="single" w:sz="4" w:space="0" w:color="CCCCCC"/>
-            </w:tcBorders>
-          </w:tcPr>
-          <w:p>
-            <w:pPr>
-              <w:spacing w:before="60" w:after="60" w:line="252" w:lineRule="auto"/>
-              <w:jc w:val="left"/>
-            </w:pPr>
-            <w:r/>
-            <w:r>
-              <w:t>NY Open 21-23</w:t>
-            </w:r>
-          </w:p>
-        </w:tc>
-        <w:tc>
-          <w:tcPr>
-            <w:tcW w:type="dxa" w:w="1440"/>
-            <w:shd w:fill="F8FAFC"/>
-            <w:tcMar>
-              <w:top w:w="100" w:type="dxa"/>
-              <w:bottom w:w="100" w:type="dxa"/>
-              <w:left w:w="120" w:type="dxa"/>
-              <w:right w:w="120" w:type="dxa"/>
-            </w:tcMar>
-            <w:tcBorders>
-              <w:top w:val="single" w:sz="4" w:space="0" w:color="CCCCCC"/>
-              <w:bottom w:val="single" w:sz="4" w:space="0" w:color="CCCCCC"/>
-              <w:left w:val="single" w:sz="4" w:space="0" w:color="CCCCCC"/>
-              <w:right w:val="single" w:sz="4" w:space="0" w:color="CCCCCC"/>
-            </w:tcBorders>
-          </w:tcPr>
-          <w:p>
-            <w:pPr>
-              <w:spacing w:before="60" w:after="60" w:line="252" w:lineRule="auto"/>
-              <w:jc w:val="left"/>
-            </w:pPr>
-            <w:r/>
-            <w:r>
-              <w:t>728.00</w:t>
-            </w:r>
-          </w:p>
-        </w:tc>
-        <w:tc>
-          <w:tcPr>
-            <w:tcW w:type="dxa" w:w="2016"/>
-            <w:shd w:fill="F8FAFC"/>
-            <w:tcMar>
-              <w:top w:w="100" w:type="dxa"/>
-              <w:bottom w:w="100" w:type="dxa"/>
-              <w:left w:w="120" w:type="dxa"/>
-              <w:right w:w="120" w:type="dxa"/>
-            </w:tcMar>
-            <w:tcBorders>
-              <w:top w:val="single" w:sz="4" w:space="0" w:color="CCCCCC"/>
-              <w:bottom w:val="single" w:sz="4" w:space="0" w:color="CCCCCC"/>
-              <w:left w:val="single" w:sz="4" w:space="0" w:color="CCCCCC"/>
-              <w:right w:val="single" w:sz="4" w:space="0" w:color="CCCCCC"/>
-            </w:tcBorders>
-          </w:tcPr>
-          <w:p>
-            <w:pPr>
-              <w:spacing w:before="60" w:after="60" w:line="252" w:lineRule="auto"/>
-              <w:jc w:val="left"/>
-            </w:pPr>
-            <w:r/>
-            <w:r>
-              <w:t>736.50</w:t>
-            </w:r>
-          </w:p>
-        </w:tc>
-        <w:tc>
-          <w:tcPr>
-            <w:tcW w:type="dxa" w:w="1152"/>
-            <w:shd w:fill="F8FAFC"/>
-            <w:tcMar>
-              <w:top w:w="100" w:type="dxa"/>
-              <w:bottom w:w="100" w:type="dxa"/>
-              <w:left w:w="120" w:type="dxa"/>
-              <w:right w:w="120" w:type="dxa"/>
-            </w:tcMar>
-            <w:tcBorders>
-              <w:top w:val="single" w:sz="4" w:space="0" w:color="CCCCCC"/>
-              <w:bottom w:val="single" w:sz="4" w:space="0" w:color="CCCCCC"/>
-              <w:left w:val="single" w:sz="4" w:space="0" w:color="CCCCCC"/>
-              <w:right w:val="single" w:sz="4" w:space="0" w:color="CCCCCC"/>
-            </w:tcBorders>
-          </w:tcPr>
-          <w:p>
-            <w:pPr>
-              <w:spacing w:before="60" w:after="60" w:line="252" w:lineRule="auto"/>
-              <w:jc w:val="left"/>
-            </w:pPr>
-            <w:r/>
-            <w:r>
-              <w:t>714.00</w:t>
-            </w:r>
-          </w:p>
-        </w:tc>
-        <w:tc>
-          <w:tcPr>
-            <w:tcW w:type="dxa" w:w="1728"/>
-            <w:shd w:fill="F8FAFC"/>
-            <w:tcMar>
-              <w:top w:w="100" w:type="dxa"/>
-              <w:bottom w:w="100" w:type="dxa"/>
-              <w:left w:w="120" w:type="dxa"/>
-              <w:right w:w="120" w:type="dxa"/>
-            </w:tcMar>
-            <w:tcBorders>
-              <w:top w:val="single" w:sz="4" w:space="0" w:color="CCCCCC"/>
-              <w:bottom w:val="single" w:sz="4" w:space="0" w:color="CCCCCC"/>
-              <w:left w:val="single" w:sz="4" w:space="0" w:color="CCCCCC"/>
-              <w:right w:val="single" w:sz="4" w:space="0" w:color="CCCCCC"/>
-            </w:tcBorders>
-          </w:tcPr>
-          <w:p>
-            <w:pPr>
-              <w:spacing w:before="60" w:after="60" w:line="252" w:lineRule="auto"/>
-              <w:jc w:val="left"/>
-            </w:pPr>
-            <w:r/>
-            <w:r>
-              <w:rPr>
-                <w:b/>
-              </w:rPr>
-              <w:t>729.75</w:t>
-            </w:r>
-          </w:p>
-        </w:tc>
-        <w:tc>
-          <w:tcPr>
-            <w:tcW w:type="dxa" w:w="3456"/>
-            <w:shd w:fill="F8FAFC"/>
-            <w:tcMar>
-              <w:top w:w="100" w:type="dxa"/>
-              <w:bottom w:w="100" w:type="dxa"/>
-              <w:left w:w="120" w:type="dxa"/>
-              <w:right w:w="120" w:type="dxa"/>
-            </w:tcMar>
-            <w:tcBorders>
-              <w:top w:val="single" w:sz="4" w:space="0" w:color="CCCCCC"/>
-              <w:bottom w:val="single" w:sz="4" w:space="0" w:color="CCCCCC"/>
-              <w:left w:val="single" w:sz="4" w:space="0" w:color="CCCCCC"/>
-              <w:right w:val="single" w:sz="4" w:space="0" w:color="CCCCCC"/>
-            </w:tcBorders>
-          </w:tcPr>
-          <w:p>
-            <w:pPr>
-              <w:spacing w:before="60" w:after="60" w:line="252" w:lineRule="auto"/>
-              <w:jc w:val="left"/>
-            </w:pPr>
-            <w:r/>
-            <w:r>
-              <w:rPr>
-                <w:b/>
-              </w:rPr>
-              <w:t>+1.75</w:t>
-            </w:r>
-          </w:p>
-        </w:tc>
-        <w:tc>
-          <w:tcPr>
-            <w:tcW w:type="dxa" w:w="1440"/>
-            <w:shd w:fill="F8FAFC"/>
-            <w:tcMar>
-              <w:top w:w="100" w:type="dxa"/>
-              <w:bottom w:w="100" w:type="dxa"/>
-              <w:left w:w="120" w:type="dxa"/>
-              <w:right w:w="120" w:type="dxa"/>
-            </w:tcMar>
-            <w:tcBorders>
-              <w:top w:val="single" w:sz="4" w:space="0" w:color="CCCCCC"/>
-              <w:bottom w:val="single" w:sz="4" w:space="0" w:color="CCCCCC"/>
-              <w:left w:val="single" w:sz="4" w:space="0" w:color="CCCCCC"/>
-              <w:right w:val="single" w:sz="4" w:space="0" w:color="CCCCCC"/>
-            </w:tcBorders>
-          </w:tcPr>
-          <w:p>
-            <w:pPr>
-              <w:spacing w:before="60" w:after="60" w:line="252" w:lineRule="auto"/>
-              <w:jc w:val="left"/>
-            </w:pPr>
-            <w:r/>
-            <w:r>
-              <w:t>BULL</w:t>
-            </w:r>
-          </w:p>
-        </w:tc>
-      </w:tr>
-      <w:tr>
-        <w:tc>
-          <w:tcPr>
-            <w:tcW w:type="dxa" w:w="1584"/>
-            <w:shd w:fill="FFFFFF"/>
-            <w:tcMar>
-              <w:top w:w="100" w:type="dxa"/>
-              <w:bottom w:w="100" w:type="dxa"/>
-              <w:left w:w="120" w:type="dxa"/>
-              <w:right w:w="120" w:type="dxa"/>
-            </w:tcMar>
-            <w:tcBorders>
-              <w:top w:val="single" w:sz="4" w:space="0" w:color="CCCCCC"/>
-              <w:bottom w:val="single" w:sz="4" w:space="0" w:color="CCCCCC"/>
-              <w:left w:val="single" w:sz="4" w:space="0" w:color="CCCCCC"/>
-              <w:right w:val="single" w:sz="4" w:space="0" w:color="CCCCCC"/>
-            </w:tcBorders>
-          </w:tcPr>
-          <w:p>
-            <w:pPr>
-              <w:spacing w:before="60" w:after="60" w:line="252" w:lineRule="auto"/>
-              <w:jc w:val="left"/>
-            </w:pPr>
-            <w:r/>
-            <w:r>
-              <w:rPr>
-                <w:b/>
-              </w:rPr>
-              <w:t>Fri 25/09</w:t>
-            </w:r>
-          </w:p>
-        </w:tc>
-        <w:tc>
-          <w:tcPr>
-            <w:tcW w:type="dxa" w:w="864"/>
-            <w:shd w:fill="FFFFFF"/>
-            <w:tcMar>
-              <w:top w:w="100" w:type="dxa"/>
-              <w:bottom w:w="100" w:type="dxa"/>
-              <w:left w:w="120" w:type="dxa"/>
-              <w:right w:w="120" w:type="dxa"/>
-            </w:tcMar>
-            <w:tcBorders>
-              <w:top w:val="single" w:sz="4" w:space="0" w:color="CCCCCC"/>
-              <w:bottom w:val="single" w:sz="4" w:space="0" w:color="CCCCCC"/>
-              <w:left w:val="single" w:sz="4" w:space="0" w:color="CCCCCC"/>
-              <w:right w:val="single" w:sz="4" w:space="0" w:color="CCCCCC"/>
-            </w:tcBorders>
-          </w:tcPr>
-          <w:p>
-            <w:pPr>
-              <w:spacing w:before="60" w:after="60" w:line="252" w:lineRule="auto"/>
-              <w:jc w:val="left"/>
-            </w:pPr>
-            <w:r/>
-            <w:r>
-              <w:t>NY Close 23-01</w:t>
-            </w:r>
-          </w:p>
-        </w:tc>
-        <w:tc>
-          <w:tcPr>
-            <w:tcW w:type="dxa" w:w="1440"/>
-            <w:shd w:fill="FFFFFF"/>
-            <w:tcMar>
-              <w:top w:w="100" w:type="dxa"/>
-              <w:bottom w:w="100" w:type="dxa"/>
-              <w:left w:w="120" w:type="dxa"/>
-              <w:right w:w="120" w:type="dxa"/>
-            </w:tcMar>
-            <w:tcBorders>
-              <w:top w:val="single" w:sz="4" w:space="0" w:color="CCCCCC"/>
-              <w:bottom w:val="single" w:sz="4" w:space="0" w:color="CCCCCC"/>
-              <w:left w:val="single" w:sz="4" w:space="0" w:color="CCCCCC"/>
-              <w:right w:val="single" w:sz="4" w:space="0" w:color="CCCCCC"/>
-            </w:tcBorders>
-          </w:tcPr>
-          <w:p>
-            <w:pPr>
-              <w:spacing w:before="60" w:after="60" w:line="252" w:lineRule="auto"/>
-              <w:jc w:val="left"/>
-            </w:pPr>
-            <w:r/>
-            <w:r>
-              <w:t>729.75</w:t>
-            </w:r>
-          </w:p>
-        </w:tc>
-        <w:tc>
-          <w:tcPr>
-            <w:tcW w:type="dxa" w:w="2016"/>
-            <w:shd w:fill="FFFFFF"/>
-            <w:tcMar>
-              <w:top w:w="100" w:type="dxa"/>
-              <w:bottom w:w="100" w:type="dxa"/>
-              <w:left w:w="120" w:type="dxa"/>
-              <w:right w:w="120" w:type="dxa"/>
-            </w:tcMar>
-            <w:tcBorders>
-              <w:top w:val="single" w:sz="4" w:space="0" w:color="CCCCCC"/>
-              <w:bottom w:val="single" w:sz="4" w:space="0" w:color="CCCCCC"/>
-              <w:left w:val="single" w:sz="4" w:space="0" w:color="CCCCCC"/>
-              <w:right w:val="single" w:sz="4" w:space="0" w:color="CCCCCC"/>
-            </w:tcBorders>
-          </w:tcPr>
-          <w:p>
-            <w:pPr>
-              <w:spacing w:before="60" w:after="60" w:line="252" w:lineRule="auto"/>
-              <w:jc w:val="left"/>
-            </w:pPr>
-            <w:r/>
-            <w:r>
-              <w:t>736.00</w:t>
-            </w:r>
-          </w:p>
-        </w:tc>
-        <w:tc>
-          <w:tcPr>
-            <w:tcW w:type="dxa" w:w="1152"/>
-            <w:shd w:fill="FFFFFF"/>
-            <w:tcMar>
-              <w:top w:w="100" w:type="dxa"/>
-              <w:bottom w:w="100" w:type="dxa"/>
-              <w:left w:w="120" w:type="dxa"/>
-              <w:right w:w="120" w:type="dxa"/>
-            </w:tcMar>
-            <w:tcBorders>
-              <w:top w:val="single" w:sz="4" w:space="0" w:color="CCCCCC"/>
-              <w:bottom w:val="single" w:sz="4" w:space="0" w:color="CCCCCC"/>
-              <w:left w:val="single" w:sz="4" w:space="0" w:color="CCCCCC"/>
-              <w:right w:val="single" w:sz="4" w:space="0" w:color="CCCCCC"/>
-            </w:tcBorders>
-          </w:tcPr>
-          <w:p>
-            <w:pPr>
-              <w:spacing w:before="60" w:after="60" w:line="252" w:lineRule="auto"/>
-              <w:jc w:val="left"/>
-            </w:pPr>
-            <w:r/>
-            <w:r>
-              <w:t>723.25</w:t>
-            </w:r>
-          </w:p>
-        </w:tc>
-        <w:tc>
-          <w:tcPr>
-            <w:tcW w:type="dxa" w:w="1728"/>
-            <w:shd w:fill="FFFFFF"/>
-            <w:tcMar>
-              <w:top w:w="100" w:type="dxa"/>
-              <w:bottom w:w="100" w:type="dxa"/>
-              <w:left w:w="120" w:type="dxa"/>
-              <w:right w:w="120" w:type="dxa"/>
-            </w:tcMar>
-            <w:tcBorders>
-              <w:top w:val="single" w:sz="4" w:space="0" w:color="CCCCCC"/>
-              <w:bottom w:val="single" w:sz="4" w:space="0" w:color="CCCCCC"/>
-              <w:left w:val="single" w:sz="4" w:space="0" w:color="CCCCCC"/>
-              <w:right w:val="single" w:sz="4" w:space="0" w:color="CCCCCC"/>
-            </w:tcBorders>
-          </w:tcPr>
-          <w:p>
-            <w:pPr>
-              <w:spacing w:before="60" w:after="60" w:line="252" w:lineRule="auto"/>
-              <w:jc w:val="left"/>
-            </w:pPr>
-            <w:r/>
-            <w:r>
-              <w:rPr>
-                <w:b/>
-              </w:rPr>
-              <w:t>729.00</w:t>
+              <w:t>728.75</w:t>
             </w:r>
           </w:p>
         </w:tc>
